--- a/site/downloads/handbook-B13.docx
+++ b/site/downloads/handbook-B13.docx
@@ -1578,7 +1578,40 @@
           <w:b w:val="0"/>
           <w:i w:val="0"/>
         </w:rPr>
-        <w:t>Starter code:</w:t>
+        <w:t>Your code must pass these checks:</w:t>
+      </w:r>
+    </w:p>
+    <w:p>
+      <w:pPr>
+        <w:pStyle w:val="ListBullet"/>
+      </w:pPr>
+      <w:r>
+        <w:rPr>
+          <w:b w:val="0"/>
+          <w:i w:val="0"/>
+        </w:rPr>
+        <w:t>X changed. Shuffle a copy, for example with X.assign(...).</w:t>
+      </w:r>
+    </w:p>
+    <w:p>
+      <w:pPr>
+        <w:pStyle w:val="ListBullet"/>
+      </w:pPr>
+      <w:r>
+        <w:rPr>
+          <w:b w:val="0"/>
+          <w:i w:val="0"/>
+        </w:rPr>
+        <w:t>Shuffle with rng.permutation each repeat, and average base AUC minus shuffled AUC.</w:t>
+      </w:r>
+    </w:p>
+    <w:p>
+      <w:r>
+        <w:rPr>
+          <w:b w:val="0"/>
+          <w:i w:val="0"/>
+        </w:rPr>
+        <w:t>Shape of the answer. The reference solution defines these names. Write the bodies yourself.</w:t>
       </w:r>
     </w:p>
     <w:tbl>
@@ -1616,7 +1649,7 @@
                 <w:b w:val="0"/>
                 <w:sz w:val="16"/>
               </w:rPr>
-              <w:t>import numpy as np</w:t>
+              <w:t># Mean fall in ROC AUC when col is shuffled.</w:t>
             </w:r>
           </w:p>
           <w:p>
@@ -1639,7 +1672,7 @@
                 <w:b w:val="0"/>
                 <w:sz w:val="16"/>
               </w:rPr>
-              <w:t xml:space="preserve"> </w:t>
+              <w:t>def permutation_drop(</w:t>
             </w:r>
           </w:p>
           <w:p>
@@ -1662,7 +1695,7 @@
                 <w:b w:val="0"/>
                 <w:sz w:val="16"/>
               </w:rPr>
-              <w:t xml:space="preserve"> </w:t>
+              <w:t xml:space="preserve">    model: ClassifierMixin,</w:t>
             </w:r>
           </w:p>
           <w:p>
@@ -1685,7 +1718,7 @@
                 <w:b w:val="0"/>
                 <w:sz w:val="16"/>
               </w:rPr>
-              <w:t>def permutation_drop(model, X, y, col, rng, n_repeats):</w:t>
+              <w:t xml:space="preserve">    X: pd.DataFrame,</w:t>
             </w:r>
           </w:p>
           <w:p>
@@ -1708,7 +1741,99 @@
                 <w:b w:val="0"/>
                 <w:sz w:val="16"/>
               </w:rPr>
-              <w:t xml:space="preserve">    return float(model.coef_[0][list(X.columns).index(col)])</w:t>
+              <w:t xml:space="preserve">    y: pd.Series,</w:t>
+            </w:r>
+          </w:p>
+          <w:p>
+            <w:pPr>
+              <w:spacing w:before="0" w:after="0" w:line="240" w:lineRule="auto"/>
+              <w:ind w:left="567" w:hanging="567"/>
+            </w:pPr>
+            <w:r>
+              <w:rPr>
+                <w:rFonts w:ascii="Consolas" w:hAnsi="Consolas" w:eastAsia="Consolas"/>
+                <w:b w:val="0"/>
+                <w:color w:val="5B6875"/>
+                <w:sz w:val="16"/>
+              </w:rPr>
+              <w:t xml:space="preserve">   6  </w:t>
+            </w:r>
+            <w:r>
+              <w:rPr>
+                <w:rFonts w:ascii="Consolas" w:hAnsi="Consolas" w:eastAsia="Consolas"/>
+                <w:b w:val="0"/>
+                <w:sz w:val="16"/>
+              </w:rPr>
+              <w:t xml:space="preserve">    col: str,</w:t>
+            </w:r>
+          </w:p>
+          <w:p>
+            <w:pPr>
+              <w:spacing w:before="0" w:after="0" w:line="240" w:lineRule="auto"/>
+              <w:ind w:left="567" w:hanging="567"/>
+            </w:pPr>
+            <w:r>
+              <w:rPr>
+                <w:rFonts w:ascii="Consolas" w:hAnsi="Consolas" w:eastAsia="Consolas"/>
+                <w:b w:val="0"/>
+                <w:color w:val="5B6875"/>
+                <w:sz w:val="16"/>
+              </w:rPr>
+              <w:t xml:space="preserve">   7  </w:t>
+            </w:r>
+            <w:r>
+              <w:rPr>
+                <w:rFonts w:ascii="Consolas" w:hAnsi="Consolas" w:eastAsia="Consolas"/>
+                <w:b w:val="0"/>
+                <w:sz w:val="16"/>
+              </w:rPr>
+              <w:t xml:space="preserve">    rng: np.random.Generator,</w:t>
+            </w:r>
+          </w:p>
+          <w:p>
+            <w:pPr>
+              <w:spacing w:before="0" w:after="0" w:line="240" w:lineRule="auto"/>
+              <w:ind w:left="567" w:hanging="567"/>
+            </w:pPr>
+            <w:r>
+              <w:rPr>
+                <w:rFonts w:ascii="Consolas" w:hAnsi="Consolas" w:eastAsia="Consolas"/>
+                <w:b w:val="0"/>
+                <w:color w:val="5B6875"/>
+                <w:sz w:val="16"/>
+              </w:rPr>
+              <w:t xml:space="preserve">   8  </w:t>
+            </w:r>
+            <w:r>
+              <w:rPr>
+                <w:rFonts w:ascii="Consolas" w:hAnsi="Consolas" w:eastAsia="Consolas"/>
+                <w:b w:val="0"/>
+                <w:sz w:val="16"/>
+              </w:rPr>
+              <w:t xml:space="preserve">    n_repeats: int,</w:t>
+            </w:r>
+          </w:p>
+          <w:p>
+            <w:pPr>
+              <w:spacing w:before="0" w:after="0" w:line="240" w:lineRule="auto"/>
+              <w:ind w:left="567" w:hanging="567"/>
+            </w:pPr>
+            <w:r>
+              <w:rPr>
+                <w:rFonts w:ascii="Consolas" w:hAnsi="Consolas" w:eastAsia="Consolas"/>
+                <w:b w:val="0"/>
+                <w:color w:val="5B6875"/>
+                <w:sz w:val="16"/>
+              </w:rPr>
+              <w:t xml:space="preserve">   9  </w:t>
+            </w:r>
+            <w:r>
+              <w:rPr>
+                <w:rFonts w:ascii="Consolas" w:hAnsi="Consolas" w:eastAsia="Consolas"/>
+                <w:b w:val="0"/>
+                <w:sz w:val="16"/>
+              </w:rPr>
+              <w:t>) -&gt; float: ...</w:t>
             </w:r>
           </w:p>
         </w:tc>
@@ -1716,161 +1841,12 @@
     </w:tbl>
     <w:p/>
     <w:p>
-      <w:pPr>
-        <w:pStyle w:val="Heading5"/>
-      </w:pPr>
-      <w:r>
-        <w:t>Exercise 5. Architecture design (level 4)</w:t>
-      </w:r>
-    </w:p>
-    <w:p>
-      <w:r>
-        <w:rPr>
-          <w:b w:val="0"/>
-          <w:i w:val="0"/>
-        </w:rPr>
-        <w:t>A client asks for "the top drivers of churn" from your model. Choose what to deliver.</w:t>
-      </w:r>
-    </w:p>
-    <w:p>
-      <w:r>
-        <w:rPr>
-          <w:b w:val="0"/>
-          <w:i w:val="0"/>
-        </w:rPr>
-        <w:t>Options: Permutation importance on the test set, with the reported metric, feature_importances_ from training.</w:t>
-      </w:r>
-    </w:p>
-    <w:p>
-      <w:pPr>
-        <w:pStyle w:val="ListNumber"/>
-      </w:pPr>
-      <w:r>
-        <w:rPr>
-          <w:b w:val="0"/>
-          <w:i w:val="0"/>
-        </w:rPr>
-        <w:t>Importance method</w:t>
-      </w:r>
-    </w:p>
-    <w:p>
-      <w:pPr>
-        <w:pStyle w:val="ListNumber"/>
-      </w:pPr>
-      <w:r>
-        <w:rPr>
-          <w:b w:val="0"/>
-          <w:i w:val="0"/>
-        </w:rPr>
-        <w:t>tenure_months and contract_start_year are 0.97 correlated</w:t>
-      </w:r>
-    </w:p>
-    <w:p>
-      <w:pPr>
-        <w:pStyle w:val="ListNumber"/>
-      </w:pPr>
-      <w:r>
-        <w:rPr>
-          <w:b w:val="0"/>
-          <w:i w:val="0"/>
-        </w:rPr>
-        <w:t>Wording on the slide</w:t>
-      </w:r>
-    </w:p>
-    <w:p>
-      <w:pPr>
-        <w:pStyle w:val="Heading4"/>
-      </w:pPr>
-      <w:r>
-        <w:t>Sources</w:t>
-      </w:r>
-    </w:p>
-    <w:p>
-      <w:pPr>
-        <w:pStyle w:val="ListBullet"/>
-      </w:pPr>
-      <w:r>
-        <w:rPr>
-          <w:b w:val="0"/>
-          <w:i w:val="0"/>
-        </w:rPr>
-        <w:t>A random ID with 3,000 values got impurity importance 0.335 and permutation importance (ROC AUC, test) 0.004 in a 200-tree random forest. (verified: Run with scikit-learn 1.9.1 in this repository (random_state=0).)</w:t>
-      </w:r>
-    </w:p>
-    <w:p>
-      <w:pPr>
-        <w:pStyle w:val="Heading3"/>
-      </w:pPr>
-      <w:r>
-        <w:t>B13-L2 SHAP values, and what they do not tell you</w:t>
-      </w:r>
-    </w:p>
-    <w:p>
-      <w:pPr>
-        <w:pStyle w:val="Heading4"/>
-      </w:pPr>
-      <w:r>
-        <w:t>Concept</w:t>
-      </w:r>
-    </w:p>
-    <w:p>
-      <w:r>
-        <w:rPr>
-          <w:b w:val="0"/>
-          <w:i w:val="0"/>
-        </w:rPr>
-        <w:t xml:space="preserve">Permutation importance (lesson B13-L1) ranks features for the whole model. </w:t>
-      </w:r>
-      <w:r>
-        <w:rPr>
-          <w:b/>
-          <w:i w:val="0"/>
-        </w:rPr>
-        <w:t>SHAP values</w:t>
-      </w:r>
-      <w:r>
-        <w:rPr>
-          <w:b w:val="0"/>
-          <w:i w:val="0"/>
-        </w:rPr>
-        <w:t xml:space="preserve"> explain </w:t>
-      </w:r>
-      <w:r>
-        <w:rPr>
-          <w:b/>
-          <w:i w:val="0"/>
-        </w:rPr>
-        <w:t>one prediction</w:t>
-      </w:r>
-      <w:r>
-        <w:rPr>
-          <w:b w:val="0"/>
-          <w:i w:val="0"/>
-        </w:rPr>
-        <w:t>: how much each feature pushed this customer's score up or down from a baseline.</w:t>
-      </w:r>
-    </w:p>
-    <w:p>
-      <w:r>
-        <w:rPr>
-          <w:b w:val="0"/>
-          <w:i w:val="0"/>
-        </w:rPr>
-        <w:t xml:space="preserve">For one row, SHAP values are </w:t>
-      </w:r>
-      <w:r>
-        <w:rPr>
-          <w:b/>
-          <w:i w:val="0"/>
-        </w:rPr>
-        <w:t>additive</w:t>
-      </w:r>
-      <w:r>
-        <w:rPr>
-          <w:b w:val="0"/>
-          <w:i w:val="0"/>
-        </w:rPr>
-        <w:t>:</w:t>
+      <w:r>
+        <w:rPr>
+          <w:b w:val="0"/>
+          <w:i w:val="0"/>
+        </w:rPr>
+        <w:t>Starter code:</w:t>
       </w:r>
     </w:p>
     <w:tbl>
@@ -1908,7 +1884,99 @@
                 <w:b w:val="0"/>
                 <w:sz w:val="16"/>
               </w:rPr>
-              <w:t>prediction = base_value + sum of the row's SHAP values</w:t>
+              <w:t>import numpy as np</w:t>
+            </w:r>
+          </w:p>
+          <w:p>
+            <w:pPr>
+              <w:spacing w:before="0" w:after="0" w:line="240" w:lineRule="auto"/>
+              <w:ind w:left="567" w:hanging="567"/>
+            </w:pPr>
+            <w:r>
+              <w:rPr>
+                <w:rFonts w:ascii="Consolas" w:hAnsi="Consolas" w:eastAsia="Consolas"/>
+                <w:b w:val="0"/>
+                <w:color w:val="5B6875"/>
+                <w:sz w:val="16"/>
+              </w:rPr>
+              <w:t xml:space="preserve">   2  </w:t>
+            </w:r>
+            <w:r>
+              <w:rPr>
+                <w:rFonts w:ascii="Consolas" w:hAnsi="Consolas" w:eastAsia="Consolas"/>
+                <w:b w:val="0"/>
+                <w:sz w:val="16"/>
+              </w:rPr>
+              <w:t xml:space="preserve"> </w:t>
+            </w:r>
+          </w:p>
+          <w:p>
+            <w:pPr>
+              <w:spacing w:before="0" w:after="0" w:line="240" w:lineRule="auto"/>
+              <w:ind w:left="567" w:hanging="567"/>
+            </w:pPr>
+            <w:r>
+              <w:rPr>
+                <w:rFonts w:ascii="Consolas" w:hAnsi="Consolas" w:eastAsia="Consolas"/>
+                <w:b w:val="0"/>
+                <w:color w:val="5B6875"/>
+                <w:sz w:val="16"/>
+              </w:rPr>
+              <w:t xml:space="preserve">   3  </w:t>
+            </w:r>
+            <w:r>
+              <w:rPr>
+                <w:rFonts w:ascii="Consolas" w:hAnsi="Consolas" w:eastAsia="Consolas"/>
+                <w:b w:val="0"/>
+                <w:sz w:val="16"/>
+              </w:rPr>
+              <w:t xml:space="preserve"> </w:t>
+            </w:r>
+          </w:p>
+          <w:p>
+            <w:pPr>
+              <w:spacing w:before="0" w:after="0" w:line="240" w:lineRule="auto"/>
+              <w:ind w:left="567" w:hanging="567"/>
+            </w:pPr>
+            <w:r>
+              <w:rPr>
+                <w:rFonts w:ascii="Consolas" w:hAnsi="Consolas" w:eastAsia="Consolas"/>
+                <w:b w:val="0"/>
+                <w:color w:val="5B6875"/>
+                <w:sz w:val="16"/>
+              </w:rPr>
+              <w:t xml:space="preserve">   4  </w:t>
+            </w:r>
+            <w:r>
+              <w:rPr>
+                <w:rFonts w:ascii="Consolas" w:hAnsi="Consolas" w:eastAsia="Consolas"/>
+                <w:b w:val="0"/>
+                <w:sz w:val="16"/>
+              </w:rPr>
+              <w:t>def permutation_drop(model, X, y, col, rng, n_repeats):</w:t>
+            </w:r>
+          </w:p>
+          <w:p>
+            <w:pPr>
+              <w:spacing w:before="0" w:after="0" w:line="240" w:lineRule="auto"/>
+              <w:ind w:left="567" w:hanging="567"/>
+            </w:pPr>
+            <w:r>
+              <w:rPr>
+                <w:rFonts w:ascii="Consolas" w:hAnsi="Consolas" w:eastAsia="Consolas"/>
+                <w:b w:val="0"/>
+                <w:color w:val="5B6875"/>
+                <w:sz w:val="16"/>
+              </w:rPr>
+              <w:t xml:space="preserve">   5  </w:t>
+            </w:r>
+            <w:r>
+              <w:rPr>
+                <w:rFonts w:ascii="Consolas" w:hAnsi="Consolas" w:eastAsia="Consolas"/>
+                <w:b w:val="0"/>
+                <w:sz w:val="16"/>
+              </w:rPr>
+              <w:t xml:space="preserve">    return float(model.coef_[0][list(X.columns).index(col)])</w:t>
             </w:r>
           </w:p>
         </w:tc>
@@ -1916,12 +1984,161 @@
     </w:tbl>
     <w:p/>
     <w:p>
-      <w:r>
-        <w:rPr>
-          <w:b w:val="0"/>
-          <w:i w:val="0"/>
-        </w:rPr>
-        <w:t>The base value is the model's average output over the background data. In shap 0.51:</w:t>
+      <w:pPr>
+        <w:pStyle w:val="Heading5"/>
+      </w:pPr>
+      <w:r>
+        <w:t>Exercise 5. Architecture design (level 4)</w:t>
+      </w:r>
+    </w:p>
+    <w:p>
+      <w:r>
+        <w:rPr>
+          <w:b w:val="0"/>
+          <w:i w:val="0"/>
+        </w:rPr>
+        <w:t>A client asks for "the top drivers of churn" from your model. Choose what to deliver.</w:t>
+      </w:r>
+    </w:p>
+    <w:p>
+      <w:r>
+        <w:rPr>
+          <w:b w:val="0"/>
+          <w:i w:val="0"/>
+        </w:rPr>
+        <w:t>Options: Permutation importance on the test set, with the reported metric, feature_importances_ from training.</w:t>
+      </w:r>
+    </w:p>
+    <w:p>
+      <w:pPr>
+        <w:pStyle w:val="ListNumber"/>
+      </w:pPr>
+      <w:r>
+        <w:rPr>
+          <w:b w:val="0"/>
+          <w:i w:val="0"/>
+        </w:rPr>
+        <w:t>Importance method</w:t>
+      </w:r>
+    </w:p>
+    <w:p>
+      <w:pPr>
+        <w:pStyle w:val="ListNumber"/>
+      </w:pPr>
+      <w:r>
+        <w:rPr>
+          <w:b w:val="0"/>
+          <w:i w:val="0"/>
+        </w:rPr>
+        <w:t>tenure_months and contract_start_year are 0.97 correlated</w:t>
+      </w:r>
+    </w:p>
+    <w:p>
+      <w:pPr>
+        <w:pStyle w:val="ListNumber"/>
+      </w:pPr>
+      <w:r>
+        <w:rPr>
+          <w:b w:val="0"/>
+          <w:i w:val="0"/>
+        </w:rPr>
+        <w:t>Wording on the slide</w:t>
+      </w:r>
+    </w:p>
+    <w:p>
+      <w:pPr>
+        <w:pStyle w:val="Heading4"/>
+      </w:pPr>
+      <w:r>
+        <w:t>Sources</w:t>
+      </w:r>
+    </w:p>
+    <w:p>
+      <w:pPr>
+        <w:pStyle w:val="ListBullet"/>
+      </w:pPr>
+      <w:r>
+        <w:rPr>
+          <w:b w:val="0"/>
+          <w:i w:val="0"/>
+        </w:rPr>
+        <w:t>A random ID with 3,000 values got impurity importance 0.335 and permutation importance (ROC AUC, test) 0.004 in a 200-tree random forest. (verified: Run with scikit-learn 1.9.1 in this repository (random_state=0).)</w:t>
+      </w:r>
+    </w:p>
+    <w:p>
+      <w:pPr>
+        <w:pStyle w:val="Heading3"/>
+      </w:pPr>
+      <w:r>
+        <w:t>B13-L2 SHAP values, and what they do not tell you</w:t>
+      </w:r>
+    </w:p>
+    <w:p>
+      <w:pPr>
+        <w:pStyle w:val="Heading4"/>
+      </w:pPr>
+      <w:r>
+        <w:t>Concept</w:t>
+      </w:r>
+    </w:p>
+    <w:p>
+      <w:r>
+        <w:rPr>
+          <w:b w:val="0"/>
+          <w:i w:val="0"/>
+        </w:rPr>
+        <w:t xml:space="preserve">Permutation importance (lesson B13-L1) ranks features for the whole model. </w:t>
+      </w:r>
+      <w:r>
+        <w:rPr>
+          <w:b/>
+          <w:i w:val="0"/>
+        </w:rPr>
+        <w:t>SHAP values</w:t>
+      </w:r>
+      <w:r>
+        <w:rPr>
+          <w:b w:val="0"/>
+          <w:i w:val="0"/>
+        </w:rPr>
+        <w:t xml:space="preserve"> explain </w:t>
+      </w:r>
+      <w:r>
+        <w:rPr>
+          <w:b/>
+          <w:i w:val="0"/>
+        </w:rPr>
+        <w:t>one prediction</w:t>
+      </w:r>
+      <w:r>
+        <w:rPr>
+          <w:b w:val="0"/>
+          <w:i w:val="0"/>
+        </w:rPr>
+        <w:t>: how much each feature pushed this customer's score up or down from a baseline.</w:t>
+      </w:r>
+    </w:p>
+    <w:p>
+      <w:r>
+        <w:rPr>
+          <w:b w:val="0"/>
+          <w:i w:val="0"/>
+        </w:rPr>
+        <w:t xml:space="preserve">For one row, SHAP values are </w:t>
+      </w:r>
+      <w:r>
+        <w:rPr>
+          <w:b/>
+          <w:i w:val="0"/>
+        </w:rPr>
+        <w:t>additive</w:t>
+      </w:r>
+      <w:r>
+        <w:rPr>
+          <w:b w:val="0"/>
+          <w:i w:val="0"/>
+        </w:rPr>
+        <w:t>:</w:t>
       </w:r>
     </w:p>
     <w:tbl>
@@ -1959,76 +2176,7 @@
                 <w:b w:val="0"/>
                 <w:sz w:val="16"/>
               </w:rPr>
-              <w:t>import shap</w:t>
-            </w:r>
-          </w:p>
-          <w:p>
-            <w:pPr>
-              <w:spacing w:before="0" w:after="0" w:line="240" w:lineRule="auto"/>
-              <w:ind w:left="567" w:hanging="567"/>
-            </w:pPr>
-            <w:r>
-              <w:rPr>
-                <w:rFonts w:ascii="Consolas" w:hAnsi="Consolas" w:eastAsia="Consolas"/>
-                <w:b w:val="0"/>
-                <w:color w:val="5B6875"/>
-                <w:sz w:val="16"/>
-              </w:rPr>
-              <w:t xml:space="preserve">   2  </w:t>
-            </w:r>
-            <w:r>
-              <w:rPr>
-                <w:rFonts w:ascii="Consolas" w:hAnsi="Consolas" w:eastAsia="Consolas"/>
-                <w:b w:val="0"/>
-                <w:sz w:val="16"/>
-              </w:rPr>
-              <w:t>explainer = shap.TreeExplainer(model)</w:t>
-            </w:r>
-          </w:p>
-          <w:p>
-            <w:pPr>
-              <w:spacing w:before="0" w:after="0" w:line="240" w:lineRule="auto"/>
-              <w:ind w:left="567" w:hanging="567"/>
-            </w:pPr>
-            <w:r>
-              <w:rPr>
-                <w:rFonts w:ascii="Consolas" w:hAnsi="Consolas" w:eastAsia="Consolas"/>
-                <w:b w:val="0"/>
-                <w:color w:val="5B6875"/>
-                <w:sz w:val="16"/>
-              </w:rPr>
-              <w:t xml:space="preserve">   3  </w:t>
-            </w:r>
-            <w:r>
-              <w:rPr>
-                <w:rFonts w:ascii="Consolas" w:hAnsi="Consolas" w:eastAsia="Consolas"/>
-                <w:b w:val="0"/>
-                <w:sz w:val="16"/>
-              </w:rPr>
-              <w:t>explanation = explainer(X_test)          # shap.Explanation</w:t>
-            </w:r>
-          </w:p>
-          <w:p>
-            <w:pPr>
-              <w:spacing w:before="0" w:after="0" w:line="240" w:lineRule="auto"/>
-              <w:ind w:left="567" w:hanging="567"/>
-            </w:pPr>
-            <w:r>
-              <w:rPr>
-                <w:rFonts w:ascii="Consolas" w:hAnsi="Consolas" w:eastAsia="Consolas"/>
-                <w:b w:val="0"/>
-                <w:color w:val="5B6875"/>
-                <w:sz w:val="16"/>
-              </w:rPr>
-              <w:t xml:space="preserve">   4  </w:t>
-            </w:r>
-            <w:r>
-              <w:rPr>
-                <w:rFonts w:ascii="Consolas" w:hAnsi="Consolas" w:eastAsia="Consolas"/>
-                <w:b w:val="0"/>
-                <w:sz w:val="16"/>
-              </w:rPr>
-              <w:t>explanation.values, explanation.base_values</w:t>
+              <w:t>prediction = base_value + sum of the row's SHAP values</w:t>
             </w:r>
           </w:p>
         </w:tc>
@@ -2041,271 +2189,7 @@
           <w:b w:val="0"/>
           <w:i w:val="0"/>
         </w:rPr>
-        <w:t xml:space="preserve">Know which </w:t>
-      </w:r>
-      <w:r>
-        <w:rPr>
-          <w:b/>
-          <w:i w:val="0"/>
-        </w:rPr>
-        <w:t>output space</w:t>
-      </w:r>
-      <w:r>
-        <w:rPr>
-          <w:b w:val="0"/>
-          <w:i w:val="0"/>
-        </w:rPr>
-        <w:t xml:space="preserve"> the values live in. For a scikit-learn </w:t>
-      </w:r>
-      <w:r>
-        <w:rPr>
-          <w:rFonts w:ascii="Consolas" w:hAnsi="Consolas" w:eastAsia="Consolas"/>
-          <w:b w:val="0"/>
-          <w:sz w:val="19"/>
-        </w:rPr>
-        <w:t>GradientBoostingClassifier</w:t>
-      </w:r>
-      <w:r>
-        <w:rPr>
-          <w:b w:val="0"/>
-          <w:i w:val="0"/>
-        </w:rPr>
-        <w:t>, TreeExplainer explains the log-odds (</w:t>
-      </w:r>
-      <w:r>
-        <w:rPr>
-          <w:rFonts w:ascii="Consolas" w:hAnsi="Consolas" w:eastAsia="Consolas"/>
-          <w:b w:val="0"/>
-          <w:sz w:val="19"/>
-        </w:rPr>
-        <w:t>decision_function</w:t>
-      </w:r>
-      <w:r>
-        <w:rPr>
-          <w:b w:val="0"/>
-          <w:i w:val="0"/>
-        </w:rPr>
-        <w:t xml:space="preserve">), not the probability. For a </w:t>
-      </w:r>
-      <w:r>
-        <w:rPr>
-          <w:rFonts w:ascii="Consolas" w:hAnsi="Consolas" w:eastAsia="Consolas"/>
-          <w:b w:val="0"/>
-          <w:sz w:val="19"/>
-        </w:rPr>
-        <w:t>RandomForestClassifier</w:t>
-      </w:r>
-      <w:r>
-        <w:rPr>
-          <w:b w:val="0"/>
-          <w:i w:val="0"/>
-        </w:rPr>
-        <w:t xml:space="preserve"> it explains probabilities, with one set of values per class, so </w:t>
-      </w:r>
-      <w:r>
-        <w:rPr>
-          <w:rFonts w:ascii="Consolas" w:hAnsi="Consolas" w:eastAsia="Consolas"/>
-          <w:b w:val="0"/>
-          <w:sz w:val="19"/>
-        </w:rPr>
-        <w:t>.values</w:t>
-      </w:r>
-      <w:r>
-        <w:rPr>
-          <w:b w:val="0"/>
-          <w:i w:val="0"/>
-        </w:rPr>
-        <w:t xml:space="preserve"> has shape </w:t>
-      </w:r>
-      <w:r>
-        <w:rPr>
-          <w:rFonts w:ascii="Consolas" w:hAnsi="Consolas" w:eastAsia="Consolas"/>
-          <w:b w:val="0"/>
-          <w:sz w:val="19"/>
-        </w:rPr>
-        <w:t>(rows, features, classes)</w:t>
-      </w:r>
-      <w:r>
-        <w:rPr>
-          <w:b w:val="0"/>
-          <w:i w:val="0"/>
-        </w:rPr>
-        <w:t>. This course's build checked both additivity identities on shap 0.51 with scikit-learn 1.9. Say which space you report.</w:t>
-      </w:r>
-    </w:p>
-    <w:p>
-      <w:r>
-        <w:rPr>
-          <w:b w:val="0"/>
-          <w:i w:val="0"/>
-        </w:rPr>
-        <w:t xml:space="preserve">Aggregate carefully. The mean </w:t>
-      </w:r>
-      <w:r>
-        <w:rPr>
-          <w:b/>
-          <w:i w:val="0"/>
-        </w:rPr>
-        <w:t>absolute</w:t>
-      </w:r>
-      <w:r>
-        <w:rPr>
-          <w:b w:val="0"/>
-          <w:i w:val="0"/>
-        </w:rPr>
-        <w:t xml:space="preserve"> SHAP value per feature gives a global ranking. A beeswarm plot shows the direction and spread.</w:t>
-      </w:r>
-    </w:p>
-    <w:p>
-      <w:r>
-        <w:rPr>
-          <w:b w:val="0"/>
-          <w:i w:val="0"/>
-        </w:rPr>
-        <w:t xml:space="preserve">What SHAP does </w:t>
-      </w:r>
-      <w:r>
-        <w:rPr>
-          <w:b/>
-          <w:i w:val="0"/>
-        </w:rPr>
-        <w:t>not</w:t>
-      </w:r>
-      <w:r>
-        <w:rPr>
-          <w:b w:val="0"/>
-          <w:i w:val="0"/>
-        </w:rPr>
-        <w:t xml:space="preserve"> tell you:</w:t>
-      </w:r>
-    </w:p>
-    <w:p>
-      <w:pPr>
-        <w:pStyle w:val="ListBullet"/>
-      </w:pPr>
-      <w:r>
-        <w:rPr>
-          <w:b/>
-          <w:i w:val="0"/>
-        </w:rPr>
-        <w:t>Causes.</w:t>
-      </w:r>
-      <w:r>
-        <w:rPr>
-          <w:b w:val="0"/>
-          <w:i w:val="0"/>
-        </w:rPr>
-        <w:t xml:space="preserve"> A feature with a large SHAP value is one the model uses. Changing it in the real world may do nothing.</w:t>
-      </w:r>
-    </w:p>
-    <w:p>
-      <w:pPr>
-        <w:pStyle w:val="ListBullet"/>
-      </w:pPr>
-      <w:r>
-        <w:rPr>
-          <w:b/>
-          <w:i w:val="0"/>
-        </w:rPr>
-        <w:t>Robust truths about correlated features.</w:t>
-      </w:r>
-      <w:r>
-        <w:rPr>
-          <w:b w:val="0"/>
-          <w:i w:val="0"/>
-        </w:rPr>
-        <w:t xml:space="preserve"> When two features carry the same information, the credit split between them depends on the model and the explainer's assumptions.</w:t>
-      </w:r>
-    </w:p>
-    <w:p>
-      <w:pPr>
-        <w:pStyle w:val="ListBullet"/>
-      </w:pPr>
-      <w:r>
-        <w:rPr>
-          <w:b/>
-          <w:i w:val="0"/>
-        </w:rPr>
-        <w:t>Anything about data the model never saw.</w:t>
-      </w:r>
-      <w:r>
-        <w:rPr>
-          <w:b w:val="0"/>
-          <w:i w:val="0"/>
-        </w:rPr>
-        <w:t xml:space="preserve"> Explanations for out-of-range inputs describe extrapolation.</w:t>
-      </w:r>
-    </w:p>
-    <w:p>
-      <w:r>
-        <w:rPr>
-          <w:b w:val="0"/>
-          <w:i w:val="0"/>
-        </w:rPr>
-        <w:t>For customer-facing reasons ("your application was declined because..."), SHAP values are a starting point for wording. They are not a legal explanation on their own.</w:t>
-      </w:r>
-    </w:p>
-    <w:p>
-      <w:r>
-        <w:rPr>
-          <w:b w:val="0"/>
-          <w:i w:val="0"/>
-        </w:rPr>
-        <w:t>shap is not available in this app's browser runtime. The exercises use plain Python on SHAP outputs. Run shap itself locally.</w:t>
-      </w:r>
-    </w:p>
-    <w:p>
-      <w:pPr>
-        <w:pStyle w:val="Heading4"/>
-      </w:pPr>
-      <w:r>
-        <w:t>Why it matters</w:t>
-      </w:r>
-    </w:p>
-    <w:p>
-      <w:r>
-        <w:rPr>
-          <w:b w:val="0"/>
-          <w:i w:val="0"/>
-        </w:rPr>
-        <w:t xml:space="preserve">A pricing team read a SHAP summary showing that </w:t>
-      </w:r>
-      <w:r>
-        <w:rPr>
-          <w:rFonts w:ascii="Consolas" w:hAnsi="Consolas" w:eastAsia="Consolas"/>
-          <w:b w:val="0"/>
-          <w:sz w:val="19"/>
-        </w:rPr>
-        <w:t>number_of_support_calls</w:t>
-      </w:r>
-      <w:r>
-        <w:rPr>
-          <w:b w:val="0"/>
-          <w:i w:val="0"/>
-        </w:rPr>
-        <w:t xml:space="preserve"> pushed renewal probability </w:t>
-      </w:r>
-      <w:r>
-        <w:rPr>
-          <w:b/>
-          <w:i w:val="0"/>
-        </w:rPr>
-        <w:t>up</w:t>
-      </w:r>
-      <w:r>
-        <w:rPr>
-          <w:b w:val="0"/>
-          <w:i w:val="0"/>
-        </w:rPr>
-        <w:t>. They proposed encouraging customers to call support more. The model had learned that customers who called support were the engaged ones who had already decided to stay. More calls would not create engagement. An experiment on proactive calls later showed no effect on renewals.</w:t>
-      </w:r>
-    </w:p>
-    <w:p>
-      <w:pPr>
-        <w:pStyle w:val="Heading4"/>
-      </w:pPr>
-      <w:r>
-        <w:t>Worked example: weak code</w:t>
+        <w:t>The base value is the model's average output over the background data. In shap 0.51:</w:t>
       </w:r>
     </w:p>
     <w:tbl>
@@ -2343,7 +2227,7 @@
                 <w:b w:val="0"/>
                 <w:sz w:val="16"/>
               </w:rPr>
-              <w:t>explanation = shap.TreeExplainer(rf_classifier)(X_test)</w:t>
+              <w:t>import shap</w:t>
             </w:r>
           </w:p>
           <w:p>
@@ -2354,19 +2238,19 @@
             <w:r>
               <w:rPr>
                 <w:rFonts w:ascii="Consolas" w:hAnsi="Consolas" w:eastAsia="Consolas"/>
-                <w:b/>
+                <w:b w:val="0"/>
                 <w:color w:val="5B6875"/>
                 <w:sz w:val="16"/>
               </w:rPr>
-              <w:t xml:space="preserve"> [1]  </w:t>
-            </w:r>
-            <w:r>
-              <w:rPr>
-                <w:rFonts w:ascii="Consolas" w:hAnsi="Consolas" w:eastAsia="Consolas"/>
-                <w:b w:val="0"/>
-                <w:sz w:val="16"/>
-              </w:rPr>
-              <w:t>top = X_test.columns[np.argsort(explanation.values.mean(axis=0))[-3:]]</w:t>
+              <w:t xml:space="preserve">   2  </w:t>
+            </w:r>
+            <w:r>
+              <w:rPr>
+                <w:rFonts w:ascii="Consolas" w:hAnsi="Consolas" w:eastAsia="Consolas"/>
+                <w:b w:val="0"/>
+                <w:sz w:val="16"/>
+              </w:rPr>
+              <w:t>explainer = shap.TreeExplainer(model)</w:t>
             </w:r>
           </w:p>
           <w:p>
@@ -2377,58 +2261,265 @@
             <w:r>
               <w:rPr>
                 <w:rFonts w:ascii="Consolas" w:hAnsi="Consolas" w:eastAsia="Consolas"/>
-                <w:b/>
+                <w:b w:val="0"/>
                 <w:color w:val="5B6875"/>
                 <w:sz w:val="16"/>
               </w:rPr>
-              <w:t xml:space="preserve"> [2]  </w:t>
-            </w:r>
-            <w:r>
-              <w:rPr>
-                <w:rFonts w:ascii="Consolas" w:hAnsi="Consolas" w:eastAsia="Consolas"/>
-                <w:b w:val="0"/>
-                <w:sz w:val="16"/>
-              </w:rPr>
-              <w:t>print("Top causes of churn:", list(top))</w:t>
+              <w:t xml:space="preserve">   3  </w:t>
+            </w:r>
+            <w:r>
+              <w:rPr>
+                <w:rFonts w:ascii="Consolas" w:hAnsi="Consolas" w:eastAsia="Consolas"/>
+                <w:b w:val="0"/>
+                <w:sz w:val="16"/>
+              </w:rPr>
+              <w:t>explanation = explainer(X_test)          # shap.Explanation</w:t>
+            </w:r>
+          </w:p>
+          <w:p>
+            <w:pPr>
+              <w:spacing w:before="0" w:after="0" w:line="240" w:lineRule="auto"/>
+              <w:ind w:left="567" w:hanging="567"/>
+            </w:pPr>
+            <w:r>
+              <w:rPr>
+                <w:rFonts w:ascii="Consolas" w:hAnsi="Consolas" w:eastAsia="Consolas"/>
+                <w:b w:val="0"/>
+                <w:color w:val="5B6875"/>
+                <w:sz w:val="16"/>
+              </w:rPr>
+              <w:t xml:space="preserve">   4  </w:t>
+            </w:r>
+            <w:r>
+              <w:rPr>
+                <w:rFonts w:ascii="Consolas" w:hAnsi="Consolas" w:eastAsia="Consolas"/>
+                <w:b w:val="0"/>
+                <w:sz w:val="16"/>
+              </w:rPr>
+              <w:t>explanation.values, explanation.base_values</w:t>
             </w:r>
           </w:p>
         </w:tc>
       </w:tr>
     </w:tbl>
+    <w:p/>
     <w:p>
-      <w:pPr>
-        <w:pStyle w:val="ListNumber"/>
-      </w:pPr>
+      <w:r>
+        <w:rPr>
+          <w:b w:val="0"/>
+          <w:i w:val="0"/>
+        </w:rPr>
+        <w:t xml:space="preserve">Know which </w:t>
+      </w:r>
       <w:r>
         <w:rPr>
           <w:b/>
-        </w:rPr>
-        <w:t xml:space="preserve">Line 2. </w:t>
-      </w:r>
-      <w:r>
-        <w:rPr>
-          <w:b w:val="0"/>
-          <w:i w:val="0"/>
-        </w:rPr>
-        <w:t>Signed means cancel out, and a random forest's values have a class axis that is ignored here.</w:t>
+          <w:i w:val="0"/>
+        </w:rPr>
+        <w:t>output space</w:t>
+      </w:r>
+      <w:r>
+        <w:rPr>
+          <w:b w:val="0"/>
+          <w:i w:val="0"/>
+        </w:rPr>
+        <w:t xml:space="preserve"> the values live in. For a scikit-learn </w:t>
+      </w:r>
+      <w:r>
+        <w:rPr>
+          <w:rFonts w:ascii="Consolas" w:hAnsi="Consolas" w:eastAsia="Consolas"/>
+          <w:b w:val="0"/>
+          <w:sz w:val="19"/>
+        </w:rPr>
+        <w:t>GradientBoostingClassifier</w:t>
+      </w:r>
+      <w:r>
+        <w:rPr>
+          <w:b w:val="0"/>
+          <w:i w:val="0"/>
+        </w:rPr>
+        <w:t>, TreeExplainer explains the log-odds (</w:t>
+      </w:r>
+      <w:r>
+        <w:rPr>
+          <w:rFonts w:ascii="Consolas" w:hAnsi="Consolas" w:eastAsia="Consolas"/>
+          <w:b w:val="0"/>
+          <w:sz w:val="19"/>
+        </w:rPr>
+        <w:t>decision_function</w:t>
+      </w:r>
+      <w:r>
+        <w:rPr>
+          <w:b w:val="0"/>
+          <w:i w:val="0"/>
+        </w:rPr>
+        <w:t xml:space="preserve">), not the probability. For a </w:t>
+      </w:r>
+      <w:r>
+        <w:rPr>
+          <w:rFonts w:ascii="Consolas" w:hAnsi="Consolas" w:eastAsia="Consolas"/>
+          <w:b w:val="0"/>
+          <w:sz w:val="19"/>
+        </w:rPr>
+        <w:t>RandomForestClassifier</w:t>
+      </w:r>
+      <w:r>
+        <w:rPr>
+          <w:b w:val="0"/>
+          <w:i w:val="0"/>
+        </w:rPr>
+        <w:t xml:space="preserve"> it explains probabilities, with one set of values per class, so </w:t>
+      </w:r>
+      <w:r>
+        <w:rPr>
+          <w:rFonts w:ascii="Consolas" w:hAnsi="Consolas" w:eastAsia="Consolas"/>
+          <w:b w:val="0"/>
+          <w:sz w:val="19"/>
+        </w:rPr>
+        <w:t>.values</w:t>
+      </w:r>
+      <w:r>
+        <w:rPr>
+          <w:b w:val="0"/>
+          <w:i w:val="0"/>
+        </w:rPr>
+        <w:t xml:space="preserve"> has shape </w:t>
+      </w:r>
+      <w:r>
+        <w:rPr>
+          <w:rFonts w:ascii="Consolas" w:hAnsi="Consolas" w:eastAsia="Consolas"/>
+          <w:b w:val="0"/>
+          <w:sz w:val="19"/>
+        </w:rPr>
+        <w:t>(rows, features, classes)</w:t>
+      </w:r>
+      <w:r>
+        <w:rPr>
+          <w:b w:val="0"/>
+          <w:i w:val="0"/>
+        </w:rPr>
+        <w:t>. This course's build checked both additivity identities on shap 0.51 with scikit-learn 1.9. Say which space you report.</w:t>
+      </w:r>
+    </w:p>
+    <w:p>
+      <w:r>
+        <w:rPr>
+          <w:b w:val="0"/>
+          <w:i w:val="0"/>
+        </w:rPr>
+        <w:t xml:space="preserve">Aggregate carefully. The mean </w:t>
+      </w:r>
+      <w:r>
+        <w:rPr>
+          <w:b/>
+          <w:i w:val="0"/>
+        </w:rPr>
+        <w:t>absolute</w:t>
+      </w:r>
+      <w:r>
+        <w:rPr>
+          <w:b w:val="0"/>
+          <w:i w:val="0"/>
+        </w:rPr>
+        <w:t xml:space="preserve"> SHAP value per feature gives a global ranking. A beeswarm plot shows the direction and spread.</w:t>
+      </w:r>
+    </w:p>
+    <w:p>
+      <w:r>
+        <w:rPr>
+          <w:b w:val="0"/>
+          <w:i w:val="0"/>
+        </w:rPr>
+        <w:t xml:space="preserve">What SHAP does </w:t>
+      </w:r>
+      <w:r>
+        <w:rPr>
+          <w:b/>
+          <w:i w:val="0"/>
+        </w:rPr>
+        <w:t>not</w:t>
+      </w:r>
+      <w:r>
+        <w:rPr>
+          <w:b w:val="0"/>
+          <w:i w:val="0"/>
+        </w:rPr>
+        <w:t xml:space="preserve"> tell you:</w:t>
       </w:r>
     </w:p>
     <w:p>
       <w:pPr>
-        <w:pStyle w:val="ListNumber"/>
+        <w:pStyle w:val="ListBullet"/>
       </w:pPr>
       <w:r>
         <w:rPr>
           <w:b/>
-        </w:rPr>
-        <w:t xml:space="preserve">Line 3. </w:t>
-      </w:r>
-      <w:r>
-        <w:rPr>
-          <w:b w:val="0"/>
-          <w:i w:val="0"/>
-        </w:rPr>
-        <w:t>Model reliance reported as causes.</w:t>
+          <w:i w:val="0"/>
+        </w:rPr>
+        <w:t>Causes.</w:t>
+      </w:r>
+      <w:r>
+        <w:rPr>
+          <w:b w:val="0"/>
+          <w:i w:val="0"/>
+        </w:rPr>
+        <w:t xml:space="preserve"> A feature with a large SHAP value is one the model uses. Changing it in the real world may do nothing.</w:t>
+      </w:r>
+    </w:p>
+    <w:p>
+      <w:pPr>
+        <w:pStyle w:val="ListBullet"/>
+      </w:pPr>
+      <w:r>
+        <w:rPr>
+          <w:b/>
+          <w:i w:val="0"/>
+        </w:rPr>
+        <w:t>Robust truths about correlated features.</w:t>
+      </w:r>
+      <w:r>
+        <w:rPr>
+          <w:b w:val="0"/>
+          <w:i w:val="0"/>
+        </w:rPr>
+        <w:t xml:space="preserve"> When two features carry the same information, the credit split between them depends on the model and the explainer's assumptions.</w:t>
+      </w:r>
+    </w:p>
+    <w:p>
+      <w:pPr>
+        <w:pStyle w:val="ListBullet"/>
+      </w:pPr>
+      <w:r>
+        <w:rPr>
+          <w:b/>
+          <w:i w:val="0"/>
+        </w:rPr>
+        <w:t>Anything about data the model never saw.</w:t>
+      </w:r>
+      <w:r>
+        <w:rPr>
+          <w:b w:val="0"/>
+          <w:i w:val="0"/>
+        </w:rPr>
+        <w:t xml:space="preserve"> Explanations for out-of-range inputs describe extrapolation.</w:t>
+      </w:r>
+    </w:p>
+    <w:p>
+      <w:r>
+        <w:rPr>
+          <w:b w:val="0"/>
+          <w:i w:val="0"/>
+        </w:rPr>
+        <w:t>For customer-facing reasons ("your application was declined because..."), SHAP values are a starting point for wording. They are not a legal explanation on their own.</w:t>
+      </w:r>
+    </w:p>
+    <w:p>
+      <w:r>
+        <w:rPr>
+          <w:b w:val="0"/>
+          <w:i w:val="0"/>
+        </w:rPr>
+        <w:t>shap is not available in this app's browser runtime. The exercises use plain Python on SHAP outputs. Run shap itself locally.</w:t>
       </w:r>
     </w:p>
     <w:p>
@@ -2436,7 +2527,53 @@
         <w:pStyle w:val="Heading4"/>
       </w:pPr>
       <w:r>
-        <w:t>Worked example: strong code</w:t>
+        <w:t>Why it matters</w:t>
+      </w:r>
+    </w:p>
+    <w:p>
+      <w:r>
+        <w:rPr>
+          <w:b w:val="0"/>
+          <w:i w:val="0"/>
+        </w:rPr>
+        <w:t xml:space="preserve">A pricing team read a SHAP summary showing that </w:t>
+      </w:r>
+      <w:r>
+        <w:rPr>
+          <w:rFonts w:ascii="Consolas" w:hAnsi="Consolas" w:eastAsia="Consolas"/>
+          <w:b w:val="0"/>
+          <w:sz w:val="19"/>
+        </w:rPr>
+        <w:t>number_of_support_calls</w:t>
+      </w:r>
+      <w:r>
+        <w:rPr>
+          <w:b w:val="0"/>
+          <w:i w:val="0"/>
+        </w:rPr>
+        <w:t xml:space="preserve"> pushed renewal probability </w:t>
+      </w:r>
+      <w:r>
+        <w:rPr>
+          <w:b/>
+          <w:i w:val="0"/>
+        </w:rPr>
+        <w:t>up</w:t>
+      </w:r>
+      <w:r>
+        <w:rPr>
+          <w:b w:val="0"/>
+          <w:i w:val="0"/>
+        </w:rPr>
+        <w:t>. They proposed encouraging customers to call support more. The model had learned that customers who called support were the engaged ones who had already decided to stay. More calls would not create engagement. An experiment on proactive calls later showed no effect on renewals.</w:t>
+      </w:r>
+    </w:p>
+    <w:p>
+      <w:pPr>
+        <w:pStyle w:val="Heading4"/>
+      </w:pPr>
+      <w:r>
+        <w:t>Worked example: weak code</w:t>
       </w:r>
     </w:p>
     <w:tbl>
@@ -2474,7 +2611,7 @@
                 <w:b w:val="0"/>
                 <w:sz w:val="16"/>
               </w:rPr>
-              <w:t>def top_contributions(names: list[str], values: list[float], k: int) -&gt; list[tuple[str, float]]:</w:t>
+              <w:t>explanation = shap.TreeExplainer(rf_classifier)(X_test)</w:t>
             </w:r>
           </w:p>
           <w:p>
@@ -2485,19 +2622,19 @@
             <w:r>
               <w:rPr>
                 <w:rFonts w:ascii="Consolas" w:hAnsi="Consolas" w:eastAsia="Consolas"/>
-                <w:b w:val="0"/>
+                <w:b/>
                 <w:color w:val="5B6875"/>
                 <w:sz w:val="16"/>
               </w:rPr>
-              <w:t xml:space="preserve">   2  </w:t>
-            </w:r>
-            <w:r>
-              <w:rPr>
-                <w:rFonts w:ascii="Consolas" w:hAnsi="Consolas" w:eastAsia="Consolas"/>
-                <w:b w:val="0"/>
-                <w:sz w:val="16"/>
-              </w:rPr>
-              <w:t xml:space="preserve">    """The k largest contributions to one prediction, by absolute size, with their sign."""</w:t>
+              <w:t xml:space="preserve"> [1]  </w:t>
+            </w:r>
+            <w:r>
+              <w:rPr>
+                <w:rFonts w:ascii="Consolas" w:hAnsi="Consolas" w:eastAsia="Consolas"/>
+                <w:b w:val="0"/>
+                <w:sz w:val="16"/>
+              </w:rPr>
+              <w:t>top = X_test.columns[np.argsort(explanation.values.mean(axis=0))[-3:]]</w:t>
             </w:r>
           </w:p>
           <w:p>
@@ -2508,194 +2645,10 @@
             <w:r>
               <w:rPr>
                 <w:rFonts w:ascii="Consolas" w:hAnsi="Consolas" w:eastAsia="Consolas"/>
-                <w:b w:val="0"/>
-                <w:color w:val="5B6875"/>
-                <w:sz w:val="16"/>
-              </w:rPr>
-              <w:t xml:space="preserve">   3  </w:t>
-            </w:r>
-            <w:r>
-              <w:rPr>
-                <w:rFonts w:ascii="Consolas" w:hAnsi="Consolas" w:eastAsia="Consolas"/>
-                <w:b w:val="0"/>
-                <w:sz w:val="16"/>
-              </w:rPr>
-              <w:t xml:space="preserve">    if len(names) != len(values):</w:t>
-            </w:r>
-          </w:p>
-          <w:p>
-            <w:pPr>
-              <w:spacing w:before="0" w:after="0" w:line="240" w:lineRule="auto"/>
-              <w:ind w:left="567" w:hanging="567"/>
-            </w:pPr>
-            <w:r>
-              <w:rPr>
-                <w:rFonts w:ascii="Consolas" w:hAnsi="Consolas" w:eastAsia="Consolas"/>
-                <w:b w:val="0"/>
-                <w:color w:val="5B6875"/>
-                <w:sz w:val="16"/>
-              </w:rPr>
-              <w:t xml:space="preserve">   4  </w:t>
-            </w:r>
-            <w:r>
-              <w:rPr>
-                <w:rFonts w:ascii="Consolas" w:hAnsi="Consolas" w:eastAsia="Consolas"/>
-                <w:b w:val="0"/>
-                <w:sz w:val="16"/>
-              </w:rPr>
-              <w:t xml:space="preserve">        raise ValueError("one SHAP value per feature is required")</w:t>
-            </w:r>
-          </w:p>
-          <w:p>
-            <w:pPr>
-              <w:spacing w:before="0" w:after="0" w:line="240" w:lineRule="auto"/>
-              <w:ind w:left="567" w:hanging="567"/>
-            </w:pPr>
-            <w:r>
-              <w:rPr>
-                <w:rFonts w:ascii="Consolas" w:hAnsi="Consolas" w:eastAsia="Consolas"/>
                 <w:b/>
                 <w:color w:val="5B6875"/>
                 <w:sz w:val="16"/>
               </w:rPr>
-              <w:t xml:space="preserve"> [1]  </w:t>
-            </w:r>
-            <w:r>
-              <w:rPr>
-                <w:rFonts w:ascii="Consolas" w:hAnsi="Consolas" w:eastAsia="Consolas"/>
-                <w:b w:val="0"/>
-                <w:sz w:val="16"/>
-              </w:rPr>
-              <w:t xml:space="preserve">    ranked = sorted(zip(names, values, strict=True), key=lambda pair: abs(pair[1]), reverse=True)</w:t>
-            </w:r>
-          </w:p>
-          <w:p>
-            <w:pPr>
-              <w:spacing w:before="0" w:after="0" w:line="240" w:lineRule="auto"/>
-              <w:ind w:left="567" w:hanging="567"/>
-            </w:pPr>
-            <w:r>
-              <w:rPr>
-                <w:rFonts w:ascii="Consolas" w:hAnsi="Consolas" w:eastAsia="Consolas"/>
-                <w:b w:val="0"/>
-                <w:color w:val="5B6875"/>
-                <w:sz w:val="16"/>
-              </w:rPr>
-              <w:t xml:space="preserve">   6  </w:t>
-            </w:r>
-            <w:r>
-              <w:rPr>
-                <w:rFonts w:ascii="Consolas" w:hAnsi="Consolas" w:eastAsia="Consolas"/>
-                <w:b w:val="0"/>
-                <w:sz w:val="16"/>
-              </w:rPr>
-              <w:t xml:space="preserve">    return ranked[:k]</w:t>
-            </w:r>
-          </w:p>
-          <w:p>
-            <w:pPr>
-              <w:spacing w:before="0" w:after="0" w:line="240" w:lineRule="auto"/>
-              <w:ind w:left="567" w:hanging="567"/>
-            </w:pPr>
-            <w:r>
-              <w:rPr>
-                <w:rFonts w:ascii="Consolas" w:hAnsi="Consolas" w:eastAsia="Consolas"/>
-                <w:b w:val="0"/>
-                <w:color w:val="5B6875"/>
-                <w:sz w:val="16"/>
-              </w:rPr>
-              <w:t xml:space="preserve">   7  </w:t>
-            </w:r>
-            <w:r>
-              <w:rPr>
-                <w:rFonts w:ascii="Consolas" w:hAnsi="Consolas" w:eastAsia="Consolas"/>
-                <w:b w:val="0"/>
-                <w:sz w:val="16"/>
-              </w:rPr>
-              <w:t xml:space="preserve"> </w:t>
-            </w:r>
-          </w:p>
-          <w:p>
-            <w:pPr>
-              <w:spacing w:before="0" w:after="0" w:line="240" w:lineRule="auto"/>
-              <w:ind w:left="567" w:hanging="567"/>
-            </w:pPr>
-            <w:r>
-              <w:rPr>
-                <w:rFonts w:ascii="Consolas" w:hAnsi="Consolas" w:eastAsia="Consolas"/>
-                <w:b w:val="0"/>
-                <w:color w:val="5B6875"/>
-                <w:sz w:val="16"/>
-              </w:rPr>
-              <w:t xml:space="preserve">   8  </w:t>
-            </w:r>
-            <w:r>
-              <w:rPr>
-                <w:rFonts w:ascii="Consolas" w:hAnsi="Consolas" w:eastAsia="Consolas"/>
-                <w:b w:val="0"/>
-                <w:sz w:val="16"/>
-              </w:rPr>
-              <w:t xml:space="preserve"> </w:t>
-            </w:r>
-          </w:p>
-          <w:p>
-            <w:pPr>
-              <w:spacing w:before="0" w:after="0" w:line="240" w:lineRule="auto"/>
-              <w:ind w:left="567" w:hanging="567"/>
-            </w:pPr>
-            <w:r>
-              <w:rPr>
-                <w:rFonts w:ascii="Consolas" w:hAnsi="Consolas" w:eastAsia="Consolas"/>
-                <w:b w:val="0"/>
-                <w:color w:val="5B6875"/>
-                <w:sz w:val="16"/>
-              </w:rPr>
-              <w:t xml:space="preserve">   9  </w:t>
-            </w:r>
-            <w:r>
-              <w:rPr>
-                <w:rFonts w:ascii="Consolas" w:hAnsi="Consolas" w:eastAsia="Consolas"/>
-                <w:b w:val="0"/>
-                <w:sz w:val="16"/>
-              </w:rPr>
-              <w:t>def check_additivity(base_value: float, values: list[float], prediction: float, tol: float = 1e-6) -&gt; bool:</w:t>
-            </w:r>
-          </w:p>
-          <w:p>
-            <w:pPr>
-              <w:spacing w:before="0" w:after="0" w:line="240" w:lineRule="auto"/>
-              <w:ind w:left="567" w:hanging="567"/>
-            </w:pPr>
-            <w:r>
-              <w:rPr>
-                <w:rFonts w:ascii="Consolas" w:hAnsi="Consolas" w:eastAsia="Consolas"/>
-                <w:b w:val="0"/>
-                <w:color w:val="5B6875"/>
-                <w:sz w:val="16"/>
-              </w:rPr>
-              <w:t xml:space="preserve">  10  </w:t>
-            </w:r>
-            <w:r>
-              <w:rPr>
-                <w:rFonts w:ascii="Consolas" w:hAnsi="Consolas" w:eastAsia="Consolas"/>
-                <w:b w:val="0"/>
-                <w:sz w:val="16"/>
-              </w:rPr>
-              <w:t xml:space="preserve">    """True when base value plus contributions reproduces the model output."""</w:t>
-            </w:r>
-          </w:p>
-          <w:p>
-            <w:pPr>
-              <w:spacing w:before="0" w:after="0" w:line="240" w:lineRule="auto"/>
-              <w:ind w:left="567" w:hanging="567"/>
-            </w:pPr>
-            <w:r>
-              <w:rPr>
-                <w:rFonts w:ascii="Consolas" w:hAnsi="Consolas" w:eastAsia="Consolas"/>
-                <w:b/>
-                <w:color w:val="5B6875"/>
-                <w:sz w:val="16"/>
-              </w:rPr>
               <w:t xml:space="preserve"> [2]  </w:t>
             </w:r>
             <w:r>
@@ -2704,7 +2657,7 @@
                 <w:b w:val="0"/>
                 <w:sz w:val="16"/>
               </w:rPr>
-              <w:t xml:space="preserve">    return abs(base_value + sum(values) - prediction) &lt;= tol</w:t>
+              <w:t>print("Top causes of churn:", list(top))</w:t>
             </w:r>
           </w:p>
         </w:tc>
@@ -2718,14 +2671,14 @@
         <w:rPr>
           <w:b/>
         </w:rPr>
-        <w:t xml:space="preserve">Line 5. </w:t>
-      </w:r>
-      <w:r>
-        <w:rPr>
-          <w:b w:val="0"/>
-          <w:i w:val="0"/>
-        </w:rPr>
-        <w:t>Rank by size, keep the sign for the wording.</w:t>
+        <w:t xml:space="preserve">Line 2. </w:t>
+      </w:r>
+      <w:r>
+        <w:rPr>
+          <w:b w:val="0"/>
+          <w:i w:val="0"/>
+        </w:rPr>
+        <w:t>Signed means cancel out, and a random forest's values have a class axis that is ignored here.</w:t>
       </w:r>
     </w:p>
     <w:p>
@@ -2736,23 +2689,14 @@
         <w:rPr>
           <w:b/>
         </w:rPr>
-        <w:t xml:space="preserve">Line 11. </w:t>
-      </w:r>
-      <w:r>
-        <w:rPr>
-          <w:b w:val="0"/>
-          <w:i w:val="0"/>
-        </w:rPr>
-        <w:t>A cheap test that you are reading the right output space.</w:t>
-      </w:r>
-    </w:p>
-    <w:p>
-      <w:r>
-        <w:rPr>
-          <w:b w:val="0"/>
-          <w:i w:val="0"/>
-        </w:rPr>
-        <w:t>SHAP explains one prediction additively in a stated output space. It describes the model, not the world.</w:t>
+        <w:t xml:space="preserve">Line 3. </w:t>
+      </w:r>
+      <w:r>
+        <w:rPr>
+          <w:b w:val="0"/>
+          <w:i w:val="0"/>
+        </w:rPr>
+        <w:t>Model reliance reported as causes.</w:t>
       </w:r>
     </w:p>
     <w:p>
@@ -2760,206 +2704,7 @@
         <w:pStyle w:val="Heading4"/>
       </w:pPr>
       <w:r>
-        <w:t>Recap card</w:t>
-      </w:r>
-    </w:p>
-    <w:p>
-      <w:pPr>
-        <w:pStyle w:val="ListBullet"/>
-      </w:pPr>
-      <w:r>
-        <w:rPr>
-          <w:b/>
-          <w:i w:val="0"/>
-        </w:rPr>
-        <w:t>SHAP additivity</w:t>
-      </w:r>
-      <w:r>
-        <w:rPr>
-          <w:b w:val="0"/>
-          <w:i w:val="0"/>
-        </w:rPr>
-        <w:t xml:space="preserve"> prediction = base_value + sum of the row's SHAP values, in the explainer's output space.</w:t>
-      </w:r>
-    </w:p>
-    <w:p>
-      <w:pPr>
-        <w:pStyle w:val="ListBullet"/>
-      </w:pPr>
-      <w:r>
-        <w:rPr>
-          <w:b/>
-          <w:i w:val="0"/>
-        </w:rPr>
-        <w:t>Output space for GradientBoostingClassifier in TreeExplainer</w:t>
-      </w:r>
-      <w:r>
-        <w:rPr>
-          <w:b w:val="0"/>
-          <w:i w:val="0"/>
-        </w:rPr>
-        <w:t xml:space="preserve"> Log-odds (decision_function), not probability.</w:t>
-      </w:r>
-    </w:p>
-    <w:p>
-      <w:pPr>
-        <w:pStyle w:val="ListBullet"/>
-      </w:pPr>
-      <w:r>
-        <w:rPr>
-          <w:b/>
-          <w:i w:val="0"/>
-        </w:rPr>
-        <w:t>Global ranking from SHAP</w:t>
-      </w:r>
-      <w:r>
-        <w:rPr>
-          <w:b w:val="0"/>
-          <w:i w:val="0"/>
-        </w:rPr>
-        <w:t xml:space="preserve"> Mean absolute SHAP value per feature.</w:t>
-      </w:r>
-    </w:p>
-    <w:p>
-      <w:pPr>
-        <w:pStyle w:val="ListBullet"/>
-      </w:pPr>
-      <w:r>
-        <w:rPr>
-          <w:b/>
-          <w:i w:val="0"/>
-        </w:rPr>
-        <w:t>What SHAP cannot show</w:t>
-      </w:r>
-      <w:r>
-        <w:rPr>
-          <w:b w:val="0"/>
-          <w:i w:val="0"/>
-        </w:rPr>
-        <w:t xml:space="preserve"> Causes, a stable split between correlated features, behaviour outside the training range.</w:t>
-      </w:r>
-    </w:p>
-    <w:p>
-      <w:pPr>
-        <w:pStyle w:val="Heading4"/>
-      </w:pPr>
-      <w:r>
-        <w:t>Practice</w:t>
-      </w:r>
-    </w:p>
-    <w:p>
-      <w:pPr>
-        <w:pStyle w:val="Heading5"/>
-      </w:pPr>
-      <w:r>
-        <w:t>Exercise 1. Multiple choice (level 1)</w:t>
-      </w:r>
-    </w:p>
-    <w:p>
-      <w:r>
-        <w:rPr>
-          <w:b w:val="0"/>
-          <w:i w:val="0"/>
-        </w:rPr>
-        <w:t>A feature has a large positive SHAP value for most churners. What can you conclude?</w:t>
-      </w:r>
-    </w:p>
-    <w:p>
-      <w:pPr>
-        <w:pStyle w:val="ListBullet"/>
-      </w:pPr>
-      <w:r>
-        <w:rPr>
-          <w:b w:val="0"/>
-          <w:i w:val="0"/>
-        </w:rPr>
-        <w:t>a) Increasing the feature causes churn.</w:t>
-      </w:r>
-    </w:p>
-    <w:p>
-      <w:pPr>
-        <w:pStyle w:val="ListBullet"/>
-      </w:pPr>
-      <w:r>
-        <w:rPr>
-          <w:b w:val="0"/>
-          <w:i w:val="0"/>
-        </w:rPr>
-        <w:t>b) The model uses the feature to push churn scores up.</w:t>
-      </w:r>
-    </w:p>
-    <w:p>
-      <w:pPr>
-        <w:pStyle w:val="ListBullet"/>
-      </w:pPr>
-      <w:r>
-        <w:rPr>
-          <w:b w:val="0"/>
-          <w:i w:val="0"/>
-        </w:rPr>
-        <w:t>c) The feature is measured wrongly.</w:t>
-      </w:r>
-    </w:p>
-    <w:p>
-      <w:pPr>
-        <w:pStyle w:val="ListBullet"/>
-      </w:pPr>
-      <w:r>
-        <w:rPr>
-          <w:b w:val="0"/>
-          <w:i w:val="0"/>
-        </w:rPr>
-        <w:t>d) The model is overfitting.</w:t>
-      </w:r>
-    </w:p>
-    <w:p>
-      <w:r>
-        <w:rPr>
-          <w:b/>
-          <w:i w:val="0"/>
-        </w:rPr>
-        <w:t>Why?</w:t>
-      </w:r>
-    </w:p>
-    <w:p>
-      <w:pPr>
-        <w:pStyle w:val="ListBullet"/>
-      </w:pPr>
-      <w:r>
-        <w:rPr>
-          <w:b w:val="0"/>
-          <w:i w:val="0"/>
-        </w:rPr>
-        <w:t>r1) SHAP values attribute the model's output. They say nothing about intervening in the world.</w:t>
-      </w:r>
-    </w:p>
-    <w:p>
-      <w:pPr>
-        <w:pStyle w:val="ListBullet"/>
-      </w:pPr>
-      <w:r>
-        <w:rPr>
-          <w:b w:val="0"/>
-          <w:i w:val="0"/>
-        </w:rPr>
-        <w:t>r2) Positive SHAP values are always spurious.</w:t>
-      </w:r>
-    </w:p>
-    <w:p>
-      <w:pPr>
-        <w:pStyle w:val="Heading5"/>
-      </w:pPr>
-      <w:r>
-        <w:t>Exercise 2. Predict the output (level 2)</w:t>
-      </w:r>
-    </w:p>
-    <w:p>
-      <w:r>
-        <w:rPr>
-          <w:b w:val="0"/>
-          <w:i w:val="0"/>
-        </w:rPr>
-        <w:t>A GradientBoostingClassifier row has base value -1.2 (log-odds) and SHAP values 0.8, 0.5 and -0.3. What does this print?</w:t>
+        <w:t>Worked example: strong code</w:t>
       </w:r>
     </w:p>
     <w:tbl>
@@ -2997,7 +2742,7 @@
                 <w:b w:val="0"/>
                 <w:sz w:val="16"/>
               </w:rPr>
-              <w:t>import math</w:t>
+              <w:t>def top_contributions(names: list[str], values: list[float], k: int) -&gt; list[tuple[str, float]]:</w:t>
             </w:r>
           </w:p>
           <w:p>
@@ -3020,7 +2765,7 @@
                 <w:b w:val="0"/>
                 <w:sz w:val="16"/>
               </w:rPr>
-              <w:t xml:space="preserve"> </w:t>
+              <w:t xml:space="preserve">    """The k largest contributions to one prediction, by absolute size, with their sign."""</w:t>
             </w:r>
           </w:p>
           <w:p>
@@ -3043,7 +2788,7 @@
                 <w:b w:val="0"/>
                 <w:sz w:val="16"/>
               </w:rPr>
-              <w:t>log_odds = -1.2 + 0.8 + 0.5 - 0.3</w:t>
+              <w:t xml:space="preserve">    if len(names) != len(values):</w:t>
             </w:r>
           </w:p>
           <w:p>
@@ -3066,19 +2811,316 @@
                 <w:b w:val="0"/>
                 <w:sz w:val="16"/>
               </w:rPr>
-              <w:t>print(round(log_odds, 2), round(1 / (1 + math.exp(-log_odds)), 2))</w:t>
+              <w:t xml:space="preserve">        raise ValueError("one SHAP value per feature is required")</w:t>
+            </w:r>
+          </w:p>
+          <w:p>
+            <w:pPr>
+              <w:spacing w:before="0" w:after="0" w:line="240" w:lineRule="auto"/>
+              <w:ind w:left="567" w:hanging="567"/>
+            </w:pPr>
+            <w:r>
+              <w:rPr>
+                <w:rFonts w:ascii="Consolas" w:hAnsi="Consolas" w:eastAsia="Consolas"/>
+                <w:b/>
+                <w:color w:val="5B6875"/>
+                <w:sz w:val="16"/>
+              </w:rPr>
+              <w:t xml:space="preserve"> [1]  </w:t>
+            </w:r>
+            <w:r>
+              <w:rPr>
+                <w:rFonts w:ascii="Consolas" w:hAnsi="Consolas" w:eastAsia="Consolas"/>
+                <w:b w:val="0"/>
+                <w:sz w:val="16"/>
+              </w:rPr>
+              <w:t xml:space="preserve">    ranked = sorted(zip(names, values, strict=True), key=lambda pair: abs(pair[1]), reverse=True)</w:t>
+            </w:r>
+          </w:p>
+          <w:p>
+            <w:pPr>
+              <w:spacing w:before="0" w:after="0" w:line="240" w:lineRule="auto"/>
+              <w:ind w:left="567" w:hanging="567"/>
+            </w:pPr>
+            <w:r>
+              <w:rPr>
+                <w:rFonts w:ascii="Consolas" w:hAnsi="Consolas" w:eastAsia="Consolas"/>
+                <w:b w:val="0"/>
+                <w:color w:val="5B6875"/>
+                <w:sz w:val="16"/>
+              </w:rPr>
+              <w:t xml:space="preserve">   6  </w:t>
+            </w:r>
+            <w:r>
+              <w:rPr>
+                <w:rFonts w:ascii="Consolas" w:hAnsi="Consolas" w:eastAsia="Consolas"/>
+                <w:b w:val="0"/>
+                <w:sz w:val="16"/>
+              </w:rPr>
+              <w:t xml:space="preserve">    return ranked[:k]</w:t>
+            </w:r>
+          </w:p>
+          <w:p>
+            <w:pPr>
+              <w:spacing w:before="0" w:after="0" w:line="240" w:lineRule="auto"/>
+              <w:ind w:left="567" w:hanging="567"/>
+            </w:pPr>
+            <w:r>
+              <w:rPr>
+                <w:rFonts w:ascii="Consolas" w:hAnsi="Consolas" w:eastAsia="Consolas"/>
+                <w:b w:val="0"/>
+                <w:color w:val="5B6875"/>
+                <w:sz w:val="16"/>
+              </w:rPr>
+              <w:t xml:space="preserve">   7  </w:t>
+            </w:r>
+            <w:r>
+              <w:rPr>
+                <w:rFonts w:ascii="Consolas" w:hAnsi="Consolas" w:eastAsia="Consolas"/>
+                <w:b w:val="0"/>
+                <w:sz w:val="16"/>
+              </w:rPr>
+              <w:t xml:space="preserve"> </w:t>
+            </w:r>
+          </w:p>
+          <w:p>
+            <w:pPr>
+              <w:spacing w:before="0" w:after="0" w:line="240" w:lineRule="auto"/>
+              <w:ind w:left="567" w:hanging="567"/>
+            </w:pPr>
+            <w:r>
+              <w:rPr>
+                <w:rFonts w:ascii="Consolas" w:hAnsi="Consolas" w:eastAsia="Consolas"/>
+                <w:b w:val="0"/>
+                <w:color w:val="5B6875"/>
+                <w:sz w:val="16"/>
+              </w:rPr>
+              <w:t xml:space="preserve">   8  </w:t>
+            </w:r>
+            <w:r>
+              <w:rPr>
+                <w:rFonts w:ascii="Consolas" w:hAnsi="Consolas" w:eastAsia="Consolas"/>
+                <w:b w:val="0"/>
+                <w:sz w:val="16"/>
+              </w:rPr>
+              <w:t xml:space="preserve"> </w:t>
+            </w:r>
+          </w:p>
+          <w:p>
+            <w:pPr>
+              <w:spacing w:before="0" w:after="0" w:line="240" w:lineRule="auto"/>
+              <w:ind w:left="567" w:hanging="567"/>
+            </w:pPr>
+            <w:r>
+              <w:rPr>
+                <w:rFonts w:ascii="Consolas" w:hAnsi="Consolas" w:eastAsia="Consolas"/>
+                <w:b w:val="0"/>
+                <w:color w:val="5B6875"/>
+                <w:sz w:val="16"/>
+              </w:rPr>
+              <w:t xml:space="preserve">   9  </w:t>
+            </w:r>
+            <w:r>
+              <w:rPr>
+                <w:rFonts w:ascii="Consolas" w:hAnsi="Consolas" w:eastAsia="Consolas"/>
+                <w:b w:val="0"/>
+                <w:sz w:val="16"/>
+              </w:rPr>
+              <w:t>def check_additivity(base_value: float, values: list[float], prediction: float, tol: float = 1e-6) -&gt; bool:</w:t>
+            </w:r>
+          </w:p>
+          <w:p>
+            <w:pPr>
+              <w:spacing w:before="0" w:after="0" w:line="240" w:lineRule="auto"/>
+              <w:ind w:left="567" w:hanging="567"/>
+            </w:pPr>
+            <w:r>
+              <w:rPr>
+                <w:rFonts w:ascii="Consolas" w:hAnsi="Consolas" w:eastAsia="Consolas"/>
+                <w:b w:val="0"/>
+                <w:color w:val="5B6875"/>
+                <w:sz w:val="16"/>
+              </w:rPr>
+              <w:t xml:space="preserve">  10  </w:t>
+            </w:r>
+            <w:r>
+              <w:rPr>
+                <w:rFonts w:ascii="Consolas" w:hAnsi="Consolas" w:eastAsia="Consolas"/>
+                <w:b w:val="0"/>
+                <w:sz w:val="16"/>
+              </w:rPr>
+              <w:t xml:space="preserve">    """True when base value plus contributions reproduces the model output."""</w:t>
+            </w:r>
+          </w:p>
+          <w:p>
+            <w:pPr>
+              <w:spacing w:before="0" w:after="0" w:line="240" w:lineRule="auto"/>
+              <w:ind w:left="567" w:hanging="567"/>
+            </w:pPr>
+            <w:r>
+              <w:rPr>
+                <w:rFonts w:ascii="Consolas" w:hAnsi="Consolas" w:eastAsia="Consolas"/>
+                <w:b/>
+                <w:color w:val="5B6875"/>
+                <w:sz w:val="16"/>
+              </w:rPr>
+              <w:t xml:space="preserve"> [2]  </w:t>
+            </w:r>
+            <w:r>
+              <w:rPr>
+                <w:rFonts w:ascii="Consolas" w:hAnsi="Consolas" w:eastAsia="Consolas"/>
+                <w:b w:val="0"/>
+                <w:sz w:val="16"/>
+              </w:rPr>
+              <w:t xml:space="preserve">    return abs(base_value + sum(values) - prediction) &lt;= tol</w:t>
             </w:r>
           </w:p>
         </w:tc>
       </w:tr>
     </w:tbl>
-    <w:p/>
+    <w:p>
+      <w:pPr>
+        <w:pStyle w:val="ListNumber"/>
+      </w:pPr>
+      <w:r>
+        <w:rPr>
+          <w:b/>
+        </w:rPr>
+        <w:t xml:space="preserve">Line 5. </w:t>
+      </w:r>
+      <w:r>
+        <w:rPr>
+          <w:b w:val="0"/>
+          <w:i w:val="0"/>
+        </w:rPr>
+        <w:t>Rank by size, keep the sign for the wording.</w:t>
+      </w:r>
+    </w:p>
+    <w:p>
+      <w:pPr>
+        <w:pStyle w:val="ListNumber"/>
+      </w:pPr>
+      <w:r>
+        <w:rPr>
+          <w:b/>
+        </w:rPr>
+        <w:t xml:space="preserve">Line 11. </w:t>
+      </w:r>
+      <w:r>
+        <w:rPr>
+          <w:b w:val="0"/>
+          <w:i w:val="0"/>
+        </w:rPr>
+        <w:t>A cheap test that you are reading the right output space.</w:t>
+      </w:r>
+    </w:p>
+    <w:p>
+      <w:r>
+        <w:rPr>
+          <w:b w:val="0"/>
+          <w:i w:val="0"/>
+        </w:rPr>
+        <w:t>SHAP explains one prediction additively in a stated output space. It describes the model, not the world.</w:t>
+      </w:r>
+    </w:p>
+    <w:p>
+      <w:pPr>
+        <w:pStyle w:val="Heading4"/>
+      </w:pPr>
+      <w:r>
+        <w:t>Recap card</w:t>
+      </w:r>
+    </w:p>
+    <w:p>
+      <w:pPr>
+        <w:pStyle w:val="ListBullet"/>
+      </w:pPr>
+      <w:r>
+        <w:rPr>
+          <w:b/>
+          <w:i w:val="0"/>
+        </w:rPr>
+        <w:t>SHAP additivity</w:t>
+      </w:r>
+      <w:r>
+        <w:rPr>
+          <w:b w:val="0"/>
+          <w:i w:val="0"/>
+        </w:rPr>
+        <w:t xml:space="preserve"> prediction = base_value + sum of the row's SHAP values, in the explainer's output space.</w:t>
+      </w:r>
+    </w:p>
+    <w:p>
+      <w:pPr>
+        <w:pStyle w:val="ListBullet"/>
+      </w:pPr>
+      <w:r>
+        <w:rPr>
+          <w:b/>
+          <w:i w:val="0"/>
+        </w:rPr>
+        <w:t>Output space for GradientBoostingClassifier in TreeExplainer</w:t>
+      </w:r>
+      <w:r>
+        <w:rPr>
+          <w:b w:val="0"/>
+          <w:i w:val="0"/>
+        </w:rPr>
+        <w:t xml:space="preserve"> Log-odds (decision_function), not probability.</w:t>
+      </w:r>
+    </w:p>
+    <w:p>
+      <w:pPr>
+        <w:pStyle w:val="ListBullet"/>
+      </w:pPr>
+      <w:r>
+        <w:rPr>
+          <w:b/>
+          <w:i w:val="0"/>
+        </w:rPr>
+        <w:t>Global ranking from SHAP</w:t>
+      </w:r>
+      <w:r>
+        <w:rPr>
+          <w:b w:val="0"/>
+          <w:i w:val="0"/>
+        </w:rPr>
+        <w:t xml:space="preserve"> Mean absolute SHAP value per feature.</w:t>
+      </w:r>
+    </w:p>
+    <w:p>
+      <w:pPr>
+        <w:pStyle w:val="ListBullet"/>
+      </w:pPr>
+      <w:r>
+        <w:rPr>
+          <w:b/>
+          <w:i w:val="0"/>
+        </w:rPr>
+        <w:t>What SHAP cannot show</w:t>
+      </w:r>
+      <w:r>
+        <w:rPr>
+          <w:b w:val="0"/>
+          <w:i w:val="0"/>
+        </w:rPr>
+        <w:t xml:space="preserve"> Causes, a stable split between correlated features, behaviour outside the training range.</w:t>
+      </w:r>
+    </w:p>
+    <w:p>
+      <w:pPr>
+        <w:pStyle w:val="Heading4"/>
+      </w:pPr>
+      <w:r>
+        <w:t>Practice</w:t>
+      </w:r>
+    </w:p>
     <w:p>
       <w:pPr>
         <w:pStyle w:val="Heading5"/>
       </w:pPr>
       <w:r>
-        <w:t>Exercise 3. Fill the gap (level 2)</w:t>
+        <w:t>Exercise 1. Multiple choice (level 1)</w:t>
       </w:r>
     </w:p>
     <w:p>
@@ -3087,7 +3129,105 @@
           <w:b w:val="0"/>
           <w:i w:val="0"/>
         </w:rPr>
-        <w:t>Compute SHAP values for a tree model with shap 0.51.</w:t>
+        <w:t>A feature has a large positive SHAP value for most churners. What can you conclude?</w:t>
+      </w:r>
+    </w:p>
+    <w:p>
+      <w:pPr>
+        <w:pStyle w:val="ListBullet"/>
+      </w:pPr>
+      <w:r>
+        <w:rPr>
+          <w:b w:val="0"/>
+          <w:i w:val="0"/>
+        </w:rPr>
+        <w:t>a) Increasing the feature causes churn.</w:t>
+      </w:r>
+    </w:p>
+    <w:p>
+      <w:pPr>
+        <w:pStyle w:val="ListBullet"/>
+      </w:pPr>
+      <w:r>
+        <w:rPr>
+          <w:b w:val="0"/>
+          <w:i w:val="0"/>
+        </w:rPr>
+        <w:t>b) The model uses the feature to push churn scores up.</w:t>
+      </w:r>
+    </w:p>
+    <w:p>
+      <w:pPr>
+        <w:pStyle w:val="ListBullet"/>
+      </w:pPr>
+      <w:r>
+        <w:rPr>
+          <w:b w:val="0"/>
+          <w:i w:val="0"/>
+        </w:rPr>
+        <w:t>c) The feature is measured wrongly.</w:t>
+      </w:r>
+    </w:p>
+    <w:p>
+      <w:pPr>
+        <w:pStyle w:val="ListBullet"/>
+      </w:pPr>
+      <w:r>
+        <w:rPr>
+          <w:b w:val="0"/>
+          <w:i w:val="0"/>
+        </w:rPr>
+        <w:t>d) The model is overfitting.</w:t>
+      </w:r>
+    </w:p>
+    <w:p>
+      <w:r>
+        <w:rPr>
+          <w:b/>
+          <w:i w:val="0"/>
+        </w:rPr>
+        <w:t>Why?</w:t>
+      </w:r>
+    </w:p>
+    <w:p>
+      <w:pPr>
+        <w:pStyle w:val="ListBullet"/>
+      </w:pPr>
+      <w:r>
+        <w:rPr>
+          <w:b w:val="0"/>
+          <w:i w:val="0"/>
+        </w:rPr>
+        <w:t>r1) SHAP values attribute the model's output. They say nothing about intervening in the world.</w:t>
+      </w:r>
+    </w:p>
+    <w:p>
+      <w:pPr>
+        <w:pStyle w:val="ListBullet"/>
+      </w:pPr>
+      <w:r>
+        <w:rPr>
+          <w:b w:val="0"/>
+          <w:i w:val="0"/>
+        </w:rPr>
+        <w:t>r2) Positive SHAP values are always spurious.</w:t>
+      </w:r>
+    </w:p>
+    <w:p>
+      <w:pPr>
+        <w:pStyle w:val="Heading5"/>
+      </w:pPr>
+      <w:r>
+        <w:t>Exercise 2. Predict the output (level 2)</w:t>
+      </w:r>
+    </w:p>
+    <w:p>
+      <w:r>
+        <w:rPr>
+          <w:b w:val="0"/>
+          <w:i w:val="0"/>
+        </w:rPr>
+        <w:t>A GradientBoostingClassifier row has base value -1.2 (log-odds) and SHAP values 0.8, 0.5 and -0.3. What does this print?</w:t>
       </w:r>
     </w:p>
     <w:tbl>
@@ -3125,7 +3265,7 @@
                 <w:b w:val="0"/>
                 <w:sz w:val="16"/>
               </w:rPr>
-              <w:t>explainer = shap._____(1)(model)</w:t>
+              <w:t>import math</w:t>
             </w:r>
           </w:p>
           <w:p>
@@ -3148,7 +3288,7 @@
                 <w:b w:val="0"/>
                 <w:sz w:val="16"/>
               </w:rPr>
-              <w:t>explanation = explainer(X_test)</w:t>
+              <w:t xml:space="preserve"> </w:t>
             </w:r>
           </w:p>
           <w:p>
@@ -3171,7 +3311,30 @@
                 <w:b w:val="0"/>
                 <w:sz w:val="16"/>
               </w:rPr>
-              <w:t>contributions = explanation._____(2)</w:t>
+              <w:t>log_odds = -1.2 + 0.8 + 0.5 - 0.3</w:t>
+            </w:r>
+          </w:p>
+          <w:p>
+            <w:pPr>
+              <w:spacing w:before="0" w:after="0" w:line="240" w:lineRule="auto"/>
+              <w:ind w:left="567" w:hanging="567"/>
+            </w:pPr>
+            <w:r>
+              <w:rPr>
+                <w:rFonts w:ascii="Consolas" w:hAnsi="Consolas" w:eastAsia="Consolas"/>
+                <w:b w:val="0"/>
+                <w:color w:val="5B6875"/>
+                <w:sz w:val="16"/>
+              </w:rPr>
+              <w:t xml:space="preserve">   4  </w:t>
+            </w:r>
+            <w:r>
+              <w:rPr>
+                <w:rFonts w:ascii="Consolas" w:hAnsi="Consolas" w:eastAsia="Consolas"/>
+                <w:b w:val="0"/>
+                <w:sz w:val="16"/>
+              </w:rPr>
+              <w:t>print(round(log_odds, 2), round(1 / (1 + math.exp(-log_odds)), 2))</w:t>
             </w:r>
           </w:p>
         </w:tc>
@@ -3183,7 +3346,7 @@
         <w:pStyle w:val="Heading5"/>
       </w:pPr>
       <w:r>
-        <w:t>Exercise 4. Write the function (level 3)</w:t>
+        <w:t>Exercise 3. Fill the gap (level 2)</w:t>
       </w:r>
     </w:p>
     <w:p>
@@ -3192,120 +3355,7 @@
           <w:b w:val="0"/>
           <w:i w:val="0"/>
         </w:rPr>
-        <w:t xml:space="preserve">Write </w:t>
-      </w:r>
-      <w:r>
-        <w:rPr>
-          <w:rFonts w:ascii="Consolas" w:hAnsi="Consolas" w:eastAsia="Consolas"/>
-          <w:b w:val="0"/>
-          <w:sz w:val="19"/>
-        </w:rPr>
-        <w:t>top_contributions(names, values, k) -&gt; list[tuple[str, float]]</w:t>
-      </w:r>
-      <w:r>
-        <w:rPr>
-          <w:b w:val="0"/>
-          <w:i w:val="0"/>
-        </w:rPr>
-        <w:t xml:space="preserve">. Return the </w:t>
-      </w:r>
-      <w:r>
-        <w:rPr>
-          <w:rFonts w:ascii="Consolas" w:hAnsi="Consolas" w:eastAsia="Consolas"/>
-          <w:b w:val="0"/>
-          <w:sz w:val="19"/>
-        </w:rPr>
-        <w:t>k</w:t>
-      </w:r>
-      <w:r>
-        <w:rPr>
-          <w:b w:val="0"/>
-          <w:i w:val="0"/>
-        </w:rPr>
-        <w:t xml:space="preserve"> pairs </w:t>
-      </w:r>
-      <w:r>
-        <w:rPr>
-          <w:rFonts w:ascii="Consolas" w:hAnsi="Consolas" w:eastAsia="Consolas"/>
-          <w:b w:val="0"/>
-          <w:sz w:val="19"/>
-        </w:rPr>
-        <w:t>(name, value)</w:t>
-      </w:r>
-      <w:r>
-        <w:rPr>
-          <w:b w:val="0"/>
-          <w:i w:val="0"/>
-        </w:rPr>
-        <w:t xml:space="preserve"> with the largest </w:t>
-      </w:r>
-      <w:r>
-        <w:rPr>
-          <w:b/>
-          <w:i w:val="0"/>
-        </w:rPr>
-        <w:t>absolute</w:t>
-      </w:r>
-      <w:r>
-        <w:rPr>
-          <w:b w:val="0"/>
-          <w:i w:val="0"/>
-        </w:rPr>
-        <w:t xml:space="preserve"> values, largest first, keeping the sign. Raise </w:t>
-      </w:r>
-      <w:r>
-        <w:rPr>
-          <w:rFonts w:ascii="Consolas" w:hAnsi="Consolas" w:eastAsia="Consolas"/>
-          <w:b w:val="0"/>
-          <w:sz w:val="19"/>
-        </w:rPr>
-        <w:t>ValueError</w:t>
-      </w:r>
-      <w:r>
-        <w:rPr>
-          <w:b w:val="0"/>
-          <w:i w:val="0"/>
-        </w:rPr>
-        <w:t xml:space="preserve"> if </w:t>
-      </w:r>
-      <w:r>
-        <w:rPr>
-          <w:rFonts w:ascii="Consolas" w:hAnsi="Consolas" w:eastAsia="Consolas"/>
-          <w:b w:val="0"/>
-          <w:sz w:val="19"/>
-        </w:rPr>
-        <w:t>names</w:t>
-      </w:r>
-      <w:r>
-        <w:rPr>
-          <w:b w:val="0"/>
-          <w:i w:val="0"/>
-        </w:rPr>
-        <w:t xml:space="preserve"> and </w:t>
-      </w:r>
-      <w:r>
-        <w:rPr>
-          <w:rFonts w:ascii="Consolas" w:hAnsi="Consolas" w:eastAsia="Consolas"/>
-          <w:b w:val="0"/>
-          <w:sz w:val="19"/>
-        </w:rPr>
-        <w:t>values</w:t>
-      </w:r>
-      <w:r>
-        <w:rPr>
-          <w:b w:val="0"/>
-          <w:i w:val="0"/>
-        </w:rPr>
-        <w:t xml:space="preserve"> differ in length.</w:t>
-      </w:r>
-    </w:p>
-    <w:p>
-      <w:r>
-        <w:rPr>
-          <w:b w:val="0"/>
-          <w:i w:val="0"/>
-        </w:rPr>
-        <w:t>Starter code:</w:t>
+        <w:t>Compute SHAP values for a tree model with shap 0.51.</w:t>
       </w:r>
     </w:p>
     <w:tbl>
@@ -3343,7 +3393,7 @@
                 <w:b w:val="0"/>
                 <w:sz w:val="16"/>
               </w:rPr>
-              <w:t>def top_contributions(names, values, k):</w:t>
+              <w:t>explainer = shap._____(1)(model)</w:t>
             </w:r>
           </w:p>
           <w:p>
@@ -3366,7 +3416,30 @@
                 <w:b w:val="0"/>
                 <w:sz w:val="16"/>
               </w:rPr>
-              <w:t xml:space="preserve">    return sorted(zip(names, values), key=lambda p: p[1], reverse=True)[:k]</w:t>
+              <w:t>explanation = explainer(X_test)</w:t>
+            </w:r>
+          </w:p>
+          <w:p>
+            <w:pPr>
+              <w:spacing w:before="0" w:after="0" w:line="240" w:lineRule="auto"/>
+              <w:ind w:left="567" w:hanging="567"/>
+            </w:pPr>
+            <w:r>
+              <w:rPr>
+                <w:rFonts w:ascii="Consolas" w:hAnsi="Consolas" w:eastAsia="Consolas"/>
+                <w:b w:val="0"/>
+                <w:color w:val="5B6875"/>
+                <w:sz w:val="16"/>
+              </w:rPr>
+              <w:t xml:space="preserve">   3  </w:t>
+            </w:r>
+            <w:r>
+              <w:rPr>
+                <w:rFonts w:ascii="Consolas" w:hAnsi="Consolas" w:eastAsia="Consolas"/>
+                <w:b w:val="0"/>
+                <w:sz w:val="16"/>
+              </w:rPr>
+              <w:t>contributions = explanation._____(2)</w:t>
             </w:r>
           </w:p>
         </w:tc>
@@ -3378,7 +3451,7 @@
         <w:pStyle w:val="Heading5"/>
       </w:pPr>
       <w:r>
-        <w:t>Exercise 5. Architecture design (level 4)</w:t>
+        <w:t>Exercise 4. Write the function (level 3)</w:t>
       </w:r>
     </w:p>
     <w:p>
@@ -3387,7 +3460,111 @@
           <w:b w:val="0"/>
           <w:i w:val="0"/>
         </w:rPr>
-        <w:t>Explain a declined loan application to the customer service team. Choose each part.</w:t>
+        <w:t xml:space="preserve">Write </w:t>
+      </w:r>
+      <w:r>
+        <w:rPr>
+          <w:rFonts w:ascii="Consolas" w:hAnsi="Consolas" w:eastAsia="Consolas"/>
+          <w:b w:val="0"/>
+          <w:sz w:val="19"/>
+        </w:rPr>
+        <w:t>top_contributions(names, values, k) -&gt; list[tuple[str, float]]</w:t>
+      </w:r>
+      <w:r>
+        <w:rPr>
+          <w:b w:val="0"/>
+          <w:i w:val="0"/>
+        </w:rPr>
+        <w:t xml:space="preserve">. Return the </w:t>
+      </w:r>
+      <w:r>
+        <w:rPr>
+          <w:rFonts w:ascii="Consolas" w:hAnsi="Consolas" w:eastAsia="Consolas"/>
+          <w:b w:val="0"/>
+          <w:sz w:val="19"/>
+        </w:rPr>
+        <w:t>k</w:t>
+      </w:r>
+      <w:r>
+        <w:rPr>
+          <w:b w:val="0"/>
+          <w:i w:val="0"/>
+        </w:rPr>
+        <w:t xml:space="preserve"> pairs </w:t>
+      </w:r>
+      <w:r>
+        <w:rPr>
+          <w:rFonts w:ascii="Consolas" w:hAnsi="Consolas" w:eastAsia="Consolas"/>
+          <w:b w:val="0"/>
+          <w:sz w:val="19"/>
+        </w:rPr>
+        <w:t>(name, value)</w:t>
+      </w:r>
+      <w:r>
+        <w:rPr>
+          <w:b w:val="0"/>
+          <w:i w:val="0"/>
+        </w:rPr>
+        <w:t xml:space="preserve"> with the largest </w:t>
+      </w:r>
+      <w:r>
+        <w:rPr>
+          <w:b/>
+          <w:i w:val="0"/>
+        </w:rPr>
+        <w:t>absolute</w:t>
+      </w:r>
+      <w:r>
+        <w:rPr>
+          <w:b w:val="0"/>
+          <w:i w:val="0"/>
+        </w:rPr>
+        <w:t xml:space="preserve"> values, largest first, keeping the sign. Raise </w:t>
+      </w:r>
+      <w:r>
+        <w:rPr>
+          <w:rFonts w:ascii="Consolas" w:hAnsi="Consolas" w:eastAsia="Consolas"/>
+          <w:b w:val="0"/>
+          <w:sz w:val="19"/>
+        </w:rPr>
+        <w:t>ValueError</w:t>
+      </w:r>
+      <w:r>
+        <w:rPr>
+          <w:b w:val="0"/>
+          <w:i w:val="0"/>
+        </w:rPr>
+        <w:t xml:space="preserve"> if </w:t>
+      </w:r>
+      <w:r>
+        <w:rPr>
+          <w:rFonts w:ascii="Consolas" w:hAnsi="Consolas" w:eastAsia="Consolas"/>
+          <w:b w:val="0"/>
+          <w:sz w:val="19"/>
+        </w:rPr>
+        <w:t>names</w:t>
+      </w:r>
+      <w:r>
+        <w:rPr>
+          <w:b w:val="0"/>
+          <w:i w:val="0"/>
+        </w:rPr>
+        <w:t xml:space="preserve"> and </w:t>
+      </w:r>
+      <w:r>
+        <w:rPr>
+          <w:rFonts w:ascii="Consolas" w:hAnsi="Consolas" w:eastAsia="Consolas"/>
+          <w:b w:val="0"/>
+          <w:sz w:val="19"/>
+        </w:rPr>
+        <w:t>values</w:t>
+      </w:r>
+      <w:r>
+        <w:rPr>
+          <w:b w:val="0"/>
+          <w:i w:val="0"/>
+        </w:rPr>
+        <w:t xml:space="preserve"> differ in length.</w:t>
       </w:r>
     </w:p>
     <w:p>
@@ -3396,51 +3573,7 @@
           <w:b w:val="0"/>
           <w:i w:val="0"/>
         </w:rPr>
-        <w:t>Options: State the space (log-odds) and translate the final score to a probability, Show log-odds contributions labelled as percentage points.</w:t>
-      </w:r>
-    </w:p>
-    <w:p>
-      <w:pPr>
-        <w:pStyle w:val="ListNumber"/>
-      </w:pPr>
-      <w:r>
-        <w:rPr>
-          <w:b w:val="0"/>
-          <w:i w:val="0"/>
-        </w:rPr>
-        <w:t>Output space shown</w:t>
-      </w:r>
-    </w:p>
-    <w:p>
-      <w:pPr>
-        <w:pStyle w:val="ListNumber"/>
-      </w:pPr>
-      <w:r>
-        <w:rPr>
-          <w:b w:val="0"/>
-          <w:i w:val="0"/>
-        </w:rPr>
-        <w:t>What the explanation lists</w:t>
-      </w:r>
-    </w:p>
-    <w:p>
-      <w:pPr>
-        <w:pStyle w:val="ListNumber"/>
-      </w:pPr>
-      <w:r>
-        <w:rPr>
-          <w:b w:val="0"/>
-          <w:i w:val="0"/>
-        </w:rPr>
-        <w:t>Wording</w:t>
-      </w:r>
-    </w:p>
-    <w:p>
-      <w:pPr>
-        <w:pStyle w:val="Heading4"/>
-      </w:pPr>
-      <w:r>
-        <w:t>Sources</w:t>
+        <w:t>Your code must pass these checks:</w:t>
       </w:r>
     </w:p>
     <w:p>
@@ -3452,55 +3585,7 @@
           <w:b w:val="0"/>
           <w:i w:val="0"/>
         </w:rPr>
-        <w:t>shap 0.51 TreeExplainer: additivity holds in decision_function space for GradientBoostingClassifier and in probability space, per class, for RandomForestClassifier. (verified: Checked with np.allclose on shap 0.51.0 and scikit-learn 1.9.1 in this repository.)</w:t>
-      </w:r>
-    </w:p>
-    <w:p>
-      <w:pPr>
-        <w:pStyle w:val="Heading3"/>
-      </w:pPr>
-      <w:r>
-        <w:t>B13-L3 Performance by subgroup, and the fairness trade-offs</w:t>
-      </w:r>
-    </w:p>
-    <w:p>
-      <w:pPr>
-        <w:pStyle w:val="Heading4"/>
-      </w:pPr>
-      <w:r>
-        <w:t>Concept</w:t>
-      </w:r>
-    </w:p>
-    <w:p>
-      <w:r>
-        <w:rPr>
-          <w:b w:val="0"/>
-          <w:i w:val="0"/>
-        </w:rPr>
-        <w:t xml:space="preserve">A model can be accurate overall and fail one group. Before release, compute the key rates </w:t>
-      </w:r>
-      <w:r>
-        <w:rPr>
-          <w:b/>
-          <w:i w:val="0"/>
-        </w:rPr>
-        <w:t>per subgroup</w:t>
-      </w:r>
-      <w:r>
-        <w:rPr>
-          <w:b w:val="0"/>
-          <w:i w:val="0"/>
-        </w:rPr>
-        <w:t>: age band, region, sex, ethnicity where you hold it lawfully, and any group the decision affects differently.</w:t>
-      </w:r>
-    </w:p>
-    <w:p>
-      <w:r>
-        <w:rPr>
-          <w:b w:val="0"/>
-          <w:i w:val="0"/>
-        </w:rPr>
-        <w:t>Per group, report:</w:t>
+        <w:t>Rank by absolute size, and keep the sign of each value.</w:t>
       </w:r>
     </w:p>
     <w:p>
@@ -3509,31 +3594,10 @@
       </w:pPr>
       <w:r>
         <w:rPr>
-          <w:b/>
-          <w:i w:val="0"/>
-        </w:rPr>
-        <w:t>n</w:t>
-      </w:r>
-      <w:r>
-        <w:rPr>
-          <w:b w:val="0"/>
-          <w:i w:val="0"/>
-        </w:rPr>
-        <w:t xml:space="preserve"> and </w:t>
-      </w:r>
-      <w:r>
-        <w:rPr>
-          <w:b/>
-          <w:i w:val="0"/>
-        </w:rPr>
-        <w:t>positives</w:t>
-      </w:r>
-      <w:r>
-        <w:rPr>
-          <w:b w:val="0"/>
-          <w:i w:val="0"/>
-        </w:rPr>
-        <w:t>, so readers can judge the evidence.</w:t>
+          <w:b w:val="0"/>
+          <w:i w:val="0"/>
+        </w:rPr>
+        <w:t>Mismatched lengths must raise ValueError.</w:t>
       </w:r>
     </w:p>
     <w:p>
@@ -3542,264 +3606,19 @@
       </w:pPr>
       <w:r>
         <w:rPr>
-          <w:b/>
-          <w:i w:val="0"/>
-        </w:rPr>
-        <w:t>Selection rate</w:t>
-      </w:r>
-      <w:r>
-        <w:rPr>
-          <w:b w:val="0"/>
-          <w:i w:val="0"/>
-        </w:rPr>
-        <w:t>: the share flagged.</w:t>
+          <w:b w:val="0"/>
+          <w:i w:val="0"/>
+        </w:rPr>
+        <w:t>k larger than the number of features returns all of them.</w:t>
       </w:r>
     </w:p>
     <w:p>
-      <w:pPr>
-        <w:pStyle w:val="ListBullet"/>
-      </w:pPr>
-      <w:r>
-        <w:rPr>
-          <w:b/>
-          <w:i w:val="0"/>
-        </w:rPr>
-        <w:t>True positive rate</w:t>
-      </w:r>
-      <w:r>
-        <w:rPr>
-          <w:b w:val="0"/>
-          <w:i w:val="0"/>
-        </w:rPr>
-        <w:t xml:space="preserve"> (recall): the share of real positives flagged.</w:t>
-      </w:r>
-    </w:p>
-    <w:p>
-      <w:pPr>
-        <w:pStyle w:val="ListBullet"/>
-      </w:pPr>
-      <w:r>
-        <w:rPr>
-          <w:b/>
-          <w:i w:val="0"/>
-        </w:rPr>
-        <w:t>False positive rate</w:t>
-      </w:r>
-      <w:r>
-        <w:rPr>
-          <w:b w:val="0"/>
-          <w:i w:val="0"/>
-        </w:rPr>
-        <w:t>: the share of real negatives flagged.</w:t>
-      </w:r>
-    </w:p>
-    <w:p>
-      <w:pPr>
-        <w:pStyle w:val="ListBullet"/>
-      </w:pPr>
-      <w:r>
-        <w:rPr>
-          <w:b/>
-          <w:i w:val="0"/>
-        </w:rPr>
-        <w:t>Precision</w:t>
-      </w:r>
-      <w:r>
-        <w:rPr>
-          <w:b w:val="0"/>
-          <w:i w:val="0"/>
-        </w:rPr>
-        <w:t>, and a calibration check (lesson B12-L2).</w:t>
-      </w:r>
-    </w:p>
-    <w:p>
-      <w:r>
-        <w:rPr>
-          <w:b w:val="0"/>
-          <w:i w:val="0"/>
-        </w:rPr>
-        <w:t xml:space="preserve">Then face a hard fact. When groups have </w:t>
-      </w:r>
-      <w:r>
-        <w:rPr>
-          <w:b/>
-          <w:i w:val="0"/>
-        </w:rPr>
-        <w:t>different base rates</w:t>
-      </w:r>
-      <w:r>
-        <w:rPr>
-          <w:b w:val="0"/>
-          <w:i w:val="0"/>
-        </w:rPr>
-        <w:t>, a calibrated score cannot also give equal false positive and true positive rates, except in trivial cases (Kleinberg, Mullainathan and Raghavan, 2016; Chouldechova, 2017).</w:t>
-      </w:r>
-    </w:p>
-    <w:p>
-      <w:r>
-        <w:rPr>
-          <w:b w:val="0"/>
-          <w:i w:val="0"/>
-        </w:rPr>
-        <w:t>A simulation in this course's build: a perfectly calibrated score for two groups with base rates of 30% and 10%, one threshold of 0.3. In both groups, cases scored 0.3 to 0.4 were positive about 34% of the time. Yet group A had a true positive rate of 0.65 and a false positive rate of 0.39. Group B had 0.15 and 0.03.</w:t>
-      </w:r>
-    </w:p>
-    <w:p>
-      <w:r>
-        <w:rPr>
-          <w:b w:val="0"/>
-          <w:i w:val="0"/>
-        </w:rPr>
-        <w:t>So choose, with the people accountable for the decision, which property matters most for this use:</w:t>
-      </w:r>
-    </w:p>
-    <w:p>
-      <w:pPr>
-        <w:pStyle w:val="ListBullet"/>
-      </w:pPr>
-      <w:r>
-        <w:rPr>
-          <w:b w:val="0"/>
-          <w:i w:val="0"/>
-        </w:rPr>
-        <w:t xml:space="preserve">Equal </w:t>
-      </w:r>
-      <w:r>
-        <w:rPr>
-          <w:b/>
-          <w:i w:val="0"/>
-        </w:rPr>
-        <w:t>calibration</w:t>
-      </w:r>
-      <w:r>
-        <w:rPr>
-          <w:b w:val="0"/>
-          <w:i w:val="0"/>
-        </w:rPr>
-        <w:t>: a score means the same risk in every group.</w:t>
-      </w:r>
-    </w:p>
-    <w:p>
-      <w:pPr>
-        <w:pStyle w:val="ListBullet"/>
-      </w:pPr>
-      <w:r>
-        <w:rPr>
-          <w:b w:val="0"/>
-          <w:i w:val="0"/>
-        </w:rPr>
-        <w:t xml:space="preserve">Equal </w:t>
-      </w:r>
-      <w:r>
-        <w:rPr>
-          <w:b/>
-          <w:i w:val="0"/>
-        </w:rPr>
-        <w:t>true positive rates</w:t>
-      </w:r>
-      <w:r>
-        <w:rPr>
-          <w:b w:val="0"/>
-          <w:i w:val="0"/>
-        </w:rPr>
-        <w:t>: each group's genuine cases are found at the same rate. Suits allocating help.</w:t>
-      </w:r>
-    </w:p>
-    <w:p>
-      <w:pPr>
-        <w:pStyle w:val="ListBullet"/>
-      </w:pPr>
-      <w:r>
-        <w:rPr>
-          <w:b w:val="0"/>
-          <w:i w:val="0"/>
-        </w:rPr>
-        <w:t xml:space="preserve">Equal </w:t>
-      </w:r>
-      <w:r>
-        <w:rPr>
-          <w:b/>
-          <w:i w:val="0"/>
-        </w:rPr>
-        <w:t>false positive rates</w:t>
-      </w:r>
-      <w:r>
-        <w:rPr>
-          <w:b w:val="0"/>
-          <w:i w:val="0"/>
-        </w:rPr>
-        <w:t>: each group bears the same rate of wrong flags. Suits decisions with a cost to the flagged person.</w:t>
-      </w:r>
-    </w:p>
-    <w:p>
-      <w:r>
-        <w:rPr>
-          <w:b w:val="0"/>
-          <w:i w:val="0"/>
-        </w:rPr>
-        <w:t>Write the choice, the reasons and the measured gaps in the model card (lesson B18-L2).</w:t>
-      </w:r>
-    </w:p>
-    <w:p>
-      <w:r>
-        <w:rPr>
-          <w:b w:val="0"/>
-          <w:i w:val="0"/>
-        </w:rPr>
-        <w:t xml:space="preserve">Removing a protected attribute from the features does not remove its influence. Postcode, first name and shopping patterns act as </w:t>
-      </w:r>
-      <w:r>
-        <w:rPr>
-          <w:b/>
-          <w:i w:val="0"/>
-        </w:rPr>
-        <w:t>proxies</w:t>
-      </w:r>
-      <w:r>
-        <w:rPr>
-          <w:b w:val="0"/>
-          <w:i w:val="0"/>
-        </w:rPr>
-        <w:t xml:space="preserve">. Keep the attribute available for </w:t>
-      </w:r>
-      <w:r>
-        <w:rPr>
-          <w:b/>
-          <w:i w:val="0"/>
-        </w:rPr>
-        <w:t>measuring</w:t>
-      </w:r>
-      <w:r>
-        <w:rPr>
-          <w:b w:val="0"/>
-          <w:i w:val="0"/>
-        </w:rPr>
-        <w:t>, where lawful, even if the model never uses it.</w:t>
-      </w:r>
-    </w:p>
-    <w:p>
-      <w:pPr>
-        <w:pStyle w:val="Heading4"/>
-      </w:pPr>
-      <w:r>
-        <w:t>Why it matters</w:t>
-      </w:r>
-    </w:p>
-    <w:p>
-      <w:r>
-        <w:rPr>
-          <w:b w:val="0"/>
-          <w:i w:val="0"/>
-        </w:rPr>
-        <w:t>A hardship-support model flagged customers for proactive help. Overall recall was 0.62. By age band, customers over 70 had recall 0.28: they used fewer digital channels, so the features the model relied on were sparse for them. The group most likely to need help was the least likely to be offered it. A per-group table at validation showed the gap in one line.</w:t>
-      </w:r>
-    </w:p>
-    <w:p>
-      <w:pPr>
-        <w:pStyle w:val="Heading4"/>
-      </w:pPr>
-      <w:r>
-        <w:t>Worked example: weak code</w:t>
+      <w:r>
+        <w:rPr>
+          <w:b w:val="0"/>
+          <w:i w:val="0"/>
+        </w:rPr>
+        <w:t>Shape of the answer. The reference solution defines these names. Write the bodies yourself.</w:t>
       </w:r>
     </w:p>
     <w:tbl>
@@ -3825,19 +3644,19 @@
             <w:r>
               <w:rPr>
                 <w:rFonts w:ascii="Consolas" w:hAnsi="Consolas" w:eastAsia="Consolas"/>
-                <w:b/>
+                <w:b w:val="0"/>
                 <w:color w:val="5B6875"/>
                 <w:sz w:val="16"/>
               </w:rPr>
-              <w:t xml:space="preserve"> [1]  </w:t>
-            </w:r>
-            <w:r>
-              <w:rPr>
-                <w:rFonts w:ascii="Consolas" w:hAnsi="Consolas" w:eastAsia="Consolas"/>
-                <w:b w:val="0"/>
-                <w:sz w:val="16"/>
-              </w:rPr>
-              <w:t>features = [c for c in df.columns if c not in ("age_band", "sex")]</w:t>
+              <w:t xml:space="preserve">   1  </w:t>
+            </w:r>
+            <w:r>
+              <w:rPr>
+                <w:rFonts w:ascii="Consolas" w:hAnsi="Consolas" w:eastAsia="Consolas"/>
+                <w:b w:val="0"/>
+                <w:sz w:val="16"/>
+              </w:rPr>
+              <w:t># The k largest contributions to one prediction, by absolute size.</w:t>
             </w:r>
           </w:p>
           <w:p>
@@ -3848,66 +3667,124 @@
             <w:r>
               <w:rPr>
                 <w:rFonts w:ascii="Consolas" w:hAnsi="Consolas" w:eastAsia="Consolas"/>
-                <w:b/>
+                <w:b w:val="0"/>
                 <w:color w:val="5B6875"/>
                 <w:sz w:val="16"/>
               </w:rPr>
-              <w:t xml:space="preserve"> [2]  </w:t>
-            </w:r>
-            <w:r>
-              <w:rPr>
-                <w:rFonts w:ascii="Consolas" w:hAnsi="Consolas" w:eastAsia="Consolas"/>
-                <w:b w:val="0"/>
-                <w:sz w:val="16"/>
-              </w:rPr>
-              <w:t>print("recall", recall_score(y_test, flagged))</w:t>
+              <w:t xml:space="preserve">   2  </w:t>
+            </w:r>
+            <w:r>
+              <w:rPr>
+                <w:rFonts w:ascii="Consolas" w:hAnsi="Consolas" w:eastAsia="Consolas"/>
+                <w:b w:val="0"/>
+                <w:sz w:val="16"/>
+              </w:rPr>
+              <w:t>def top_contributions(</w:t>
+            </w:r>
+          </w:p>
+          <w:p>
+            <w:pPr>
+              <w:spacing w:before="0" w:after="0" w:line="240" w:lineRule="auto"/>
+              <w:ind w:left="567" w:hanging="567"/>
+            </w:pPr>
+            <w:r>
+              <w:rPr>
+                <w:rFonts w:ascii="Consolas" w:hAnsi="Consolas" w:eastAsia="Consolas"/>
+                <w:b w:val="0"/>
+                <w:color w:val="5B6875"/>
+                <w:sz w:val="16"/>
+              </w:rPr>
+              <w:t xml:space="preserve">   3  </w:t>
+            </w:r>
+            <w:r>
+              <w:rPr>
+                <w:rFonts w:ascii="Consolas" w:hAnsi="Consolas" w:eastAsia="Consolas"/>
+                <w:b w:val="0"/>
+                <w:sz w:val="16"/>
+              </w:rPr>
+              <w:t xml:space="preserve">    names: list[str],</w:t>
+            </w:r>
+          </w:p>
+          <w:p>
+            <w:pPr>
+              <w:spacing w:before="0" w:after="0" w:line="240" w:lineRule="auto"/>
+              <w:ind w:left="567" w:hanging="567"/>
+            </w:pPr>
+            <w:r>
+              <w:rPr>
+                <w:rFonts w:ascii="Consolas" w:hAnsi="Consolas" w:eastAsia="Consolas"/>
+                <w:b w:val="0"/>
+                <w:color w:val="5B6875"/>
+                <w:sz w:val="16"/>
+              </w:rPr>
+              <w:t xml:space="preserve">   4  </w:t>
+            </w:r>
+            <w:r>
+              <w:rPr>
+                <w:rFonts w:ascii="Consolas" w:hAnsi="Consolas" w:eastAsia="Consolas"/>
+                <w:b w:val="0"/>
+                <w:sz w:val="16"/>
+              </w:rPr>
+              <w:t xml:space="preserve">    values: list[float],</w:t>
+            </w:r>
+          </w:p>
+          <w:p>
+            <w:pPr>
+              <w:spacing w:before="0" w:after="0" w:line="240" w:lineRule="auto"/>
+              <w:ind w:left="567" w:hanging="567"/>
+            </w:pPr>
+            <w:r>
+              <w:rPr>
+                <w:rFonts w:ascii="Consolas" w:hAnsi="Consolas" w:eastAsia="Consolas"/>
+                <w:b w:val="0"/>
+                <w:color w:val="5B6875"/>
+                <w:sz w:val="16"/>
+              </w:rPr>
+              <w:t xml:space="preserve">   5  </w:t>
+            </w:r>
+            <w:r>
+              <w:rPr>
+                <w:rFonts w:ascii="Consolas" w:hAnsi="Consolas" w:eastAsia="Consolas"/>
+                <w:b w:val="0"/>
+                <w:sz w:val="16"/>
+              </w:rPr>
+              <w:t xml:space="preserve">    k: int,</w:t>
+            </w:r>
+          </w:p>
+          <w:p>
+            <w:pPr>
+              <w:spacing w:before="0" w:after="0" w:line="240" w:lineRule="auto"/>
+              <w:ind w:left="567" w:hanging="567"/>
+            </w:pPr>
+            <w:r>
+              <w:rPr>
+                <w:rFonts w:ascii="Consolas" w:hAnsi="Consolas" w:eastAsia="Consolas"/>
+                <w:b w:val="0"/>
+                <w:color w:val="5B6875"/>
+                <w:sz w:val="16"/>
+              </w:rPr>
+              <w:t xml:space="preserve">   6  </w:t>
+            </w:r>
+            <w:r>
+              <w:rPr>
+                <w:rFonts w:ascii="Consolas" w:hAnsi="Consolas" w:eastAsia="Consolas"/>
+                <w:b w:val="0"/>
+                <w:sz w:val="16"/>
+              </w:rPr>
+              <w:t>) -&gt; list[tuple[str, float]]: ...</w:t>
             </w:r>
           </w:p>
         </w:tc>
       </w:tr>
     </w:tbl>
+    <w:p/>
     <w:p>
-      <w:pPr>
-        <w:pStyle w:val="ListNumber"/>
-      </w:pPr>
-      <w:r>
-        <w:rPr>
-          <w:b/>
-        </w:rPr>
-        <w:t xml:space="preserve">Line 1. </w:t>
-      </w:r>
-      <w:r>
-        <w:rPr>
-          <w:b w:val="0"/>
-          <w:i w:val="0"/>
-        </w:rPr>
-        <w:t>Dropping attributes does not remove proxies, and leaves nothing to measure gaps with.</w:t>
-      </w:r>
-    </w:p>
-    <w:p>
-      <w:pPr>
-        <w:pStyle w:val="ListNumber"/>
-      </w:pPr>
-      <w:r>
-        <w:rPr>
-          <w:b/>
-        </w:rPr>
-        <w:t xml:space="preserve">Line 2. </w:t>
-      </w:r>
-      <w:r>
-        <w:rPr>
-          <w:b w:val="0"/>
-          <w:i w:val="0"/>
-        </w:rPr>
-        <w:t>One overall number hides a group at a fraction of it.</w:t>
-      </w:r>
-    </w:p>
-    <w:p>
-      <w:pPr>
-        <w:pStyle w:val="Heading4"/>
-      </w:pPr>
-      <w:r>
-        <w:t>Worked example: strong code</w:t>
+      <w:r>
+        <w:rPr>
+          <w:b w:val="0"/>
+          <w:i w:val="0"/>
+        </w:rPr>
+        <w:t>Starter code:</w:t>
       </w:r>
     </w:p>
     <w:tbl>
@@ -3945,7 +3822,7 @@
                 <w:b w:val="0"/>
                 <w:sz w:val="16"/>
               </w:rPr>
-              <w:t>import pandas as pd</w:t>
+              <w:t>def top_contributions(names, values, k):</w:t>
             </w:r>
           </w:p>
           <w:p>
@@ -3968,396 +3845,37 @@
                 <w:b w:val="0"/>
                 <w:sz w:val="16"/>
               </w:rPr>
-              <w:t xml:space="preserve"> </w:t>
-            </w:r>
-          </w:p>
-          <w:p>
-            <w:pPr>
-              <w:spacing w:before="0" w:after="0" w:line="240" w:lineRule="auto"/>
-              <w:ind w:left="567" w:hanging="567"/>
-            </w:pPr>
-            <w:r>
-              <w:rPr>
-                <w:rFonts w:ascii="Consolas" w:hAnsi="Consolas" w:eastAsia="Consolas"/>
-                <w:b w:val="0"/>
-                <w:color w:val="5B6875"/>
-                <w:sz w:val="16"/>
-              </w:rPr>
-              <w:t xml:space="preserve">   3  </w:t>
-            </w:r>
-            <w:r>
-              <w:rPr>
-                <w:rFonts w:ascii="Consolas" w:hAnsi="Consolas" w:eastAsia="Consolas"/>
-                <w:b w:val="0"/>
-                <w:sz w:val="16"/>
-              </w:rPr>
-              <w:t xml:space="preserve"> </w:t>
-            </w:r>
-          </w:p>
-          <w:p>
-            <w:pPr>
-              <w:spacing w:before="0" w:after="0" w:line="240" w:lineRule="auto"/>
-              <w:ind w:left="567" w:hanging="567"/>
-            </w:pPr>
-            <w:r>
-              <w:rPr>
-                <w:rFonts w:ascii="Consolas" w:hAnsi="Consolas" w:eastAsia="Consolas"/>
-                <w:b w:val="0"/>
-                <w:color w:val="5B6875"/>
-                <w:sz w:val="16"/>
-              </w:rPr>
-              <w:t xml:space="preserve">   4  </w:t>
-            </w:r>
-            <w:r>
-              <w:rPr>
-                <w:rFonts w:ascii="Consolas" w:hAnsi="Consolas" w:eastAsia="Consolas"/>
-                <w:b w:val="0"/>
-                <w:sz w:val="16"/>
-              </w:rPr>
-              <w:t>def group_rates(df: pd.DataFrame, group: str) -&gt; pd.DataFrame:</w:t>
-            </w:r>
-          </w:p>
-          <w:p>
-            <w:pPr>
-              <w:spacing w:before="0" w:after="0" w:line="240" w:lineRule="auto"/>
-              <w:ind w:left="567" w:hanging="567"/>
-            </w:pPr>
-            <w:r>
-              <w:rPr>
-                <w:rFonts w:ascii="Consolas" w:hAnsi="Consolas" w:eastAsia="Consolas"/>
-                <w:b w:val="0"/>
-                <w:color w:val="5B6875"/>
-                <w:sz w:val="16"/>
-              </w:rPr>
-              <w:t xml:space="preserve">   5  </w:t>
-            </w:r>
-            <w:r>
-              <w:rPr>
-                <w:rFonts w:ascii="Consolas" w:hAnsi="Consolas" w:eastAsia="Consolas"/>
-                <w:b w:val="0"/>
-                <w:sz w:val="16"/>
-              </w:rPr>
-              <w:t xml:space="preserve">    """Selection rate, TPR and FPR per group, with counts. Columns y and flagged are 0/1."""</w:t>
-            </w:r>
-          </w:p>
-          <w:p>
-            <w:pPr>
-              <w:spacing w:before="0" w:after="0" w:line="240" w:lineRule="auto"/>
-              <w:ind w:left="567" w:hanging="567"/>
-            </w:pPr>
-            <w:r>
-              <w:rPr>
-                <w:rFonts w:ascii="Consolas" w:hAnsi="Consolas" w:eastAsia="Consolas"/>
-                <w:b w:val="0"/>
-                <w:color w:val="5B6875"/>
-                <w:sz w:val="16"/>
-              </w:rPr>
-              <w:t xml:space="preserve">   6  </w:t>
-            </w:r>
-            <w:r>
-              <w:rPr>
-                <w:rFonts w:ascii="Consolas" w:hAnsi="Consolas" w:eastAsia="Consolas"/>
-                <w:b w:val="0"/>
-                <w:sz w:val="16"/>
-              </w:rPr>
-              <w:t xml:space="preserve">    rows = []</w:t>
-            </w:r>
-          </w:p>
-          <w:p>
-            <w:pPr>
-              <w:spacing w:before="0" w:after="0" w:line="240" w:lineRule="auto"/>
-              <w:ind w:left="567" w:hanging="567"/>
-            </w:pPr>
-            <w:r>
-              <w:rPr>
-                <w:rFonts w:ascii="Consolas" w:hAnsi="Consolas" w:eastAsia="Consolas"/>
-                <w:b/>
-                <w:color w:val="5B6875"/>
-                <w:sz w:val="16"/>
-              </w:rPr>
-              <w:t xml:space="preserve"> [1]  </w:t>
-            </w:r>
-            <w:r>
-              <w:rPr>
-                <w:rFonts w:ascii="Consolas" w:hAnsi="Consolas" w:eastAsia="Consolas"/>
-                <w:b w:val="0"/>
-                <w:sz w:val="16"/>
-              </w:rPr>
-              <w:t xml:space="preserve">    for name, g in df.groupby(group, sort=True):</w:t>
-            </w:r>
-          </w:p>
-          <w:p>
-            <w:pPr>
-              <w:spacing w:before="0" w:after="0" w:line="240" w:lineRule="auto"/>
-              <w:ind w:left="567" w:hanging="567"/>
-            </w:pPr>
-            <w:r>
-              <w:rPr>
-                <w:rFonts w:ascii="Consolas" w:hAnsi="Consolas" w:eastAsia="Consolas"/>
-                <w:b w:val="0"/>
-                <w:color w:val="5B6875"/>
-                <w:sz w:val="16"/>
-              </w:rPr>
-              <w:t xml:space="preserve">   8  </w:t>
-            </w:r>
-            <w:r>
-              <w:rPr>
-                <w:rFonts w:ascii="Consolas" w:hAnsi="Consolas" w:eastAsia="Consolas"/>
-                <w:b w:val="0"/>
-                <w:sz w:val="16"/>
-              </w:rPr>
-              <w:t xml:space="preserve">        pos, neg = g["y"] == 1, g["y"] == 0</w:t>
-            </w:r>
-          </w:p>
-          <w:p>
-            <w:pPr>
-              <w:spacing w:before="0" w:after="0" w:line="240" w:lineRule="auto"/>
-              <w:ind w:left="567" w:hanging="567"/>
-            </w:pPr>
-            <w:r>
-              <w:rPr>
-                <w:rFonts w:ascii="Consolas" w:hAnsi="Consolas" w:eastAsia="Consolas"/>
-                <w:b w:val="0"/>
-                <w:color w:val="5B6875"/>
-                <w:sz w:val="16"/>
-              </w:rPr>
-              <w:t xml:space="preserve">   9  </w:t>
-            </w:r>
-            <w:r>
-              <w:rPr>
-                <w:rFonts w:ascii="Consolas" w:hAnsi="Consolas" w:eastAsia="Consolas"/>
-                <w:b w:val="0"/>
-                <w:sz w:val="16"/>
-              </w:rPr>
-              <w:t xml:space="preserve">        flag = g["flagged"] == 1</w:t>
-            </w:r>
-          </w:p>
-          <w:p>
-            <w:pPr>
-              <w:spacing w:before="0" w:after="0" w:line="240" w:lineRule="auto"/>
-              <w:ind w:left="567" w:hanging="567"/>
-            </w:pPr>
-            <w:r>
-              <w:rPr>
-                <w:rFonts w:ascii="Consolas" w:hAnsi="Consolas" w:eastAsia="Consolas"/>
-                <w:b w:val="0"/>
-                <w:color w:val="5B6875"/>
-                <w:sz w:val="16"/>
-              </w:rPr>
-              <w:t xml:space="preserve">  10  </w:t>
-            </w:r>
-            <w:r>
-              <w:rPr>
-                <w:rFonts w:ascii="Consolas" w:hAnsi="Consolas" w:eastAsia="Consolas"/>
-                <w:b w:val="0"/>
-                <w:sz w:val="16"/>
-              </w:rPr>
-              <w:t xml:space="preserve">        rows.append({</w:t>
-            </w:r>
-          </w:p>
-          <w:p>
-            <w:pPr>
-              <w:spacing w:before="0" w:after="0" w:line="240" w:lineRule="auto"/>
-              <w:ind w:left="567" w:hanging="567"/>
-            </w:pPr>
-            <w:r>
-              <w:rPr>
-                <w:rFonts w:ascii="Consolas" w:hAnsi="Consolas" w:eastAsia="Consolas"/>
-                <w:b w:val="0"/>
-                <w:color w:val="5B6875"/>
-                <w:sz w:val="16"/>
-              </w:rPr>
-              <w:t xml:space="preserve">  11  </w:t>
-            </w:r>
-            <w:r>
-              <w:rPr>
-                <w:rFonts w:ascii="Consolas" w:hAnsi="Consolas" w:eastAsia="Consolas"/>
-                <w:b w:val="0"/>
-                <w:sz w:val="16"/>
-              </w:rPr>
-              <w:t xml:space="preserve">            group: name,</w:t>
-            </w:r>
-          </w:p>
-          <w:p>
-            <w:pPr>
-              <w:spacing w:before="0" w:after="0" w:line="240" w:lineRule="auto"/>
-              <w:ind w:left="567" w:hanging="567"/>
-            </w:pPr>
-            <w:r>
-              <w:rPr>
-                <w:rFonts w:ascii="Consolas" w:hAnsi="Consolas" w:eastAsia="Consolas"/>
-                <w:b w:val="0"/>
-                <w:color w:val="5B6875"/>
-                <w:sz w:val="16"/>
-              </w:rPr>
-              <w:t xml:space="preserve">  12  </w:t>
-            </w:r>
-            <w:r>
-              <w:rPr>
-                <w:rFonts w:ascii="Consolas" w:hAnsi="Consolas" w:eastAsia="Consolas"/>
-                <w:b w:val="0"/>
-                <w:sz w:val="16"/>
-              </w:rPr>
-              <w:t xml:space="preserve">            "n": len(g),</w:t>
-            </w:r>
-          </w:p>
-          <w:p>
-            <w:pPr>
-              <w:spacing w:before="0" w:after="0" w:line="240" w:lineRule="auto"/>
-              <w:ind w:left="567" w:hanging="567"/>
-            </w:pPr>
-            <w:r>
-              <w:rPr>
-                <w:rFonts w:ascii="Consolas" w:hAnsi="Consolas" w:eastAsia="Consolas"/>
-                <w:b w:val="0"/>
-                <w:color w:val="5B6875"/>
-                <w:sz w:val="16"/>
-              </w:rPr>
-              <w:t xml:space="preserve">  13  </w:t>
-            </w:r>
-            <w:r>
-              <w:rPr>
-                <w:rFonts w:ascii="Consolas" w:hAnsi="Consolas" w:eastAsia="Consolas"/>
-                <w:b w:val="0"/>
-                <w:sz w:val="16"/>
-              </w:rPr>
-              <w:t xml:space="preserve">            "positives": int(pos.sum()),</w:t>
-            </w:r>
-          </w:p>
-          <w:p>
-            <w:pPr>
-              <w:spacing w:before="0" w:after="0" w:line="240" w:lineRule="auto"/>
-              <w:ind w:left="567" w:hanging="567"/>
-            </w:pPr>
-            <w:r>
-              <w:rPr>
-                <w:rFonts w:ascii="Consolas" w:hAnsi="Consolas" w:eastAsia="Consolas"/>
-                <w:b w:val="0"/>
-                <w:color w:val="5B6875"/>
-                <w:sz w:val="16"/>
-              </w:rPr>
-              <w:t xml:space="preserve">  14  </w:t>
-            </w:r>
-            <w:r>
-              <w:rPr>
-                <w:rFonts w:ascii="Consolas" w:hAnsi="Consolas" w:eastAsia="Consolas"/>
-                <w:b w:val="0"/>
-                <w:sz w:val="16"/>
-              </w:rPr>
-              <w:t xml:space="preserve">            "selection_rate": float(flag.mean()),</w:t>
-            </w:r>
-          </w:p>
-          <w:p>
-            <w:pPr>
-              <w:spacing w:before="0" w:after="0" w:line="240" w:lineRule="auto"/>
-              <w:ind w:left="567" w:hanging="567"/>
-            </w:pPr>
-            <w:r>
-              <w:rPr>
-                <w:rFonts w:ascii="Consolas" w:hAnsi="Consolas" w:eastAsia="Consolas"/>
-                <w:b/>
-                <w:color w:val="5B6875"/>
-                <w:sz w:val="16"/>
-              </w:rPr>
-              <w:t xml:space="preserve"> [2]  </w:t>
-            </w:r>
-            <w:r>
-              <w:rPr>
-                <w:rFonts w:ascii="Consolas" w:hAnsi="Consolas" w:eastAsia="Consolas"/>
-                <w:b w:val="0"/>
-                <w:sz w:val="16"/>
-              </w:rPr>
-              <w:t xml:space="preserve">            "tpr": float((flag &amp; pos).sum() / pos.sum()) if pos.sum() &gt; 0 else None,</w:t>
-            </w:r>
-          </w:p>
-          <w:p>
-            <w:pPr>
-              <w:spacing w:before="0" w:after="0" w:line="240" w:lineRule="auto"/>
-              <w:ind w:left="567" w:hanging="567"/>
-            </w:pPr>
-            <w:r>
-              <w:rPr>
-                <w:rFonts w:ascii="Consolas" w:hAnsi="Consolas" w:eastAsia="Consolas"/>
-                <w:b w:val="0"/>
-                <w:color w:val="5B6875"/>
-                <w:sz w:val="16"/>
-              </w:rPr>
-              <w:t xml:space="preserve">  16  </w:t>
-            </w:r>
-            <w:r>
-              <w:rPr>
-                <w:rFonts w:ascii="Consolas" w:hAnsi="Consolas" w:eastAsia="Consolas"/>
-                <w:b w:val="0"/>
-                <w:sz w:val="16"/>
-              </w:rPr>
-              <w:t xml:space="preserve">            "fpr": float((flag &amp; neg).sum() / neg.sum()) if neg.sum() &gt; 0 else None,</w:t>
-            </w:r>
-          </w:p>
-          <w:p>
-            <w:pPr>
-              <w:spacing w:before="0" w:after="0" w:line="240" w:lineRule="auto"/>
-              <w:ind w:left="567" w:hanging="567"/>
-            </w:pPr>
-            <w:r>
-              <w:rPr>
-                <w:rFonts w:ascii="Consolas" w:hAnsi="Consolas" w:eastAsia="Consolas"/>
-                <w:b w:val="0"/>
-                <w:color w:val="5B6875"/>
-                <w:sz w:val="16"/>
-              </w:rPr>
-              <w:t xml:space="preserve">  17  </w:t>
-            </w:r>
-            <w:r>
-              <w:rPr>
-                <w:rFonts w:ascii="Consolas" w:hAnsi="Consolas" w:eastAsia="Consolas"/>
-                <w:b w:val="0"/>
-                <w:sz w:val="16"/>
-              </w:rPr>
-              <w:t xml:space="preserve">        })</w:t>
-            </w:r>
-          </w:p>
-          <w:p>
-            <w:pPr>
-              <w:spacing w:before="0" w:after="0" w:line="240" w:lineRule="auto"/>
-              <w:ind w:left="567" w:hanging="567"/>
-            </w:pPr>
-            <w:r>
-              <w:rPr>
-                <w:rFonts w:ascii="Consolas" w:hAnsi="Consolas" w:eastAsia="Consolas"/>
-                <w:b w:val="0"/>
-                <w:color w:val="5B6875"/>
-                <w:sz w:val="16"/>
-              </w:rPr>
-              <w:t xml:space="preserve">  18  </w:t>
-            </w:r>
-            <w:r>
-              <w:rPr>
-                <w:rFonts w:ascii="Consolas" w:hAnsi="Consolas" w:eastAsia="Consolas"/>
-                <w:b w:val="0"/>
-                <w:sz w:val="16"/>
-              </w:rPr>
-              <w:t xml:space="preserve">    return pd.DataFrame(rows)</w:t>
+              <w:t xml:space="preserve">    return sorted(zip(names, values), key=lambda p: p[1], reverse=True)[:k]</w:t>
             </w:r>
           </w:p>
         </w:tc>
       </w:tr>
     </w:tbl>
+    <w:p/>
     <w:p>
       <w:pPr>
-        <w:pStyle w:val="ListNumber"/>
+        <w:pStyle w:val="Heading5"/>
       </w:pPr>
       <w:r>
-        <w:rPr>
-          <w:b/>
-        </w:rPr>
-        <w:t xml:space="preserve">Line 7. </w:t>
-      </w:r>
-      <w:r>
-        <w:rPr>
-          <w:b w:val="0"/>
-          <w:i w:val="0"/>
-        </w:rPr>
-        <w:t>The group attribute is used to measure, whether or not the model uses it.</w:t>
+        <w:t>Exercise 5. Architecture design (level 4)</w:t>
+      </w:r>
+    </w:p>
+    <w:p>
+      <w:r>
+        <w:rPr>
+          <w:b w:val="0"/>
+          <w:i w:val="0"/>
+        </w:rPr>
+        <w:t>Explain a declined loan application to the customer service team. Choose each part.</w:t>
+      </w:r>
+    </w:p>
+    <w:p>
+      <w:r>
+        <w:rPr>
+          <w:b w:val="0"/>
+          <w:i w:val="0"/>
+        </w:rPr>
+        <w:t>Options: State the space (log-odds) and translate the final score to a probability, Show log-odds contributions labelled as percentage points.</w:t>
       </w:r>
     </w:p>
     <w:p>
@@ -4366,25 +3884,34 @@
       </w:pPr>
       <w:r>
         <w:rPr>
-          <w:b/>
-        </w:rPr>
-        <w:t xml:space="preserve">Line 15. </w:t>
-      </w:r>
-      <w:r>
-        <w:rPr>
-          <w:b w:val="0"/>
-          <w:i w:val="0"/>
-        </w:rPr>
-        <w:t>Guarded: a group with no positives has no TPR.</w:t>
+          <w:b w:val="0"/>
+          <w:i w:val="0"/>
+        </w:rPr>
+        <w:t>Output space shown</w:t>
       </w:r>
     </w:p>
     <w:p>
-      <w:r>
-        <w:rPr>
-          <w:b w:val="0"/>
-          <w:i w:val="0"/>
-        </w:rPr>
-        <w:t>Measure rates per group with counts, choose the fairness property that fits the decision, and document the gaps.</w:t>
+      <w:pPr>
+        <w:pStyle w:val="ListNumber"/>
+      </w:pPr>
+      <w:r>
+        <w:rPr>
+          <w:b w:val="0"/>
+          <w:i w:val="0"/>
+        </w:rPr>
+        <w:t>What the explanation lists</w:t>
+      </w:r>
+    </w:p>
+    <w:p>
+      <w:pPr>
+        <w:pStyle w:val="ListNumber"/>
+      </w:pPr>
+      <w:r>
+        <w:rPr>
+          <w:b w:val="0"/>
+          <w:i w:val="0"/>
+        </w:rPr>
+        <w:t>Wording</w:t>
       </w:r>
     </w:p>
     <w:p>
@@ -4392,7 +3919,7 @@
         <w:pStyle w:val="Heading4"/>
       </w:pPr>
       <w:r>
-        <w:t>Recap card</w:t>
+        <w:t>Sources</w:t>
       </w:r>
     </w:p>
     <w:p>
@@ -4401,17 +3928,58 @@
       </w:pPr>
       <w:r>
         <w:rPr>
+          <w:b w:val="0"/>
+          <w:i w:val="0"/>
+        </w:rPr>
+        <w:t>shap 0.51 TreeExplainer: additivity holds in decision_function space for GradientBoostingClassifier and in probability space, per class, for RandomForestClassifier. (verified: Checked with np.allclose on shap 0.51.0 and scikit-learn 1.9.1 in this repository.)</w:t>
+      </w:r>
+    </w:p>
+    <w:p>
+      <w:pPr>
+        <w:pStyle w:val="Heading3"/>
+      </w:pPr>
+      <w:r>
+        <w:t>B13-L3 Performance by subgroup, and the fairness trade-offs</w:t>
+      </w:r>
+    </w:p>
+    <w:p>
+      <w:pPr>
+        <w:pStyle w:val="Heading4"/>
+      </w:pPr>
+      <w:r>
+        <w:t>Concept</w:t>
+      </w:r>
+    </w:p>
+    <w:p>
+      <w:r>
+        <w:rPr>
+          <w:b w:val="0"/>
+          <w:i w:val="0"/>
+        </w:rPr>
+        <w:t xml:space="preserve">A model can be accurate overall and fail one group. Before release, compute the key rates </w:t>
+      </w:r>
+      <w:r>
+        <w:rPr>
           <w:b/>
           <w:i w:val="0"/>
         </w:rPr>
-        <w:t>Rates to report per group</w:t>
-      </w:r>
-      <w:r>
-        <w:rPr>
-          <w:b w:val="0"/>
-          <w:i w:val="0"/>
-        </w:rPr>
-        <w:t xml:space="preserve"> n, positives, selection rate, TPR, FPR, precision, calibration.</w:t>
+        <w:t>per subgroup</w:t>
+      </w:r>
+      <w:r>
+        <w:rPr>
+          <w:b w:val="0"/>
+          <w:i w:val="0"/>
+        </w:rPr>
+        <w:t>: age band, region, sex, ethnicity where you hold it lawfully, and any group the decision affects differently.</w:t>
+      </w:r>
+    </w:p>
+    <w:p>
+      <w:r>
+        <w:rPr>
+          <w:b w:val="0"/>
+          <w:i w:val="0"/>
+        </w:rPr>
+        <w:t>Per group, report:</w:t>
       </w:r>
     </w:p>
     <w:p>
@@ -4423,14 +3991,28 @@
           <w:b/>
           <w:i w:val="0"/>
         </w:rPr>
-        <w:t>Impossibility result</w:t>
-      </w:r>
-      <w:r>
-        <w:rPr>
-          <w:b w:val="0"/>
-          <w:i w:val="0"/>
-        </w:rPr>
-        <w:t xml:space="preserve"> With different base rates, calibration and equal error rates cannot all hold (Kleinberg et al. 2016; Chouldechova 2017).</w:t>
+        <w:t>n</w:t>
+      </w:r>
+      <w:r>
+        <w:rPr>
+          <w:b w:val="0"/>
+          <w:i w:val="0"/>
+        </w:rPr>
+        <w:t xml:space="preserve"> and </w:t>
+      </w:r>
+      <w:r>
+        <w:rPr>
+          <w:b/>
+          <w:i w:val="0"/>
+        </w:rPr>
+        <w:t>positives</w:t>
+      </w:r>
+      <w:r>
+        <w:rPr>
+          <w:b w:val="0"/>
+          <w:i w:val="0"/>
+        </w:rPr>
+        <w:t>, so readers can judge the evidence.</w:t>
       </w:r>
     </w:p>
     <w:p>
@@ -4442,14 +4024,14 @@
           <w:b/>
           <w:i w:val="0"/>
         </w:rPr>
-        <w:t>Dropping a protected attribute</w:t>
-      </w:r>
-      <w:r>
-        <w:rPr>
-          <w:b w:val="0"/>
-          <w:i w:val="0"/>
-        </w:rPr>
-        <w:t xml:space="preserve"> Proxies keep its influence. Keep it for measurement where lawful.</w:t>
+        <w:t>Selection rate</w:t>
+      </w:r>
+      <w:r>
+        <w:rPr>
+          <w:b w:val="0"/>
+          <w:i w:val="0"/>
+        </w:rPr>
+        <w:t>: the share flagged.</w:t>
       </w:r>
     </w:p>
     <w:p>
@@ -4461,14 +4043,217 @@
           <w:b/>
           <w:i w:val="0"/>
         </w:rPr>
-        <w:t>Choosing a fairness property</w:t>
-      </w:r>
-      <w:r>
-        <w:rPr>
-          <w:b w:val="0"/>
-          <w:i w:val="0"/>
-        </w:rPr>
-        <w:t xml:space="preserve"> From the harm: missed help (TPR), wrong flags (FPR), numbers used directly (calibration).</w:t>
+        <w:t>True positive rate</w:t>
+      </w:r>
+      <w:r>
+        <w:rPr>
+          <w:b w:val="0"/>
+          <w:i w:val="0"/>
+        </w:rPr>
+        <w:t xml:space="preserve"> (recall): the share of real positives flagged.</w:t>
+      </w:r>
+    </w:p>
+    <w:p>
+      <w:pPr>
+        <w:pStyle w:val="ListBullet"/>
+      </w:pPr>
+      <w:r>
+        <w:rPr>
+          <w:b/>
+          <w:i w:val="0"/>
+        </w:rPr>
+        <w:t>False positive rate</w:t>
+      </w:r>
+      <w:r>
+        <w:rPr>
+          <w:b w:val="0"/>
+          <w:i w:val="0"/>
+        </w:rPr>
+        <w:t>: the share of real negatives flagged.</w:t>
+      </w:r>
+    </w:p>
+    <w:p>
+      <w:pPr>
+        <w:pStyle w:val="ListBullet"/>
+      </w:pPr>
+      <w:r>
+        <w:rPr>
+          <w:b/>
+          <w:i w:val="0"/>
+        </w:rPr>
+        <w:t>Precision</w:t>
+      </w:r>
+      <w:r>
+        <w:rPr>
+          <w:b w:val="0"/>
+          <w:i w:val="0"/>
+        </w:rPr>
+        <w:t>, and a calibration check (lesson B12-L2).</w:t>
+      </w:r>
+    </w:p>
+    <w:p>
+      <w:r>
+        <w:rPr>
+          <w:b w:val="0"/>
+          <w:i w:val="0"/>
+        </w:rPr>
+        <w:t xml:space="preserve">Then face a hard fact. When groups have </w:t>
+      </w:r>
+      <w:r>
+        <w:rPr>
+          <w:b/>
+          <w:i w:val="0"/>
+        </w:rPr>
+        <w:t>different base rates</w:t>
+      </w:r>
+      <w:r>
+        <w:rPr>
+          <w:b w:val="0"/>
+          <w:i w:val="0"/>
+        </w:rPr>
+        <w:t>, a calibrated score cannot also give equal false positive and true positive rates, except in trivial cases (Kleinberg, Mullainathan and Raghavan, 2016; Chouldechova, 2017).</w:t>
+      </w:r>
+    </w:p>
+    <w:p>
+      <w:r>
+        <w:rPr>
+          <w:b w:val="0"/>
+          <w:i w:val="0"/>
+        </w:rPr>
+        <w:t>A simulation in this course's build: a perfectly calibrated score for two groups with base rates of 30% and 10%, one threshold of 0.3. In both groups, cases scored 0.3 to 0.4 were positive about 34% of the time. Yet group A had a true positive rate of 0.65 and a false positive rate of 0.39. Group B had 0.15 and 0.03.</w:t>
+      </w:r>
+    </w:p>
+    <w:p>
+      <w:r>
+        <w:rPr>
+          <w:b w:val="0"/>
+          <w:i w:val="0"/>
+        </w:rPr>
+        <w:t>So choose, with the people accountable for the decision, which property matters most for this use:</w:t>
+      </w:r>
+    </w:p>
+    <w:p>
+      <w:pPr>
+        <w:pStyle w:val="ListBullet"/>
+      </w:pPr>
+      <w:r>
+        <w:rPr>
+          <w:b w:val="0"/>
+          <w:i w:val="0"/>
+        </w:rPr>
+        <w:t xml:space="preserve">Equal </w:t>
+      </w:r>
+      <w:r>
+        <w:rPr>
+          <w:b/>
+          <w:i w:val="0"/>
+        </w:rPr>
+        <w:t>calibration</w:t>
+      </w:r>
+      <w:r>
+        <w:rPr>
+          <w:b w:val="0"/>
+          <w:i w:val="0"/>
+        </w:rPr>
+        <w:t>: a score means the same risk in every group.</w:t>
+      </w:r>
+    </w:p>
+    <w:p>
+      <w:pPr>
+        <w:pStyle w:val="ListBullet"/>
+      </w:pPr>
+      <w:r>
+        <w:rPr>
+          <w:b w:val="0"/>
+          <w:i w:val="0"/>
+        </w:rPr>
+        <w:t xml:space="preserve">Equal </w:t>
+      </w:r>
+      <w:r>
+        <w:rPr>
+          <w:b/>
+          <w:i w:val="0"/>
+        </w:rPr>
+        <w:t>true positive rates</w:t>
+      </w:r>
+      <w:r>
+        <w:rPr>
+          <w:b w:val="0"/>
+          <w:i w:val="0"/>
+        </w:rPr>
+        <w:t>: each group's genuine cases are found at the same rate. Suits allocating help.</w:t>
+      </w:r>
+    </w:p>
+    <w:p>
+      <w:pPr>
+        <w:pStyle w:val="ListBullet"/>
+      </w:pPr>
+      <w:r>
+        <w:rPr>
+          <w:b w:val="0"/>
+          <w:i w:val="0"/>
+        </w:rPr>
+        <w:t xml:space="preserve">Equal </w:t>
+      </w:r>
+      <w:r>
+        <w:rPr>
+          <w:b/>
+          <w:i w:val="0"/>
+        </w:rPr>
+        <w:t>false positive rates</w:t>
+      </w:r>
+      <w:r>
+        <w:rPr>
+          <w:b w:val="0"/>
+          <w:i w:val="0"/>
+        </w:rPr>
+        <w:t>: each group bears the same rate of wrong flags. Suits decisions with a cost to the flagged person.</w:t>
+      </w:r>
+    </w:p>
+    <w:p>
+      <w:r>
+        <w:rPr>
+          <w:b w:val="0"/>
+          <w:i w:val="0"/>
+        </w:rPr>
+        <w:t>Write the choice, the reasons and the measured gaps in the model card (lesson B18-L2).</w:t>
+      </w:r>
+    </w:p>
+    <w:p>
+      <w:r>
+        <w:rPr>
+          <w:b w:val="0"/>
+          <w:i w:val="0"/>
+        </w:rPr>
+        <w:t xml:space="preserve">Removing a protected attribute from the features does not remove its influence. Postcode, first name and shopping patterns act as </w:t>
+      </w:r>
+      <w:r>
+        <w:rPr>
+          <w:b/>
+          <w:i w:val="0"/>
+        </w:rPr>
+        <w:t>proxies</w:t>
+      </w:r>
+      <w:r>
+        <w:rPr>
+          <w:b w:val="0"/>
+          <w:i w:val="0"/>
+        </w:rPr>
+        <w:t xml:space="preserve">. Keep the attribute available for </w:t>
+      </w:r>
+      <w:r>
+        <w:rPr>
+          <w:b/>
+          <w:i w:val="0"/>
+        </w:rPr>
+        <w:t>measuring</w:t>
+      </w:r>
+      <w:r>
+        <w:rPr>
+          <w:b w:val="0"/>
+          <w:i w:val="0"/>
+        </w:rPr>
+        <w:t>, where lawful, even if the model never uses it.</w:t>
       </w:r>
     </w:p>
     <w:p>
@@ -4476,137 +4261,24 @@
         <w:pStyle w:val="Heading4"/>
       </w:pPr>
       <w:r>
-        <w:t>Practice</w:t>
+        <w:t>Why it matters</w:t>
+      </w:r>
+    </w:p>
+    <w:p>
+      <w:r>
+        <w:rPr>
+          <w:b w:val="0"/>
+          <w:i w:val="0"/>
+        </w:rPr>
+        <w:t>A hardship-support model flagged customers for proactive help. Overall recall was 0.62. By age band, customers over 70 had recall 0.28: they used fewer digital channels, so the features the model relied on were sparse for them. The group most likely to need help was the least likely to be offered it. A per-group table at validation showed the gap in one line.</w:t>
       </w:r>
     </w:p>
     <w:p>
       <w:pPr>
-        <w:pStyle w:val="Heading5"/>
+        <w:pStyle w:val="Heading4"/>
       </w:pPr>
       <w:r>
-        <w:t>Exercise 1. Multiple choice (level 1)</w:t>
-      </w:r>
-    </w:p>
-    <w:p>
-      <w:r>
-        <w:rPr>
-          <w:b w:val="0"/>
-          <w:i w:val="0"/>
-        </w:rPr>
-        <w:t xml:space="preserve">You remove </w:t>
-      </w:r>
-      <w:r>
-        <w:rPr>
-          <w:rFonts w:ascii="Consolas" w:hAnsi="Consolas" w:eastAsia="Consolas"/>
-          <w:b w:val="0"/>
-          <w:sz w:val="19"/>
-        </w:rPr>
-        <w:t>sex</w:t>
-      </w:r>
-      <w:r>
-        <w:rPr>
-          <w:b w:val="0"/>
-          <w:i w:val="0"/>
-        </w:rPr>
-        <w:t xml:space="preserve"> from a model's features. What happens to sex-related disparities?</w:t>
-      </w:r>
-    </w:p>
-    <w:p>
-      <w:pPr>
-        <w:pStyle w:val="ListBullet"/>
-      </w:pPr>
-      <w:r>
-        <w:rPr>
-          <w:b w:val="0"/>
-          <w:i w:val="0"/>
-        </w:rPr>
-        <w:t>a) They disappear.</w:t>
-      </w:r>
-    </w:p>
-    <w:p>
-      <w:pPr>
-        <w:pStyle w:val="ListBullet"/>
-      </w:pPr>
-      <w:r>
-        <w:rPr>
-          <w:b w:val="0"/>
-          <w:i w:val="0"/>
-        </w:rPr>
-        <w:t>b) They can persist through proxies, and you lose the ability to measure them if you discard the column.</w:t>
-      </w:r>
-    </w:p>
-    <w:p>
-      <w:pPr>
-        <w:pStyle w:val="ListBullet"/>
-      </w:pPr>
-      <w:r>
-        <w:rPr>
-          <w:b w:val="0"/>
-          <w:i w:val="0"/>
-        </w:rPr>
-        <w:t>c) They always get worse.</w:t>
-      </w:r>
-    </w:p>
-    <w:p>
-      <w:pPr>
-        <w:pStyle w:val="ListBullet"/>
-      </w:pPr>
-      <w:r>
-        <w:rPr>
-          <w:b w:val="0"/>
-          <w:i w:val="0"/>
-        </w:rPr>
-        <w:t>d) The model becomes calibrated.</w:t>
-      </w:r>
-    </w:p>
-    <w:p>
-      <w:r>
-        <w:rPr>
-          <w:b/>
-          <w:i w:val="0"/>
-        </w:rPr>
-        <w:t>Why?</w:t>
-      </w:r>
-    </w:p>
-    <w:p>
-      <w:pPr>
-        <w:pStyle w:val="ListBullet"/>
-      </w:pPr>
-      <w:r>
-        <w:rPr>
-          <w:b w:val="0"/>
-          <w:i w:val="0"/>
-        </w:rPr>
-        <w:t>r1) Other features correlate with sex, and measurement needs the attribute.</w:t>
-      </w:r>
-    </w:p>
-    <w:p>
-      <w:pPr>
-        <w:pStyle w:val="ListBullet"/>
-      </w:pPr>
-      <w:r>
-        <w:rPr>
-          <w:b w:val="0"/>
-          <w:i w:val="0"/>
-        </w:rPr>
-        <w:t>r2) Removing features never changes a model.</w:t>
-      </w:r>
-    </w:p>
-    <w:p>
-      <w:pPr>
-        <w:pStyle w:val="Heading5"/>
-      </w:pPr>
-      <w:r>
-        <w:t>Exercise 2. Predict the output (level 2)</w:t>
-      </w:r>
-    </w:p>
-    <w:p>
-      <w:r>
-        <w:rPr>
-          <w:b w:val="0"/>
-          <w:i w:val="0"/>
-        </w:rPr>
-        <w:t>What does this print?</w:t>
+        <w:t>Worked example: weak code</w:t>
       </w:r>
     </w:p>
     <w:tbl>
@@ -4632,19 +4304,19 @@
             <w:r>
               <w:rPr>
                 <w:rFonts w:ascii="Consolas" w:hAnsi="Consolas" w:eastAsia="Consolas"/>
-                <w:b w:val="0"/>
+                <w:b/>
                 <w:color w:val="5B6875"/>
                 <w:sz w:val="16"/>
               </w:rPr>
-              <w:t xml:space="preserve">   1  </w:t>
-            </w:r>
-            <w:r>
-              <w:rPr>
-                <w:rFonts w:ascii="Consolas" w:hAnsi="Consolas" w:eastAsia="Consolas"/>
-                <w:b w:val="0"/>
-                <w:sz w:val="16"/>
-              </w:rPr>
-              <w:t>groups = {"A": {"tp": 65, "pos": 100, "fp": 150, "neg": 390}, "B": {"tp": 15, "pos": 100, "fp": 25, "neg": 900}}</w:t>
+              <w:t xml:space="preserve"> [1]  </w:t>
+            </w:r>
+            <w:r>
+              <w:rPr>
+                <w:rFonts w:ascii="Consolas" w:hAnsi="Consolas" w:eastAsia="Consolas"/>
+                <w:b w:val="0"/>
+                <w:sz w:val="16"/>
+              </w:rPr>
+              <w:t>features = [c for c in df.columns if c not in ("age_band", "sex")]</w:t>
             </w:r>
           </w:p>
           <w:p>
@@ -4655,108 +4327,66 @@
             <w:r>
               <w:rPr>
                 <w:rFonts w:ascii="Consolas" w:hAnsi="Consolas" w:eastAsia="Consolas"/>
-                <w:b w:val="0"/>
+                <w:b/>
                 <w:color w:val="5B6875"/>
                 <w:sz w:val="16"/>
               </w:rPr>
-              <w:t xml:space="preserve">   2  </w:t>
-            </w:r>
-            <w:r>
-              <w:rPr>
-                <w:rFonts w:ascii="Consolas" w:hAnsi="Consolas" w:eastAsia="Consolas"/>
-                <w:b w:val="0"/>
-                <w:sz w:val="16"/>
-              </w:rPr>
-              <w:t>for name, g in groups.items():</w:t>
-            </w:r>
-          </w:p>
-          <w:p>
-            <w:pPr>
-              <w:spacing w:before="0" w:after="0" w:line="240" w:lineRule="auto"/>
-              <w:ind w:left="567" w:hanging="567"/>
-            </w:pPr>
-            <w:r>
-              <w:rPr>
-                <w:rFonts w:ascii="Consolas" w:hAnsi="Consolas" w:eastAsia="Consolas"/>
-                <w:b w:val="0"/>
-                <w:color w:val="5B6875"/>
-                <w:sz w:val="16"/>
-              </w:rPr>
-              <w:t xml:space="preserve">   3  </w:t>
-            </w:r>
-            <w:r>
-              <w:rPr>
-                <w:rFonts w:ascii="Consolas" w:hAnsi="Consolas" w:eastAsia="Consolas"/>
-                <w:b w:val="0"/>
-                <w:sz w:val="16"/>
-              </w:rPr>
-              <w:t xml:space="preserve">    print(name, round(g["tp"] / g["pos"], 2), round(g["fp"] / g["neg"], 2))</w:t>
+              <w:t xml:space="preserve"> [2]  </w:t>
+            </w:r>
+            <w:r>
+              <w:rPr>
+                <w:rFonts w:ascii="Consolas" w:hAnsi="Consolas" w:eastAsia="Consolas"/>
+                <w:b w:val="0"/>
+                <w:sz w:val="16"/>
+              </w:rPr>
+              <w:t>print("recall", recall_score(y_test, flagged))</w:t>
             </w:r>
           </w:p>
         </w:tc>
       </w:tr>
     </w:tbl>
-    <w:p/>
     <w:p>
       <w:pPr>
-        <w:pStyle w:val="Heading5"/>
+        <w:pStyle w:val="ListNumber"/>
       </w:pPr>
       <w:r>
-        <w:t>Exercise 3. Fill the gap (level 2)</w:t>
+        <w:rPr>
+          <w:b/>
+        </w:rPr>
+        <w:t xml:space="preserve">Line 1. </w:t>
+      </w:r>
+      <w:r>
+        <w:rPr>
+          <w:b w:val="0"/>
+          <w:i w:val="0"/>
+        </w:rPr>
+        <w:t>Dropping attributes does not remove proxies, and leaves nothing to measure gaps with.</w:t>
       </w:r>
     </w:p>
     <w:p>
-      <w:r>
-        <w:rPr>
-          <w:b w:val="0"/>
-          <w:i w:val="0"/>
-        </w:rPr>
-        <w:t xml:space="preserve">Compute one group's true positive rate and false positive rate from boolean Series </w:t>
-      </w:r>
-      <w:r>
-        <w:rPr>
-          <w:rFonts w:ascii="Consolas" w:hAnsi="Consolas" w:eastAsia="Consolas"/>
-          <w:b w:val="0"/>
-          <w:sz w:val="19"/>
-        </w:rPr>
-        <w:t>flag</w:t>
-      </w:r>
-      <w:r>
-        <w:rPr>
-          <w:b w:val="0"/>
-          <w:i w:val="0"/>
-        </w:rPr>
-        <w:t xml:space="preserve">, </w:t>
-      </w:r>
-      <w:r>
-        <w:rPr>
-          <w:rFonts w:ascii="Consolas" w:hAnsi="Consolas" w:eastAsia="Consolas"/>
-          <w:b w:val="0"/>
-          <w:sz w:val="19"/>
-        </w:rPr>
-        <w:t>pos</w:t>
-      </w:r>
-      <w:r>
-        <w:rPr>
-          <w:b w:val="0"/>
-          <w:i w:val="0"/>
-        </w:rPr>
-        <w:t xml:space="preserve"> and </w:t>
-      </w:r>
-      <w:r>
-        <w:rPr>
-          <w:rFonts w:ascii="Consolas" w:hAnsi="Consolas" w:eastAsia="Consolas"/>
-          <w:b w:val="0"/>
-          <w:sz w:val="19"/>
-        </w:rPr>
-        <w:t>neg</w:t>
-      </w:r>
-      <w:r>
-        <w:rPr>
-          <w:b w:val="0"/>
-          <w:i w:val="0"/>
-        </w:rPr>
-        <w:t>.</w:t>
+      <w:pPr>
+        <w:pStyle w:val="ListNumber"/>
+      </w:pPr>
+      <w:r>
+        <w:rPr>
+          <w:b/>
+        </w:rPr>
+        <w:t xml:space="preserve">Line 2. </w:t>
+      </w:r>
+      <w:r>
+        <w:rPr>
+          <w:b w:val="0"/>
+          <w:i w:val="0"/>
+        </w:rPr>
+        <w:t>One overall number hides a group at a fraction of it.</w:t>
+      </w:r>
+    </w:p>
+    <w:p>
+      <w:pPr>
+        <w:pStyle w:val="Heading4"/>
+      </w:pPr>
+      <w:r>
+        <w:t>Worked example: strong code</w:t>
       </w:r>
     </w:p>
     <w:tbl>
@@ -4794,7 +4424,7 @@
                 <w:b w:val="0"/>
                 <w:sz w:val="16"/>
               </w:rPr>
-              <w:t>tpr = (flag &amp; _____(1)).sum() / pos.sum()</w:t>
+              <w:t>import pandas as pd</w:t>
             </w:r>
           </w:p>
           <w:p>
@@ -4817,7 +4447,729 @@
                 <w:b w:val="0"/>
                 <w:sz w:val="16"/>
               </w:rPr>
-              <w:t>fpr = (flag &amp; _____(2)).sum() / neg.sum()</w:t>
+              <w:t xml:space="preserve"> </w:t>
+            </w:r>
+          </w:p>
+          <w:p>
+            <w:pPr>
+              <w:spacing w:before="0" w:after="0" w:line="240" w:lineRule="auto"/>
+              <w:ind w:left="567" w:hanging="567"/>
+            </w:pPr>
+            <w:r>
+              <w:rPr>
+                <w:rFonts w:ascii="Consolas" w:hAnsi="Consolas" w:eastAsia="Consolas"/>
+                <w:b w:val="0"/>
+                <w:color w:val="5B6875"/>
+                <w:sz w:val="16"/>
+              </w:rPr>
+              <w:t xml:space="preserve">   3  </w:t>
+            </w:r>
+            <w:r>
+              <w:rPr>
+                <w:rFonts w:ascii="Consolas" w:hAnsi="Consolas" w:eastAsia="Consolas"/>
+                <w:b w:val="0"/>
+                <w:sz w:val="16"/>
+              </w:rPr>
+              <w:t xml:space="preserve"> </w:t>
+            </w:r>
+          </w:p>
+          <w:p>
+            <w:pPr>
+              <w:spacing w:before="0" w:after="0" w:line="240" w:lineRule="auto"/>
+              <w:ind w:left="567" w:hanging="567"/>
+            </w:pPr>
+            <w:r>
+              <w:rPr>
+                <w:rFonts w:ascii="Consolas" w:hAnsi="Consolas" w:eastAsia="Consolas"/>
+                <w:b w:val="0"/>
+                <w:color w:val="5B6875"/>
+                <w:sz w:val="16"/>
+              </w:rPr>
+              <w:t xml:space="preserve">   4  </w:t>
+            </w:r>
+            <w:r>
+              <w:rPr>
+                <w:rFonts w:ascii="Consolas" w:hAnsi="Consolas" w:eastAsia="Consolas"/>
+                <w:b w:val="0"/>
+                <w:sz w:val="16"/>
+              </w:rPr>
+              <w:t>def group_rates(df: pd.DataFrame, group: str) -&gt; pd.DataFrame:</w:t>
+            </w:r>
+          </w:p>
+          <w:p>
+            <w:pPr>
+              <w:spacing w:before="0" w:after="0" w:line="240" w:lineRule="auto"/>
+              <w:ind w:left="567" w:hanging="567"/>
+            </w:pPr>
+            <w:r>
+              <w:rPr>
+                <w:rFonts w:ascii="Consolas" w:hAnsi="Consolas" w:eastAsia="Consolas"/>
+                <w:b w:val="0"/>
+                <w:color w:val="5B6875"/>
+                <w:sz w:val="16"/>
+              </w:rPr>
+              <w:t xml:space="preserve">   5  </w:t>
+            </w:r>
+            <w:r>
+              <w:rPr>
+                <w:rFonts w:ascii="Consolas" w:hAnsi="Consolas" w:eastAsia="Consolas"/>
+                <w:b w:val="0"/>
+                <w:sz w:val="16"/>
+              </w:rPr>
+              <w:t xml:space="preserve">    """Selection rate, TPR and FPR per group, with counts. Columns y and flagged are 0/1."""</w:t>
+            </w:r>
+          </w:p>
+          <w:p>
+            <w:pPr>
+              <w:spacing w:before="0" w:after="0" w:line="240" w:lineRule="auto"/>
+              <w:ind w:left="567" w:hanging="567"/>
+            </w:pPr>
+            <w:r>
+              <w:rPr>
+                <w:rFonts w:ascii="Consolas" w:hAnsi="Consolas" w:eastAsia="Consolas"/>
+                <w:b w:val="0"/>
+                <w:color w:val="5B6875"/>
+                <w:sz w:val="16"/>
+              </w:rPr>
+              <w:t xml:space="preserve">   6  </w:t>
+            </w:r>
+            <w:r>
+              <w:rPr>
+                <w:rFonts w:ascii="Consolas" w:hAnsi="Consolas" w:eastAsia="Consolas"/>
+                <w:b w:val="0"/>
+                <w:sz w:val="16"/>
+              </w:rPr>
+              <w:t xml:space="preserve">    rows = []</w:t>
+            </w:r>
+          </w:p>
+          <w:p>
+            <w:pPr>
+              <w:spacing w:before="0" w:after="0" w:line="240" w:lineRule="auto"/>
+              <w:ind w:left="567" w:hanging="567"/>
+            </w:pPr>
+            <w:r>
+              <w:rPr>
+                <w:rFonts w:ascii="Consolas" w:hAnsi="Consolas" w:eastAsia="Consolas"/>
+                <w:b/>
+                <w:color w:val="5B6875"/>
+                <w:sz w:val="16"/>
+              </w:rPr>
+              <w:t xml:space="preserve"> [1]  </w:t>
+            </w:r>
+            <w:r>
+              <w:rPr>
+                <w:rFonts w:ascii="Consolas" w:hAnsi="Consolas" w:eastAsia="Consolas"/>
+                <w:b w:val="0"/>
+                <w:sz w:val="16"/>
+              </w:rPr>
+              <w:t xml:space="preserve">    for name, g in df.groupby(group, sort=True):</w:t>
+            </w:r>
+          </w:p>
+          <w:p>
+            <w:pPr>
+              <w:spacing w:before="0" w:after="0" w:line="240" w:lineRule="auto"/>
+              <w:ind w:left="567" w:hanging="567"/>
+            </w:pPr>
+            <w:r>
+              <w:rPr>
+                <w:rFonts w:ascii="Consolas" w:hAnsi="Consolas" w:eastAsia="Consolas"/>
+                <w:b w:val="0"/>
+                <w:color w:val="5B6875"/>
+                <w:sz w:val="16"/>
+              </w:rPr>
+              <w:t xml:space="preserve">   8  </w:t>
+            </w:r>
+            <w:r>
+              <w:rPr>
+                <w:rFonts w:ascii="Consolas" w:hAnsi="Consolas" w:eastAsia="Consolas"/>
+                <w:b w:val="0"/>
+                <w:sz w:val="16"/>
+              </w:rPr>
+              <w:t xml:space="preserve">        pos, neg = g["y"] == 1, g["y"] == 0</w:t>
+            </w:r>
+          </w:p>
+          <w:p>
+            <w:pPr>
+              <w:spacing w:before="0" w:after="0" w:line="240" w:lineRule="auto"/>
+              <w:ind w:left="567" w:hanging="567"/>
+            </w:pPr>
+            <w:r>
+              <w:rPr>
+                <w:rFonts w:ascii="Consolas" w:hAnsi="Consolas" w:eastAsia="Consolas"/>
+                <w:b w:val="0"/>
+                <w:color w:val="5B6875"/>
+                <w:sz w:val="16"/>
+              </w:rPr>
+              <w:t xml:space="preserve">   9  </w:t>
+            </w:r>
+            <w:r>
+              <w:rPr>
+                <w:rFonts w:ascii="Consolas" w:hAnsi="Consolas" w:eastAsia="Consolas"/>
+                <w:b w:val="0"/>
+                <w:sz w:val="16"/>
+              </w:rPr>
+              <w:t xml:space="preserve">        flag = g["flagged"] == 1</w:t>
+            </w:r>
+          </w:p>
+          <w:p>
+            <w:pPr>
+              <w:spacing w:before="0" w:after="0" w:line="240" w:lineRule="auto"/>
+              <w:ind w:left="567" w:hanging="567"/>
+            </w:pPr>
+            <w:r>
+              <w:rPr>
+                <w:rFonts w:ascii="Consolas" w:hAnsi="Consolas" w:eastAsia="Consolas"/>
+                <w:b w:val="0"/>
+                <w:color w:val="5B6875"/>
+                <w:sz w:val="16"/>
+              </w:rPr>
+              <w:t xml:space="preserve">  10  </w:t>
+            </w:r>
+            <w:r>
+              <w:rPr>
+                <w:rFonts w:ascii="Consolas" w:hAnsi="Consolas" w:eastAsia="Consolas"/>
+                <w:b w:val="0"/>
+                <w:sz w:val="16"/>
+              </w:rPr>
+              <w:t xml:space="preserve">        rows.append({</w:t>
+            </w:r>
+          </w:p>
+          <w:p>
+            <w:pPr>
+              <w:spacing w:before="0" w:after="0" w:line="240" w:lineRule="auto"/>
+              <w:ind w:left="567" w:hanging="567"/>
+            </w:pPr>
+            <w:r>
+              <w:rPr>
+                <w:rFonts w:ascii="Consolas" w:hAnsi="Consolas" w:eastAsia="Consolas"/>
+                <w:b w:val="0"/>
+                <w:color w:val="5B6875"/>
+                <w:sz w:val="16"/>
+              </w:rPr>
+              <w:t xml:space="preserve">  11  </w:t>
+            </w:r>
+            <w:r>
+              <w:rPr>
+                <w:rFonts w:ascii="Consolas" w:hAnsi="Consolas" w:eastAsia="Consolas"/>
+                <w:b w:val="0"/>
+                <w:sz w:val="16"/>
+              </w:rPr>
+              <w:t xml:space="preserve">            group: name,</w:t>
+            </w:r>
+          </w:p>
+          <w:p>
+            <w:pPr>
+              <w:spacing w:before="0" w:after="0" w:line="240" w:lineRule="auto"/>
+              <w:ind w:left="567" w:hanging="567"/>
+            </w:pPr>
+            <w:r>
+              <w:rPr>
+                <w:rFonts w:ascii="Consolas" w:hAnsi="Consolas" w:eastAsia="Consolas"/>
+                <w:b w:val="0"/>
+                <w:color w:val="5B6875"/>
+                <w:sz w:val="16"/>
+              </w:rPr>
+              <w:t xml:space="preserve">  12  </w:t>
+            </w:r>
+            <w:r>
+              <w:rPr>
+                <w:rFonts w:ascii="Consolas" w:hAnsi="Consolas" w:eastAsia="Consolas"/>
+                <w:b w:val="0"/>
+                <w:sz w:val="16"/>
+              </w:rPr>
+              <w:t xml:space="preserve">            "n": len(g),</w:t>
+            </w:r>
+          </w:p>
+          <w:p>
+            <w:pPr>
+              <w:spacing w:before="0" w:after="0" w:line="240" w:lineRule="auto"/>
+              <w:ind w:left="567" w:hanging="567"/>
+            </w:pPr>
+            <w:r>
+              <w:rPr>
+                <w:rFonts w:ascii="Consolas" w:hAnsi="Consolas" w:eastAsia="Consolas"/>
+                <w:b w:val="0"/>
+                <w:color w:val="5B6875"/>
+                <w:sz w:val="16"/>
+              </w:rPr>
+              <w:t xml:space="preserve">  13  </w:t>
+            </w:r>
+            <w:r>
+              <w:rPr>
+                <w:rFonts w:ascii="Consolas" w:hAnsi="Consolas" w:eastAsia="Consolas"/>
+                <w:b w:val="0"/>
+                <w:sz w:val="16"/>
+              </w:rPr>
+              <w:t xml:space="preserve">            "positives": int(pos.sum()),</w:t>
+            </w:r>
+          </w:p>
+          <w:p>
+            <w:pPr>
+              <w:spacing w:before="0" w:after="0" w:line="240" w:lineRule="auto"/>
+              <w:ind w:left="567" w:hanging="567"/>
+            </w:pPr>
+            <w:r>
+              <w:rPr>
+                <w:rFonts w:ascii="Consolas" w:hAnsi="Consolas" w:eastAsia="Consolas"/>
+                <w:b w:val="0"/>
+                <w:color w:val="5B6875"/>
+                <w:sz w:val="16"/>
+              </w:rPr>
+              <w:t xml:space="preserve">  14  </w:t>
+            </w:r>
+            <w:r>
+              <w:rPr>
+                <w:rFonts w:ascii="Consolas" w:hAnsi="Consolas" w:eastAsia="Consolas"/>
+                <w:b w:val="0"/>
+                <w:sz w:val="16"/>
+              </w:rPr>
+              <w:t xml:space="preserve">            "selection_rate": float(flag.mean()),</w:t>
+            </w:r>
+          </w:p>
+          <w:p>
+            <w:pPr>
+              <w:spacing w:before="0" w:after="0" w:line="240" w:lineRule="auto"/>
+              <w:ind w:left="567" w:hanging="567"/>
+            </w:pPr>
+            <w:r>
+              <w:rPr>
+                <w:rFonts w:ascii="Consolas" w:hAnsi="Consolas" w:eastAsia="Consolas"/>
+                <w:b/>
+                <w:color w:val="5B6875"/>
+                <w:sz w:val="16"/>
+              </w:rPr>
+              <w:t xml:space="preserve"> [2]  </w:t>
+            </w:r>
+            <w:r>
+              <w:rPr>
+                <w:rFonts w:ascii="Consolas" w:hAnsi="Consolas" w:eastAsia="Consolas"/>
+                <w:b w:val="0"/>
+                <w:sz w:val="16"/>
+              </w:rPr>
+              <w:t xml:space="preserve">            "tpr": float((flag &amp; pos).sum() / pos.sum()) if pos.sum() &gt; 0 else None,</w:t>
+            </w:r>
+          </w:p>
+          <w:p>
+            <w:pPr>
+              <w:spacing w:before="0" w:after="0" w:line="240" w:lineRule="auto"/>
+              <w:ind w:left="567" w:hanging="567"/>
+            </w:pPr>
+            <w:r>
+              <w:rPr>
+                <w:rFonts w:ascii="Consolas" w:hAnsi="Consolas" w:eastAsia="Consolas"/>
+                <w:b w:val="0"/>
+                <w:color w:val="5B6875"/>
+                <w:sz w:val="16"/>
+              </w:rPr>
+              <w:t xml:space="preserve">  16  </w:t>
+            </w:r>
+            <w:r>
+              <w:rPr>
+                <w:rFonts w:ascii="Consolas" w:hAnsi="Consolas" w:eastAsia="Consolas"/>
+                <w:b w:val="0"/>
+                <w:sz w:val="16"/>
+              </w:rPr>
+              <w:t xml:space="preserve">            "fpr": float((flag &amp; neg).sum() / neg.sum()) if neg.sum() &gt; 0 else None,</w:t>
+            </w:r>
+          </w:p>
+          <w:p>
+            <w:pPr>
+              <w:spacing w:before="0" w:after="0" w:line="240" w:lineRule="auto"/>
+              <w:ind w:left="567" w:hanging="567"/>
+            </w:pPr>
+            <w:r>
+              <w:rPr>
+                <w:rFonts w:ascii="Consolas" w:hAnsi="Consolas" w:eastAsia="Consolas"/>
+                <w:b w:val="0"/>
+                <w:color w:val="5B6875"/>
+                <w:sz w:val="16"/>
+              </w:rPr>
+              <w:t xml:space="preserve">  17  </w:t>
+            </w:r>
+            <w:r>
+              <w:rPr>
+                <w:rFonts w:ascii="Consolas" w:hAnsi="Consolas" w:eastAsia="Consolas"/>
+                <w:b w:val="0"/>
+                <w:sz w:val="16"/>
+              </w:rPr>
+              <w:t xml:space="preserve">        })</w:t>
+            </w:r>
+          </w:p>
+          <w:p>
+            <w:pPr>
+              <w:spacing w:before="0" w:after="0" w:line="240" w:lineRule="auto"/>
+              <w:ind w:left="567" w:hanging="567"/>
+            </w:pPr>
+            <w:r>
+              <w:rPr>
+                <w:rFonts w:ascii="Consolas" w:hAnsi="Consolas" w:eastAsia="Consolas"/>
+                <w:b w:val="0"/>
+                <w:color w:val="5B6875"/>
+                <w:sz w:val="16"/>
+              </w:rPr>
+              <w:t xml:space="preserve">  18  </w:t>
+            </w:r>
+            <w:r>
+              <w:rPr>
+                <w:rFonts w:ascii="Consolas" w:hAnsi="Consolas" w:eastAsia="Consolas"/>
+                <w:b w:val="0"/>
+                <w:sz w:val="16"/>
+              </w:rPr>
+              <w:t xml:space="preserve">    return pd.DataFrame(rows)</w:t>
+            </w:r>
+          </w:p>
+        </w:tc>
+      </w:tr>
+    </w:tbl>
+    <w:p>
+      <w:pPr>
+        <w:pStyle w:val="ListNumber"/>
+      </w:pPr>
+      <w:r>
+        <w:rPr>
+          <w:b/>
+        </w:rPr>
+        <w:t xml:space="preserve">Line 7. </w:t>
+      </w:r>
+      <w:r>
+        <w:rPr>
+          <w:b w:val="0"/>
+          <w:i w:val="0"/>
+        </w:rPr>
+        <w:t>The group attribute is used to measure, whether or not the model uses it.</w:t>
+      </w:r>
+    </w:p>
+    <w:p>
+      <w:pPr>
+        <w:pStyle w:val="ListNumber"/>
+      </w:pPr>
+      <w:r>
+        <w:rPr>
+          <w:b/>
+        </w:rPr>
+        <w:t xml:space="preserve">Line 15. </w:t>
+      </w:r>
+      <w:r>
+        <w:rPr>
+          <w:b w:val="0"/>
+          <w:i w:val="0"/>
+        </w:rPr>
+        <w:t>Guarded: a group with no positives has no TPR.</w:t>
+      </w:r>
+    </w:p>
+    <w:p>
+      <w:r>
+        <w:rPr>
+          <w:b w:val="0"/>
+          <w:i w:val="0"/>
+        </w:rPr>
+        <w:t>Measure rates per group with counts, choose the fairness property that fits the decision, and document the gaps.</w:t>
+      </w:r>
+    </w:p>
+    <w:p>
+      <w:pPr>
+        <w:pStyle w:val="Heading4"/>
+      </w:pPr>
+      <w:r>
+        <w:t>Recap card</w:t>
+      </w:r>
+    </w:p>
+    <w:p>
+      <w:pPr>
+        <w:pStyle w:val="ListBullet"/>
+      </w:pPr>
+      <w:r>
+        <w:rPr>
+          <w:b/>
+          <w:i w:val="0"/>
+        </w:rPr>
+        <w:t>Rates to report per group</w:t>
+      </w:r>
+      <w:r>
+        <w:rPr>
+          <w:b w:val="0"/>
+          <w:i w:val="0"/>
+        </w:rPr>
+        <w:t xml:space="preserve"> n, positives, selection rate, TPR, FPR, precision, calibration.</w:t>
+      </w:r>
+    </w:p>
+    <w:p>
+      <w:pPr>
+        <w:pStyle w:val="ListBullet"/>
+      </w:pPr>
+      <w:r>
+        <w:rPr>
+          <w:b/>
+          <w:i w:val="0"/>
+        </w:rPr>
+        <w:t>Impossibility result</w:t>
+      </w:r>
+      <w:r>
+        <w:rPr>
+          <w:b w:val="0"/>
+          <w:i w:val="0"/>
+        </w:rPr>
+        <w:t xml:space="preserve"> With different base rates, calibration and equal error rates cannot all hold (Kleinberg et al. 2016; Chouldechova 2017).</w:t>
+      </w:r>
+    </w:p>
+    <w:p>
+      <w:pPr>
+        <w:pStyle w:val="ListBullet"/>
+      </w:pPr>
+      <w:r>
+        <w:rPr>
+          <w:b/>
+          <w:i w:val="0"/>
+        </w:rPr>
+        <w:t>Dropping a protected attribute</w:t>
+      </w:r>
+      <w:r>
+        <w:rPr>
+          <w:b w:val="0"/>
+          <w:i w:val="0"/>
+        </w:rPr>
+        <w:t xml:space="preserve"> Proxies keep its influence. Keep it for measurement where lawful.</w:t>
+      </w:r>
+    </w:p>
+    <w:p>
+      <w:pPr>
+        <w:pStyle w:val="ListBullet"/>
+      </w:pPr>
+      <w:r>
+        <w:rPr>
+          <w:b/>
+          <w:i w:val="0"/>
+        </w:rPr>
+        <w:t>Choosing a fairness property</w:t>
+      </w:r>
+      <w:r>
+        <w:rPr>
+          <w:b w:val="0"/>
+          <w:i w:val="0"/>
+        </w:rPr>
+        <w:t xml:space="preserve"> From the harm: missed help (TPR), wrong flags (FPR), numbers used directly (calibration).</w:t>
+      </w:r>
+    </w:p>
+    <w:p>
+      <w:pPr>
+        <w:pStyle w:val="Heading4"/>
+      </w:pPr>
+      <w:r>
+        <w:t>Practice</w:t>
+      </w:r>
+    </w:p>
+    <w:p>
+      <w:pPr>
+        <w:pStyle w:val="Heading5"/>
+      </w:pPr>
+      <w:r>
+        <w:t>Exercise 1. Multiple choice (level 1)</w:t>
+      </w:r>
+    </w:p>
+    <w:p>
+      <w:r>
+        <w:rPr>
+          <w:b w:val="0"/>
+          <w:i w:val="0"/>
+        </w:rPr>
+        <w:t xml:space="preserve">You remove </w:t>
+      </w:r>
+      <w:r>
+        <w:rPr>
+          <w:rFonts w:ascii="Consolas" w:hAnsi="Consolas" w:eastAsia="Consolas"/>
+          <w:b w:val="0"/>
+          <w:sz w:val="19"/>
+        </w:rPr>
+        <w:t>sex</w:t>
+      </w:r>
+      <w:r>
+        <w:rPr>
+          <w:b w:val="0"/>
+          <w:i w:val="0"/>
+        </w:rPr>
+        <w:t xml:space="preserve"> from a model's features. What happens to sex-related disparities?</w:t>
+      </w:r>
+    </w:p>
+    <w:p>
+      <w:pPr>
+        <w:pStyle w:val="ListBullet"/>
+      </w:pPr>
+      <w:r>
+        <w:rPr>
+          <w:b w:val="0"/>
+          <w:i w:val="0"/>
+        </w:rPr>
+        <w:t>a) They disappear.</w:t>
+      </w:r>
+    </w:p>
+    <w:p>
+      <w:pPr>
+        <w:pStyle w:val="ListBullet"/>
+      </w:pPr>
+      <w:r>
+        <w:rPr>
+          <w:b w:val="0"/>
+          <w:i w:val="0"/>
+        </w:rPr>
+        <w:t>b) They can persist through proxies, and you lose the ability to measure them if you discard the column.</w:t>
+      </w:r>
+    </w:p>
+    <w:p>
+      <w:pPr>
+        <w:pStyle w:val="ListBullet"/>
+      </w:pPr>
+      <w:r>
+        <w:rPr>
+          <w:b w:val="0"/>
+          <w:i w:val="0"/>
+        </w:rPr>
+        <w:t>c) They always get worse.</w:t>
+      </w:r>
+    </w:p>
+    <w:p>
+      <w:pPr>
+        <w:pStyle w:val="ListBullet"/>
+      </w:pPr>
+      <w:r>
+        <w:rPr>
+          <w:b w:val="0"/>
+          <w:i w:val="0"/>
+        </w:rPr>
+        <w:t>d) The model becomes calibrated.</w:t>
+      </w:r>
+    </w:p>
+    <w:p>
+      <w:r>
+        <w:rPr>
+          <w:b/>
+          <w:i w:val="0"/>
+        </w:rPr>
+        <w:t>Why?</w:t>
+      </w:r>
+    </w:p>
+    <w:p>
+      <w:pPr>
+        <w:pStyle w:val="ListBullet"/>
+      </w:pPr>
+      <w:r>
+        <w:rPr>
+          <w:b w:val="0"/>
+          <w:i w:val="0"/>
+        </w:rPr>
+        <w:t>r1) Other features correlate with sex, and measurement needs the attribute.</w:t>
+      </w:r>
+    </w:p>
+    <w:p>
+      <w:pPr>
+        <w:pStyle w:val="ListBullet"/>
+      </w:pPr>
+      <w:r>
+        <w:rPr>
+          <w:b w:val="0"/>
+          <w:i w:val="0"/>
+        </w:rPr>
+        <w:t>r2) Removing features never changes a model.</w:t>
+      </w:r>
+    </w:p>
+    <w:p>
+      <w:pPr>
+        <w:pStyle w:val="Heading5"/>
+      </w:pPr>
+      <w:r>
+        <w:t>Exercise 2. Predict the output (level 2)</w:t>
+      </w:r>
+    </w:p>
+    <w:p>
+      <w:r>
+        <w:rPr>
+          <w:b w:val="0"/>
+          <w:i w:val="0"/>
+        </w:rPr>
+        <w:t>What does this print?</w:t>
+      </w:r>
+    </w:p>
+    <w:tbl>
+      <w:tblPr>
+        <w:tblW w:type="auto" w:w="0"/>
+        <w:jc w:val="left"/>
+        <w:tblLook w:firstColumn="1" w:firstRow="1" w:lastColumn="0" w:lastRow="0" w:noHBand="0" w:noVBand="1" w:val="04A0"/>
+      </w:tblPr>
+      <w:tblGrid>
+        <w:gridCol w:w="8221"/>
+      </w:tblGrid>
+      <w:tr>
+        <w:tc>
+          <w:tcPr>
+            <w:tcW w:type="dxa" w:w="8221"/>
+            <w:shd w:val="clear" w:color="auto" w:fill="F2F4F7"/>
+          </w:tcPr>
+          <w:p>
+            <w:pPr>
+              <w:spacing w:before="0" w:after="0" w:line="240" w:lineRule="auto"/>
+              <w:ind w:left="567" w:hanging="567"/>
+            </w:pPr>
+            <w:r>
+              <w:rPr>
+                <w:rFonts w:ascii="Consolas" w:hAnsi="Consolas" w:eastAsia="Consolas"/>
+                <w:b w:val="0"/>
+                <w:color w:val="5B6875"/>
+                <w:sz w:val="16"/>
+              </w:rPr>
+              <w:t xml:space="preserve">   1  </w:t>
+            </w:r>
+            <w:r>
+              <w:rPr>
+                <w:rFonts w:ascii="Consolas" w:hAnsi="Consolas" w:eastAsia="Consolas"/>
+                <w:b w:val="0"/>
+                <w:sz w:val="16"/>
+              </w:rPr>
+              <w:t>groups = {"A": {"tp": 65, "pos": 100, "fp": 150, "neg": 390}, "B": {"tp": 15, "pos": 100, "fp": 25, "neg": 900}}</w:t>
+            </w:r>
+          </w:p>
+          <w:p>
+            <w:pPr>
+              <w:spacing w:before="0" w:after="0" w:line="240" w:lineRule="auto"/>
+              <w:ind w:left="567" w:hanging="567"/>
+            </w:pPr>
+            <w:r>
+              <w:rPr>
+                <w:rFonts w:ascii="Consolas" w:hAnsi="Consolas" w:eastAsia="Consolas"/>
+                <w:b w:val="0"/>
+                <w:color w:val="5B6875"/>
+                <w:sz w:val="16"/>
+              </w:rPr>
+              <w:t xml:space="preserve">   2  </w:t>
+            </w:r>
+            <w:r>
+              <w:rPr>
+                <w:rFonts w:ascii="Consolas" w:hAnsi="Consolas" w:eastAsia="Consolas"/>
+                <w:b w:val="0"/>
+                <w:sz w:val="16"/>
+              </w:rPr>
+              <w:t>for name, g in groups.items():</w:t>
+            </w:r>
+          </w:p>
+          <w:p>
+            <w:pPr>
+              <w:spacing w:before="0" w:after="0" w:line="240" w:lineRule="auto"/>
+              <w:ind w:left="567" w:hanging="567"/>
+            </w:pPr>
+            <w:r>
+              <w:rPr>
+                <w:rFonts w:ascii="Consolas" w:hAnsi="Consolas" w:eastAsia="Consolas"/>
+                <w:b w:val="0"/>
+                <w:color w:val="5B6875"/>
+                <w:sz w:val="16"/>
+              </w:rPr>
+              <w:t xml:space="preserve">   3  </w:t>
+            </w:r>
+            <w:r>
+              <w:rPr>
+                <w:rFonts w:ascii="Consolas" w:hAnsi="Consolas" w:eastAsia="Consolas"/>
+                <w:b w:val="0"/>
+                <w:sz w:val="16"/>
+              </w:rPr>
+              <w:t xml:space="preserve">    print(name, round(g["tp"] / g["pos"], 2), round(g["fp"] / g["neg"], 2))</w:t>
             </w:r>
           </w:p>
         </w:tc>
@@ -4829,7 +5181,7 @@
         <w:pStyle w:val="Heading5"/>
       </w:pPr>
       <w:r>
-        <w:t>Exercise 4. Write the function (level 3)</w:t>
+        <w:t>Exercise 3. Fill the gap (level 2)</w:t>
       </w:r>
     </w:p>
     <w:p>
@@ -4838,6 +5190,133 @@
           <w:b w:val="0"/>
           <w:i w:val="0"/>
         </w:rPr>
+        <w:t xml:space="preserve">Compute one group's true positive rate and false positive rate from boolean Series </w:t>
+      </w:r>
+      <w:r>
+        <w:rPr>
+          <w:rFonts w:ascii="Consolas" w:hAnsi="Consolas" w:eastAsia="Consolas"/>
+          <w:b w:val="0"/>
+          <w:sz w:val="19"/>
+        </w:rPr>
+        <w:t>flag</w:t>
+      </w:r>
+      <w:r>
+        <w:rPr>
+          <w:b w:val="0"/>
+          <w:i w:val="0"/>
+        </w:rPr>
+        <w:t xml:space="preserve">, </w:t>
+      </w:r>
+      <w:r>
+        <w:rPr>
+          <w:rFonts w:ascii="Consolas" w:hAnsi="Consolas" w:eastAsia="Consolas"/>
+          <w:b w:val="0"/>
+          <w:sz w:val="19"/>
+        </w:rPr>
+        <w:t>pos</w:t>
+      </w:r>
+      <w:r>
+        <w:rPr>
+          <w:b w:val="0"/>
+          <w:i w:val="0"/>
+        </w:rPr>
+        <w:t xml:space="preserve"> and </w:t>
+      </w:r>
+      <w:r>
+        <w:rPr>
+          <w:rFonts w:ascii="Consolas" w:hAnsi="Consolas" w:eastAsia="Consolas"/>
+          <w:b w:val="0"/>
+          <w:sz w:val="19"/>
+        </w:rPr>
+        <w:t>neg</w:t>
+      </w:r>
+      <w:r>
+        <w:rPr>
+          <w:b w:val="0"/>
+          <w:i w:val="0"/>
+        </w:rPr>
+        <w:t>.</w:t>
+      </w:r>
+    </w:p>
+    <w:tbl>
+      <w:tblPr>
+        <w:tblW w:type="auto" w:w="0"/>
+        <w:jc w:val="left"/>
+        <w:tblLook w:firstColumn="1" w:firstRow="1" w:lastColumn="0" w:lastRow="0" w:noHBand="0" w:noVBand="1" w:val="04A0"/>
+      </w:tblPr>
+      <w:tblGrid>
+        <w:gridCol w:w="8221"/>
+      </w:tblGrid>
+      <w:tr>
+        <w:tc>
+          <w:tcPr>
+            <w:tcW w:type="dxa" w:w="8221"/>
+            <w:shd w:val="clear" w:color="auto" w:fill="F2F4F7"/>
+          </w:tcPr>
+          <w:p>
+            <w:pPr>
+              <w:spacing w:before="0" w:after="0" w:line="240" w:lineRule="auto"/>
+              <w:ind w:left="567" w:hanging="567"/>
+            </w:pPr>
+            <w:r>
+              <w:rPr>
+                <w:rFonts w:ascii="Consolas" w:hAnsi="Consolas" w:eastAsia="Consolas"/>
+                <w:b w:val="0"/>
+                <w:color w:val="5B6875"/>
+                <w:sz w:val="16"/>
+              </w:rPr>
+              <w:t xml:space="preserve">   1  </w:t>
+            </w:r>
+            <w:r>
+              <w:rPr>
+                <w:rFonts w:ascii="Consolas" w:hAnsi="Consolas" w:eastAsia="Consolas"/>
+                <w:b w:val="0"/>
+                <w:sz w:val="16"/>
+              </w:rPr>
+              <w:t>tpr = (flag &amp; _____(1)).sum() / pos.sum()</w:t>
+            </w:r>
+          </w:p>
+          <w:p>
+            <w:pPr>
+              <w:spacing w:before="0" w:after="0" w:line="240" w:lineRule="auto"/>
+              <w:ind w:left="567" w:hanging="567"/>
+            </w:pPr>
+            <w:r>
+              <w:rPr>
+                <w:rFonts w:ascii="Consolas" w:hAnsi="Consolas" w:eastAsia="Consolas"/>
+                <w:b w:val="0"/>
+                <w:color w:val="5B6875"/>
+                <w:sz w:val="16"/>
+              </w:rPr>
+              <w:t xml:space="preserve">   2  </w:t>
+            </w:r>
+            <w:r>
+              <w:rPr>
+                <w:rFonts w:ascii="Consolas" w:hAnsi="Consolas" w:eastAsia="Consolas"/>
+                <w:b w:val="0"/>
+                <w:sz w:val="16"/>
+              </w:rPr>
+              <w:t>fpr = (flag &amp; _____(2)).sum() / neg.sum()</w:t>
+            </w:r>
+          </w:p>
+        </w:tc>
+      </w:tr>
+    </w:tbl>
+    <w:p/>
+    <w:p>
+      <w:pPr>
+        <w:pStyle w:val="Heading5"/>
+      </w:pPr>
+      <w:r>
+        <w:t>Exercise 4. Write the function (level 3)</w:t>
+      </w:r>
+    </w:p>
+    <w:p>
+      <w:r>
+        <w:rPr>
+          <w:b w:val="0"/>
+          <w:i w:val="0"/>
+        </w:rPr>
         <w:t xml:space="preserve">Write </w:t>
       </w:r>
       <w:r>
@@ -5036,6 +5515,194 @@
         <w:t xml:space="preserve"> when it has no negatives.</w:t>
       </w:r>
     </w:p>
+    <w:p>
+      <w:r>
+        <w:rPr>
+          <w:b w:val="0"/>
+          <w:i w:val="0"/>
+        </w:rPr>
+        <w:t>Your code must pass these checks:</w:t>
+      </w:r>
+    </w:p>
+    <w:p>
+      <w:pPr>
+        <w:pStyle w:val="ListBullet"/>
+      </w:pPr>
+      <w:r>
+        <w:rPr>
+          <w:b w:val="0"/>
+          <w:i w:val="0"/>
+        </w:rPr>
+        <w:t>Return the columns in order, one row per group, sorted.</w:t>
+      </w:r>
+    </w:p>
+    <w:p>
+      <w:pPr>
+        <w:pStyle w:val="ListBullet"/>
+      </w:pPr>
+      <w:r>
+        <w:rPr>
+          <w:b w:val="0"/>
+          <w:i w:val="0"/>
+        </w:rPr>
+        <w:t>selection_rate is the share flagged. TPR divides by positives, FPR by negatives.</w:t>
+      </w:r>
+    </w:p>
+    <w:p>
+      <w:pPr>
+        <w:pStyle w:val="ListBullet"/>
+      </w:pPr>
+      <w:r>
+        <w:rPr>
+          <w:b w:val="0"/>
+          <w:i w:val="0"/>
+        </w:rPr>
+        <w:t>A group with no negatives has no FPR: return None.</w:t>
+      </w:r>
+    </w:p>
+    <w:p>
+      <w:r>
+        <w:rPr>
+          <w:b w:val="0"/>
+          <w:i w:val="0"/>
+        </w:rPr>
+        <w:t>Shape of the answer. The reference solution defines these names. Write the bodies yourself.</w:t>
+      </w:r>
+    </w:p>
+    <w:tbl>
+      <w:tblPr>
+        <w:tblW w:type="auto" w:w="0"/>
+        <w:jc w:val="left"/>
+        <w:tblLook w:firstColumn="1" w:firstRow="1" w:lastColumn="0" w:lastRow="0" w:noHBand="0" w:noVBand="1" w:val="04A0"/>
+      </w:tblPr>
+      <w:tblGrid>
+        <w:gridCol w:w="8221"/>
+      </w:tblGrid>
+      <w:tr>
+        <w:tc>
+          <w:tcPr>
+            <w:tcW w:type="dxa" w:w="8221"/>
+            <w:shd w:val="clear" w:color="auto" w:fill="F2F4F7"/>
+          </w:tcPr>
+          <w:p>
+            <w:pPr>
+              <w:spacing w:before="0" w:after="0" w:line="240" w:lineRule="auto"/>
+              <w:ind w:left="567" w:hanging="567"/>
+            </w:pPr>
+            <w:r>
+              <w:rPr>
+                <w:rFonts w:ascii="Consolas" w:hAnsi="Consolas" w:eastAsia="Consolas"/>
+                <w:b w:val="0"/>
+                <w:color w:val="5B6875"/>
+                <w:sz w:val="16"/>
+              </w:rPr>
+              <w:t xml:space="preserve">   1  </w:t>
+            </w:r>
+            <w:r>
+              <w:rPr>
+                <w:rFonts w:ascii="Consolas" w:hAnsi="Consolas" w:eastAsia="Consolas"/>
+                <w:b w:val="0"/>
+                <w:sz w:val="16"/>
+              </w:rPr>
+              <w:t># Selection rate, TPR and FPR per group, with counts.</w:t>
+            </w:r>
+          </w:p>
+          <w:p>
+            <w:pPr>
+              <w:spacing w:before="0" w:after="0" w:line="240" w:lineRule="auto"/>
+              <w:ind w:left="567" w:hanging="567"/>
+            </w:pPr>
+            <w:r>
+              <w:rPr>
+                <w:rFonts w:ascii="Consolas" w:hAnsi="Consolas" w:eastAsia="Consolas"/>
+                <w:b w:val="0"/>
+                <w:color w:val="5B6875"/>
+                <w:sz w:val="16"/>
+              </w:rPr>
+              <w:t xml:space="preserve">   2  </w:t>
+            </w:r>
+            <w:r>
+              <w:rPr>
+                <w:rFonts w:ascii="Consolas" w:hAnsi="Consolas" w:eastAsia="Consolas"/>
+                <w:b w:val="0"/>
+                <w:sz w:val="16"/>
+              </w:rPr>
+              <w:t>def group_rates(</w:t>
+            </w:r>
+          </w:p>
+          <w:p>
+            <w:pPr>
+              <w:spacing w:before="0" w:after="0" w:line="240" w:lineRule="auto"/>
+              <w:ind w:left="567" w:hanging="567"/>
+            </w:pPr>
+            <w:r>
+              <w:rPr>
+                <w:rFonts w:ascii="Consolas" w:hAnsi="Consolas" w:eastAsia="Consolas"/>
+                <w:b w:val="0"/>
+                <w:color w:val="5B6875"/>
+                <w:sz w:val="16"/>
+              </w:rPr>
+              <w:t xml:space="preserve">   3  </w:t>
+            </w:r>
+            <w:r>
+              <w:rPr>
+                <w:rFonts w:ascii="Consolas" w:hAnsi="Consolas" w:eastAsia="Consolas"/>
+                <w:b w:val="0"/>
+                <w:sz w:val="16"/>
+              </w:rPr>
+              <w:t xml:space="preserve">    df: pd.DataFrame,</w:t>
+            </w:r>
+          </w:p>
+          <w:p>
+            <w:pPr>
+              <w:spacing w:before="0" w:after="0" w:line="240" w:lineRule="auto"/>
+              <w:ind w:left="567" w:hanging="567"/>
+            </w:pPr>
+            <w:r>
+              <w:rPr>
+                <w:rFonts w:ascii="Consolas" w:hAnsi="Consolas" w:eastAsia="Consolas"/>
+                <w:b w:val="0"/>
+                <w:color w:val="5B6875"/>
+                <w:sz w:val="16"/>
+              </w:rPr>
+              <w:t xml:space="preserve">   4  </w:t>
+            </w:r>
+            <w:r>
+              <w:rPr>
+                <w:rFonts w:ascii="Consolas" w:hAnsi="Consolas" w:eastAsia="Consolas"/>
+                <w:b w:val="0"/>
+                <w:sz w:val="16"/>
+              </w:rPr>
+              <w:t xml:space="preserve">    group: str,</w:t>
+            </w:r>
+          </w:p>
+          <w:p>
+            <w:pPr>
+              <w:spacing w:before="0" w:after="0" w:line="240" w:lineRule="auto"/>
+              <w:ind w:left="567" w:hanging="567"/>
+            </w:pPr>
+            <w:r>
+              <w:rPr>
+                <w:rFonts w:ascii="Consolas" w:hAnsi="Consolas" w:eastAsia="Consolas"/>
+                <w:b w:val="0"/>
+                <w:color w:val="5B6875"/>
+                <w:sz w:val="16"/>
+              </w:rPr>
+              <w:t xml:space="preserve">   5  </w:t>
+            </w:r>
+            <w:r>
+              <w:rPr>
+                <w:rFonts w:ascii="Consolas" w:hAnsi="Consolas" w:eastAsia="Consolas"/>
+                <w:b w:val="0"/>
+                <w:sz w:val="16"/>
+              </w:rPr>
+              <w:t>) -&gt; pd.DataFrame: ...</w:t>
+            </w:r>
+          </w:p>
+        </w:tc>
+      </w:tr>
+    </w:tbl>
+    <w:p/>
     <w:p>
       <w:r>
         <w:rPr>

--- a/site/downloads/handbook-B13.docx
+++ b/site/downloads/handbook-B13.docx
@@ -3230,6 +3230,157 @@
         <w:t>A GradientBoostingClassifier row has base value -1.2 (log-odds) and SHAP values 0.8, 0.5 and -0.3. What does this print?</w:t>
       </w:r>
     </w:p>
+    <w:p>
+      <w:r>
+        <w:rPr>
+          <w:b/>
+          <w:i w:val="0"/>
+        </w:rPr>
+        <w:t>What you need to know.</w:t>
+      </w:r>
+    </w:p>
+    <w:p>
+      <w:r>
+        <w:rPr>
+          <w:b w:val="0"/>
+          <w:i w:val="0"/>
+        </w:rPr>
+        <w:t xml:space="preserve">Log-odds convert to a probability with the logistic function: </w:t>
+      </w:r>
+      <w:r>
+        <w:rPr>
+          <w:rFonts w:ascii="Consolas" w:hAnsi="Consolas" w:eastAsia="Consolas"/>
+          <w:b w:val="0"/>
+          <w:sz w:val="19"/>
+        </w:rPr>
+        <w:t>p = 1 / (1 + e^(-log_odds))</w:t>
+      </w:r>
+      <w:r>
+        <w:rPr>
+          <w:b w:val="0"/>
+          <w:i w:val="0"/>
+        </w:rPr>
+        <w:t xml:space="preserve">. </w:t>
+      </w:r>
+      <w:r>
+        <w:rPr>
+          <w:rFonts w:ascii="Consolas" w:hAnsi="Consolas" w:eastAsia="Consolas"/>
+          <w:b w:val="0"/>
+          <w:sz w:val="19"/>
+        </w:rPr>
+        <w:t>math.exp(x)</w:t>
+      </w:r>
+      <w:r>
+        <w:rPr>
+          <w:b w:val="0"/>
+          <w:i w:val="0"/>
+        </w:rPr>
+        <w:t xml:space="preserve"> computes </w:t>
+      </w:r>
+      <w:r>
+        <w:rPr>
+          <w:rFonts w:ascii="Consolas" w:hAnsi="Consolas" w:eastAsia="Consolas"/>
+          <w:b w:val="0"/>
+          <w:sz w:val="19"/>
+        </w:rPr>
+        <w:t>e^x</w:t>
+      </w:r>
+      <w:r>
+        <w:rPr>
+          <w:b w:val="0"/>
+          <w:i w:val="0"/>
+        </w:rPr>
+        <w:t>.</w:t>
+      </w:r>
+    </w:p>
+    <w:tbl>
+      <w:tblPr>
+        <w:tblW w:type="auto" w:w="0"/>
+        <w:jc w:val="left"/>
+        <w:tblLook w:firstColumn="1" w:firstRow="1" w:lastColumn="0" w:lastRow="0" w:noHBand="0" w:noVBand="1" w:val="04A0"/>
+      </w:tblPr>
+      <w:tblGrid>
+        <w:gridCol w:w="8221"/>
+      </w:tblGrid>
+      <w:tr>
+        <w:tc>
+          <w:tcPr>
+            <w:tcW w:type="dxa" w:w="8221"/>
+            <w:shd w:val="clear" w:color="auto" w:fill="F2F4F7"/>
+          </w:tcPr>
+          <w:p>
+            <w:pPr>
+              <w:spacing w:before="0" w:after="0" w:line="240" w:lineRule="auto"/>
+              <w:ind w:left="567" w:hanging="567"/>
+            </w:pPr>
+            <w:r>
+              <w:rPr>
+                <w:rFonts w:ascii="Consolas" w:hAnsi="Consolas" w:eastAsia="Consolas"/>
+                <w:b w:val="0"/>
+                <w:color w:val="5B6875"/>
+                <w:sz w:val="16"/>
+              </w:rPr>
+              <w:t xml:space="preserve">   1  </w:t>
+            </w:r>
+            <w:r>
+              <w:rPr>
+                <w:rFonts w:ascii="Consolas" w:hAnsi="Consolas" w:eastAsia="Consolas"/>
+                <w:b w:val="0"/>
+                <w:sz w:val="16"/>
+              </w:rPr>
+              <w:t>import math</w:t>
+            </w:r>
+          </w:p>
+          <w:p>
+            <w:pPr>
+              <w:spacing w:before="0" w:after="0" w:line="240" w:lineRule="auto"/>
+              <w:ind w:left="567" w:hanging="567"/>
+            </w:pPr>
+            <w:r>
+              <w:rPr>
+                <w:rFonts w:ascii="Consolas" w:hAnsi="Consolas" w:eastAsia="Consolas"/>
+                <w:b w:val="0"/>
+                <w:color w:val="5B6875"/>
+                <w:sz w:val="16"/>
+              </w:rPr>
+              <w:t xml:space="preserve">   2  </w:t>
+            </w:r>
+            <w:r>
+              <w:rPr>
+                <w:rFonts w:ascii="Consolas" w:hAnsi="Consolas" w:eastAsia="Consolas"/>
+                <w:b w:val="0"/>
+                <w:sz w:val="16"/>
+              </w:rPr>
+              <w:t xml:space="preserve"> </w:t>
+            </w:r>
+          </w:p>
+          <w:p>
+            <w:pPr>
+              <w:spacing w:before="0" w:after="0" w:line="240" w:lineRule="auto"/>
+              <w:ind w:left="567" w:hanging="567"/>
+            </w:pPr>
+            <w:r>
+              <w:rPr>
+                <w:rFonts w:ascii="Consolas" w:hAnsi="Consolas" w:eastAsia="Consolas"/>
+                <w:b w:val="0"/>
+                <w:color w:val="5B6875"/>
+                <w:sz w:val="16"/>
+              </w:rPr>
+              <w:t xml:space="preserve">   3  </w:t>
+            </w:r>
+            <w:r>
+              <w:rPr>
+                <w:rFonts w:ascii="Consolas" w:hAnsi="Consolas" w:eastAsia="Consolas"/>
+                <w:b w:val="0"/>
+                <w:sz w:val="16"/>
+              </w:rPr>
+              <w:t>1 / (1 + math.exp(-0.0))   # 0.5: log-odds 0 means even odds</w:t>
+            </w:r>
+          </w:p>
+        </w:tc>
+      </w:tr>
+    </w:tbl>
+    <w:p/>
     <w:tbl>
       <w:tblPr>
         <w:tblW w:type="auto" w:w="0"/>

--- a/site/downloads/handbook-B13.docx
+++ b/site/downloads/handbook-B13.docx
@@ -6201,6 +6201,15 @@
           <w:i w:val="0"/>
         </w:rPr>
         <w:t>☐ Tests cover edge cases, including empty inputs and zeros.</w:t>
+      </w:r>
+    </w:p>
+    <w:p>
+      <w:r>
+        <w:rPr>
+          <w:b w:val="0"/>
+          <w:i w:val="0"/>
+        </w:rPr>
+        <w:t>☐ Tests use fixtures and parametrize, compare numbers with stated tolerances, isolate I/O, and run with coverage in CI.</w:t>
       </w:r>
     </w:p>
     <w:p>
